--- a/1RECORD FINAL.docx
+++ b/1RECORD FINAL.docx
@@ -1,6 +1,6 @@
 
 <file path=word/document.xml><?xml version="1.0" encoding="utf-8"?>
-<w:document xmlns:wpc="http://schemas.microsoft.com/office/word/2010/wordprocessingCanvas" xmlns:cx="http://schemas.microsoft.com/office/drawing/2014/chartex" xmlns:cx1="http://schemas.microsoft.com/office/drawing/2015/9/8/chartex" xmlns:mc="http://schemas.openxmlformats.org/markup-compatibility/2006" xmlns:o="urn:schemas-microsoft-com:office:office" xmlns:r="http://schemas.openxmlformats.org/officeDocument/2006/relationships" xmlns:m="http://schemas.openxmlformats.org/officeDocument/2006/math" xmlns:v="urn:schemas-microsoft-com:vml" xmlns:wp14="http://schemas.microsoft.com/office/word/2010/wordprocessingDrawing" xmlns:wp="http://schemas.openxmlformats.org/drawingml/2006/wordprocessingDrawing" xmlns:w10="urn:schemas-microsoft-com:office:word" xmlns:w="http://schemas.openxmlformats.org/wordprocessingml/2006/main" xmlns:w14="http://schemas.microsoft.com/office/word/2010/wordml" xmlns:w15="http://schemas.microsoft.com/office/word/2012/wordml" xmlns:w16se="http://schemas.microsoft.com/office/word/2015/wordml/symex" xmlns:wpg="http://schemas.microsoft.com/office/word/2010/wordprocessingGroup" xmlns:wpi="http://schemas.microsoft.com/office/word/2010/wordprocessingInk" xmlns:wne="http://schemas.microsoft.com/office/word/2006/wordml" xmlns:wps="http://schemas.microsoft.com/office/word/2010/wordprocessingShape" mc:Ignorable="w14 w15 w16se wp14">
+<w:document xmlns:wpc="http://schemas.microsoft.com/office/word/2010/wordprocessingCanvas" xmlns:cx="http://schemas.microsoft.com/office/drawing/2014/chartex" xmlns:mc="http://schemas.openxmlformats.org/markup-compatibility/2006" xmlns:o="urn:schemas-microsoft-com:office:office" xmlns:r="http://schemas.openxmlformats.org/officeDocument/2006/relationships" xmlns:m="http://schemas.openxmlformats.org/officeDocument/2006/math" xmlns:v="urn:schemas-microsoft-com:vml" xmlns:wp14="http://schemas.microsoft.com/office/word/2010/wordprocessingDrawing" xmlns:wp="http://schemas.openxmlformats.org/drawingml/2006/wordprocessingDrawing" xmlns:w10="urn:schemas-microsoft-com:office:word" xmlns:w="http://schemas.openxmlformats.org/wordprocessingml/2006/main" xmlns:w14="http://schemas.microsoft.com/office/word/2010/wordml" xmlns:w15="http://schemas.microsoft.com/office/word/2012/wordml" xmlns:w16se="http://schemas.microsoft.com/office/word/2015/wordml/symex" xmlns:wpg="http://schemas.microsoft.com/office/word/2010/wordprocessingGroup" xmlns:wpi="http://schemas.microsoft.com/office/word/2010/wordprocessingInk" xmlns:wne="http://schemas.microsoft.com/office/word/2006/wordml" xmlns:wps="http://schemas.microsoft.com/office/word/2010/wordprocessingShape" mc:Ignorable="w14 w15 w16se wp14">
   <w:body>
     <w:p>
       <w:pPr>
@@ -846,6 +846,8 @@
         </w:rPr>
         <w:br w:type="page"/>
       </w:r>
+      <w:bookmarkStart w:id="0" w:name="_GoBack"/>
+      <w:bookmarkEnd w:id="0"/>
     </w:p>
     <w:p>
       <w:pPr>
@@ -1965,10 +1967,10 @@
               <w:ind w:left="1449" w:right="277" w:hanging="1400"/>
               <w:jc w:val="center"/>
               <w:rPr>
-                <w:del w:id="0" w:author="Murshida" w:date="2026-10-28T12:35:00Z"/>
+                <w:del w:id="1" w:author="Murshida" w:date="2026-10-28T12:35:00Z"/>
                 <w:sz w:val="24"/>
               </w:rPr>
-              <w:pPrChange w:id="1" w:author="Murshida" w:date="2026-10-28T12:46:00Z">
+              <w:pPrChange w:id="2" w:author="Murshida" w:date="2026-10-28T12:46:00Z">
                 <w:pPr>
                   <w:pStyle w:val="TableParagraph"/>
                   <w:spacing w:before="176"/>
@@ -1976,7 +1978,7 @@
                 </w:pPr>
               </w:pPrChange>
             </w:pPr>
-            <w:del w:id="2" w:author="Murshida" w:date="2026-10-28T12:35:00Z">
+            <w:del w:id="3" w:author="Murshida" w:date="2026-10-28T12:35:00Z">
               <w:r>
                 <w:rPr>
                   <w:sz w:val="24"/>
@@ -1990,7 +1992,7 @@
               </w:rPr>
               <w:t>Maximum and Minimum</w:t>
             </w:r>
-            <w:ins w:id="3" w:author="Murshida" w:date="2026-10-28T12:36:00Z">
+            <w:ins w:id="4" w:author="Murshida" w:date="2026-10-28T12:36:00Z">
               <w:r>
                 <w:rPr>
                   <w:sz w:val="24"/>
@@ -2005,10 +2007,10 @@
               <w:ind w:left="1449" w:right="277" w:hanging="1400"/>
               <w:jc w:val="center"/>
               <w:rPr>
-                <w:ins w:id="4" w:author="Murshida" w:date="2026-10-28T12:36:00Z"/>
+                <w:ins w:id="5" w:author="Murshida" w:date="2026-10-28T12:36:00Z"/>
                 <w:sz w:val="24"/>
               </w:rPr>
-              <w:pPrChange w:id="5" w:author="Murshida" w:date="2026-10-28T12:46:00Z">
+              <w:pPrChange w:id="6" w:author="Murshida" w:date="2026-10-28T12:46:00Z">
                 <w:pPr>
                   <w:pStyle w:val="TableParagraph"/>
                   <w:spacing w:before="176"/>
@@ -2031,7 +2033,7 @@
               <w:rPr>
                 <w:sz w:val="24"/>
               </w:rPr>
-              <w:pPrChange w:id="6" w:author="Murshida" w:date="2026-10-28T12:45:00Z">
+              <w:pPrChange w:id="7" w:author="Murshida" w:date="2026-10-28T12:45:00Z">
                 <w:pPr>
                   <w:pStyle w:val="TableParagraph"/>
                   <w:spacing w:before="176"/>
@@ -2060,7 +2062,7 @@
                 <w:sz w:val="24"/>
               </w:rPr>
             </w:pPr>
-            <w:ins w:id="7" w:author="Murshida" w:date="2026-10-28T12:25:00Z">
+            <w:ins w:id="8" w:author="Murshida" w:date="2026-10-28T12:25:00Z">
               <w:r>
                 <w:rPr>
                   <w:sz w:val="24"/>
@@ -2068,7 +2070,7 @@
                 <w:t>2</w:t>
               </w:r>
             </w:ins>
-            <w:del w:id="8" w:author="Murshida" w:date="2026-10-28T12:25:00Z">
+            <w:del w:id="9" w:author="Murshida" w:date="2026-10-28T12:25:00Z">
               <w:r>
                 <w:rPr>
                   <w:sz w:val="24"/>
@@ -2195,7 +2197,7 @@
                 <w:sz w:val="24"/>
               </w:rPr>
             </w:pPr>
-            <w:ins w:id="9" w:author="Murshida" w:date="2026-10-28T12:25:00Z">
+            <w:ins w:id="10" w:author="Murshida" w:date="2026-10-28T12:25:00Z">
               <w:r>
                 <w:rPr>
                   <w:sz w:val="24"/>
@@ -2203,7 +2205,7 @@
                 <w:t>3</w:t>
               </w:r>
             </w:ins>
-            <w:del w:id="10" w:author="Murshida" w:date="2026-10-28T12:25:00Z">
+            <w:del w:id="11" w:author="Murshida" w:date="2026-10-28T12:25:00Z">
               <w:r>
                 <w:rPr>
                   <w:sz w:val="24"/>
@@ -2307,7 +2309,7 @@
               <w:ind w:left="6" w:right="2"/>
               <w:jc w:val="center"/>
               <w:rPr>
-                <w:ins w:id="11" w:author="Murshida" w:date="2026-10-28T12:37:00Z"/>
+                <w:ins w:id="12" w:author="Murshida" w:date="2026-10-28T12:37:00Z"/>
                 <w:sz w:val="24"/>
               </w:rPr>
             </w:pPr>
@@ -2317,7 +2319,7 @@
               </w:rPr>
               <w:t xml:space="preserve">Job Sequencing </w:t>
             </w:r>
-            <w:ins w:id="12" w:author="Murshida" w:date="2026-10-28T12:37:00Z">
+            <w:ins w:id="13" w:author="Murshida" w:date="2026-10-28T12:37:00Z">
               <w:r>
                 <w:rPr>
                   <w:sz w:val="24"/>
@@ -2357,7 +2359,7 @@
                 <w:sz w:val="24"/>
               </w:rPr>
             </w:pPr>
-            <w:ins w:id="13" w:author="Murshida" w:date="2026-10-28T12:25:00Z">
+            <w:ins w:id="14" w:author="Murshida" w:date="2026-10-28T12:25:00Z">
               <w:r>
                 <w:rPr>
                   <w:sz w:val="24"/>
@@ -2365,7 +2367,7 @@
                 <w:t>5</w:t>
               </w:r>
             </w:ins>
-            <w:del w:id="14" w:author="Murshida" w:date="2026-10-28T12:25:00Z">
+            <w:del w:id="15" w:author="Murshida" w:date="2026-10-28T12:25:00Z">
               <w:r>
                 <w:rPr>
                   <w:sz w:val="24"/>
@@ -2477,7 +2479,7 @@
               </w:rPr>
               <w:t>Prim’s Algorithm</w:t>
             </w:r>
-            <w:ins w:id="15" w:author="Murshida" w:date="2026-10-28T12:37:00Z">
+            <w:ins w:id="16" w:author="Murshida" w:date="2026-10-28T12:37:00Z">
               <w:r>
                 <w:rPr>
                   <w:sz w:val="24"/>
@@ -2500,7 +2502,7 @@
                 <w:sz w:val="24"/>
               </w:rPr>
             </w:pPr>
-            <w:ins w:id="16" w:author="Murshida" w:date="2026-10-28T12:25:00Z">
+            <w:ins w:id="17" w:author="Murshida" w:date="2026-10-28T12:25:00Z">
               <w:r>
                 <w:rPr>
                   <w:sz w:val="24"/>
@@ -2508,7 +2510,7 @@
                 <w:t>7</w:t>
               </w:r>
             </w:ins>
-            <w:del w:id="17" w:author="Murshida" w:date="2026-10-28T12:25:00Z">
+            <w:del w:id="18" w:author="Murshida" w:date="2026-10-28T12:25:00Z">
               <w:r>
                 <w:rPr>
                   <w:sz w:val="24"/>
@@ -2610,10 +2612,10 @@
               <w:pStyle w:val="TableParagraph"/>
               <w:ind w:left="1432" w:right="471" w:hanging="956"/>
               <w:rPr>
-                <w:ins w:id="18" w:author="Murshida" w:date="2026-10-28T12:38:00Z"/>
+                <w:ins w:id="19" w:author="Murshida" w:date="2026-10-28T12:38:00Z"/>
                 <w:sz w:val="24"/>
               </w:rPr>
-              <w:pPrChange w:id="19" w:author="Murshida" w:date="2026-10-28T12:46:00Z">
+              <w:pPrChange w:id="20" w:author="Murshida" w:date="2026-10-28T12:46:00Z">
                 <w:pPr>
                   <w:pStyle w:val="TableParagraph"/>
                   <w:spacing w:before="215"/>
@@ -2628,7 +2630,7 @@
               </w:rPr>
               <w:t>Traveling Salesman Problem</w:t>
             </w:r>
-            <w:ins w:id="20" w:author="Murshida" w:date="2026-10-28T12:37:00Z">
+            <w:ins w:id="21" w:author="Murshida" w:date="2026-10-28T12:37:00Z">
               <w:r>
                 <w:rPr>
                   <w:sz w:val="24"/>
@@ -2645,7 +2647,7 @@
               <w:rPr>
                 <w:sz w:val="24"/>
               </w:rPr>
-              <w:pPrChange w:id="21" w:author="Murshida" w:date="2026-10-28T12:46:00Z">
+              <w:pPrChange w:id="22" w:author="Murshida" w:date="2026-10-28T12:46:00Z">
                 <w:pPr>
                   <w:pStyle w:val="TableParagraph"/>
                   <w:spacing w:before="215"/>
@@ -2654,7 +2656,7 @@
                 </w:pPr>
               </w:pPrChange>
             </w:pPr>
-            <w:ins w:id="22" w:author="Murshida" w:date="2026-10-28T12:37:00Z">
+            <w:ins w:id="23" w:author="Murshida" w:date="2026-10-28T12:37:00Z">
               <w:r>
                 <w:rPr>
                   <w:sz w:val="24"/>
@@ -2662,7 +2664,7 @@
                 <w:t>Dynamic Programm</w:t>
               </w:r>
             </w:ins>
-            <w:ins w:id="23" w:author="Murshida" w:date="2026-10-28T12:38:00Z">
+            <w:ins w:id="24" w:author="Murshida" w:date="2026-10-28T12:38:00Z">
               <w:r>
                 <w:rPr>
                   <w:sz w:val="24"/>
@@ -2685,7 +2687,7 @@
                 <w:sz w:val="24"/>
               </w:rPr>
             </w:pPr>
-            <w:ins w:id="24" w:author="Murshida" w:date="2026-10-28T12:25:00Z">
+            <w:ins w:id="25" w:author="Murshida" w:date="2026-10-28T12:25:00Z">
               <w:r>
                 <w:rPr>
                   <w:sz w:val="24"/>
@@ -2693,7 +2695,7 @@
                 <w:t>9</w:t>
               </w:r>
             </w:ins>
-            <w:del w:id="25" w:author="Murshida" w:date="2026-10-28T12:25:00Z">
+            <w:del w:id="26" w:author="Murshida" w:date="2026-10-28T12:25:00Z">
               <w:r>
                 <w:rPr>
                   <w:sz w:val="24"/>
@@ -2826,7 +2828,7 @@
               </w:rPr>
               <w:t>1</w:t>
             </w:r>
-            <w:ins w:id="26" w:author="Murshida" w:date="2026-10-28T12:25:00Z">
+            <w:ins w:id="27" w:author="Murshida" w:date="2026-10-28T12:25:00Z">
               <w:r>
                 <w:rPr>
                   <w:sz w:val="24"/>
@@ -2834,7 +2836,7 @@
                 <w:t>1</w:t>
               </w:r>
             </w:ins>
-            <w:del w:id="27" w:author="Murshida" w:date="2026-10-28T12:25:00Z">
+            <w:del w:id="28" w:author="Murshida" w:date="2026-10-28T12:25:00Z">
               <w:r>
                 <w:rPr>
                   <w:sz w:val="24"/>
@@ -2937,7 +2939,7 @@
               <w:ind w:left="174" w:right="135"/>
               <w:jc w:val="center"/>
               <w:rPr>
-                <w:ins w:id="28" w:author="Murshida" w:date="2026-10-28T12:36:00Z"/>
+                <w:ins w:id="29" w:author="Murshida" w:date="2026-10-28T12:36:00Z"/>
                 <w:sz w:val="24"/>
               </w:rPr>
             </w:pPr>
@@ -2984,7 +2986,7 @@
               </w:rPr>
               <w:t>1</w:t>
             </w:r>
-            <w:ins w:id="29" w:author="Murshida" w:date="2026-10-28T12:25:00Z">
+            <w:ins w:id="30" w:author="Murshida" w:date="2026-10-28T12:25:00Z">
               <w:r>
                 <w:rPr>
                   <w:sz w:val="24"/>
@@ -2992,7 +2994,7 @@
                 <w:t>3</w:t>
               </w:r>
             </w:ins>
-            <w:del w:id="30" w:author="Murshida" w:date="2026-10-28T12:25:00Z">
+            <w:del w:id="31" w:author="Murshida" w:date="2026-10-28T12:25:00Z">
               <w:r>
                 <w:rPr>
                   <w:sz w:val="24"/>
@@ -3070,8 +3072,6 @@
           <w:sz w:val="28"/>
         </w:rPr>
       </w:pPr>
-      <w:bookmarkStart w:id="31" w:name="_GoBack"/>
-      <w:bookmarkEnd w:id="31"/>
       <w:r>
         <w:rPr>
           <w:b/>
@@ -3549,61 +3549,496 @@
     </w:p>
     <w:p>
       <w:pPr>
+        <w:pStyle w:val="Heading1"/>
+        <w:ind w:left="355"/>
+        <w:rPr>
+          <w:ins w:id="39" w:author="DCS" w:date="2026-10-28T14:41:00Z"/>
+          <w:sz w:val="24"/>
+        </w:rPr>
+      </w:pPr>
+    </w:p>
+    <w:p>
+      <w:pPr>
+        <w:pStyle w:val="Heading1"/>
+        <w:ind w:left="355"/>
+        <w:rPr>
+          <w:ins w:id="40" w:author="DCS" w:date="2026-10-28T14:41:00Z"/>
+          <w:sz w:val="24"/>
+        </w:rPr>
+      </w:pPr>
+    </w:p>
+    <w:p>
+      <w:pPr>
+        <w:pStyle w:val="Heading1"/>
+        <w:ind w:left="355"/>
+        <w:rPr>
+          <w:ins w:id="41" w:author="DCS" w:date="2026-10-28T14:41:00Z"/>
+          <w:sz w:val="24"/>
+        </w:rPr>
+      </w:pPr>
+    </w:p>
+    <w:p>
+      <w:pPr>
+        <w:pStyle w:val="Heading1"/>
+        <w:ind w:left="355"/>
+        <w:rPr>
+          <w:ins w:id="42" w:author="DCS" w:date="2026-10-28T14:41:00Z"/>
+          <w:sz w:val="24"/>
+        </w:rPr>
+      </w:pPr>
+    </w:p>
+    <w:p>
+      <w:pPr>
+        <w:pStyle w:val="Heading1"/>
+        <w:ind w:left="355"/>
+        <w:rPr>
+          <w:ins w:id="43" w:author="DCS" w:date="2026-10-28T14:41:00Z"/>
+          <w:sz w:val="24"/>
+        </w:rPr>
+      </w:pPr>
+    </w:p>
+    <w:p>
+      <w:pPr>
+        <w:pStyle w:val="Heading1"/>
+        <w:ind w:left="355"/>
+        <w:rPr>
+          <w:ins w:id="44" w:author="DCS" w:date="2026-10-28T14:41:00Z"/>
+          <w:sz w:val="24"/>
+        </w:rPr>
+      </w:pPr>
+    </w:p>
+    <w:p>
+      <w:pPr>
+        <w:pStyle w:val="Heading1"/>
+        <w:ind w:left="355"/>
+        <w:rPr>
+          <w:ins w:id="45" w:author="DCS" w:date="2026-10-28T14:41:00Z"/>
+          <w:sz w:val="24"/>
+        </w:rPr>
+      </w:pPr>
+    </w:p>
+    <w:p>
+      <w:pPr>
+        <w:pStyle w:val="Heading1"/>
+        <w:ind w:left="355"/>
+        <w:rPr>
+          <w:ins w:id="46" w:author="DCS" w:date="2026-10-28T14:41:00Z"/>
+          <w:sz w:val="24"/>
+        </w:rPr>
+      </w:pPr>
+    </w:p>
+    <w:p>
+      <w:pPr>
+        <w:pStyle w:val="Heading1"/>
+        <w:ind w:left="355"/>
+        <w:rPr>
+          <w:ins w:id="47" w:author="DCS" w:date="2026-10-28T14:41:00Z"/>
+          <w:sz w:val="24"/>
+        </w:rPr>
+      </w:pPr>
+    </w:p>
+    <w:p>
+      <w:pPr>
+        <w:pStyle w:val="Heading1"/>
+        <w:ind w:left="355"/>
+        <w:rPr>
+          <w:ins w:id="48" w:author="DCS" w:date="2026-10-28T14:41:00Z"/>
+          <w:sz w:val="24"/>
+        </w:rPr>
+      </w:pPr>
+    </w:p>
+    <w:p>
+      <w:pPr>
+        <w:pStyle w:val="Heading1"/>
+        <w:ind w:left="355"/>
+        <w:rPr>
+          <w:ins w:id="49" w:author="DCS" w:date="2026-10-28T14:41:00Z"/>
+          <w:sz w:val="24"/>
+        </w:rPr>
+      </w:pPr>
+    </w:p>
+    <w:p>
+      <w:pPr>
+        <w:pStyle w:val="Heading1"/>
+        <w:ind w:left="355"/>
+        <w:rPr>
+          <w:ins w:id="50" w:author="DCS" w:date="2026-10-28T14:41:00Z"/>
+          <w:sz w:val="24"/>
+        </w:rPr>
+      </w:pPr>
+    </w:p>
+    <w:p>
+      <w:pPr>
+        <w:pStyle w:val="Heading1"/>
+        <w:ind w:left="355"/>
+        <w:rPr>
+          <w:ins w:id="51" w:author="DCS" w:date="2026-10-28T14:41:00Z"/>
+          <w:sz w:val="24"/>
+        </w:rPr>
+      </w:pPr>
+    </w:p>
+    <w:p>
+      <w:pPr>
+        <w:pStyle w:val="Heading1"/>
+        <w:ind w:left="355"/>
+        <w:rPr>
+          <w:ins w:id="52" w:author="DCS" w:date="2026-10-28T14:41:00Z"/>
+          <w:sz w:val="24"/>
+        </w:rPr>
+      </w:pPr>
+    </w:p>
+    <w:p>
+      <w:pPr>
+        <w:pStyle w:val="Heading1"/>
+        <w:ind w:left="355"/>
+        <w:rPr>
+          <w:ins w:id="53" w:author="DCS" w:date="2026-10-28T14:41:00Z"/>
+          <w:sz w:val="24"/>
+        </w:rPr>
+      </w:pPr>
+    </w:p>
+    <w:p>
+      <w:pPr>
+        <w:pStyle w:val="Heading1"/>
+        <w:ind w:left="355"/>
+        <w:rPr>
+          <w:ins w:id="54" w:author="DCS" w:date="2026-10-28T14:41:00Z"/>
+          <w:sz w:val="24"/>
+        </w:rPr>
+      </w:pPr>
+    </w:p>
+    <w:p>
+      <w:pPr>
+        <w:pStyle w:val="Heading1"/>
+        <w:ind w:left="355"/>
+        <w:rPr>
+          <w:ins w:id="55" w:author="DCS" w:date="2026-10-28T14:41:00Z"/>
+          <w:sz w:val="24"/>
+        </w:rPr>
+      </w:pPr>
+    </w:p>
+    <w:p>
+      <w:pPr>
+        <w:pStyle w:val="Heading1"/>
+        <w:ind w:left="355"/>
+        <w:rPr>
+          <w:ins w:id="56" w:author="DCS" w:date="2026-10-28T14:41:00Z"/>
+          <w:sz w:val="24"/>
+        </w:rPr>
+      </w:pPr>
+    </w:p>
+    <w:p>
+      <w:pPr>
+        <w:pStyle w:val="Heading1"/>
+        <w:ind w:left="355"/>
+        <w:rPr>
+          <w:ins w:id="57" w:author="DCS" w:date="2026-10-28T14:41:00Z"/>
+          <w:sz w:val="24"/>
+        </w:rPr>
+      </w:pPr>
+    </w:p>
+    <w:p>
+      <w:pPr>
+        <w:pStyle w:val="Heading1"/>
+        <w:ind w:left="355"/>
+        <w:rPr>
+          <w:ins w:id="58" w:author="DCS" w:date="2026-10-28T14:41:00Z"/>
+          <w:sz w:val="24"/>
+        </w:rPr>
+      </w:pPr>
+    </w:p>
+    <w:p>
+      <w:pPr>
+        <w:pStyle w:val="Heading1"/>
+        <w:ind w:left="355"/>
+        <w:rPr>
+          <w:ins w:id="59" w:author="DCS" w:date="2026-10-28T14:41:00Z"/>
+          <w:sz w:val="24"/>
+        </w:rPr>
+      </w:pPr>
+    </w:p>
+    <w:p>
+      <w:pPr>
+        <w:pStyle w:val="Heading1"/>
+        <w:ind w:left="355"/>
+        <w:rPr>
+          <w:ins w:id="60" w:author="DCS" w:date="2026-10-28T14:41:00Z"/>
+          <w:sz w:val="24"/>
+        </w:rPr>
+      </w:pPr>
+    </w:p>
+    <w:p>
+      <w:pPr>
+        <w:pStyle w:val="Heading1"/>
+        <w:ind w:left="355"/>
+        <w:rPr>
+          <w:ins w:id="61" w:author="DCS" w:date="2026-10-28T14:41:00Z"/>
+          <w:sz w:val="24"/>
+        </w:rPr>
+      </w:pPr>
+    </w:p>
+    <w:p>
+      <w:pPr>
+        <w:pStyle w:val="Heading1"/>
+        <w:ind w:left="355"/>
+        <w:rPr>
+          <w:ins w:id="62" w:author="DCS" w:date="2026-10-28T14:41:00Z"/>
+          <w:sz w:val="24"/>
+        </w:rPr>
+      </w:pPr>
+    </w:p>
+    <w:p>
+      <w:pPr>
+        <w:pStyle w:val="Heading1"/>
+        <w:ind w:left="355"/>
+        <w:rPr>
+          <w:ins w:id="63" w:author="DCS" w:date="2026-10-28T14:41:00Z"/>
+          <w:sz w:val="24"/>
+        </w:rPr>
+      </w:pPr>
+    </w:p>
+    <w:p>
+      <w:pPr>
+        <w:pStyle w:val="Heading1"/>
+        <w:ind w:left="355"/>
+        <w:rPr>
+          <w:ins w:id="64" w:author="DCS" w:date="2026-10-28T14:41:00Z"/>
+          <w:sz w:val="24"/>
+        </w:rPr>
+      </w:pPr>
+    </w:p>
+    <w:p>
+      <w:pPr>
+        <w:pStyle w:val="Heading1"/>
+        <w:ind w:left="355"/>
+        <w:rPr>
+          <w:ins w:id="65" w:author="DCS" w:date="2026-10-28T14:41:00Z"/>
+          <w:sz w:val="24"/>
+        </w:rPr>
+      </w:pPr>
+    </w:p>
+    <w:p>
+      <w:pPr>
+        <w:pStyle w:val="Heading1"/>
+        <w:ind w:left="355"/>
+        <w:rPr>
+          <w:ins w:id="66" w:author="DCS" w:date="2026-10-28T14:41:00Z"/>
+          <w:sz w:val="24"/>
+        </w:rPr>
+      </w:pPr>
+    </w:p>
+    <w:p>
+      <w:pPr>
+        <w:pStyle w:val="Heading1"/>
+        <w:ind w:left="355"/>
+        <w:rPr>
+          <w:ins w:id="67" w:author="DCS" w:date="2026-10-28T14:41:00Z"/>
+          <w:sz w:val="24"/>
+        </w:rPr>
+      </w:pPr>
+    </w:p>
+    <w:p>
+      <w:pPr>
+        <w:pStyle w:val="Heading1"/>
+        <w:ind w:left="355"/>
+        <w:rPr>
+          <w:ins w:id="68" w:author="DCS" w:date="2026-10-28T14:41:00Z"/>
+          <w:sz w:val="24"/>
+        </w:rPr>
+      </w:pPr>
+    </w:p>
+    <w:p>
+      <w:pPr>
+        <w:pStyle w:val="Heading1"/>
+        <w:ind w:left="355"/>
+        <w:rPr>
+          <w:ins w:id="69" w:author="DCS" w:date="2026-10-28T14:41:00Z"/>
+          <w:sz w:val="24"/>
+        </w:rPr>
+      </w:pPr>
+    </w:p>
+    <w:p>
+      <w:pPr>
+        <w:pStyle w:val="Heading1"/>
+        <w:ind w:left="355"/>
+        <w:rPr>
+          <w:ins w:id="70" w:author="DCS" w:date="2026-10-28T14:41:00Z"/>
+          <w:sz w:val="24"/>
+        </w:rPr>
+      </w:pPr>
+    </w:p>
+    <w:p>
+      <w:pPr>
+        <w:pStyle w:val="Heading1"/>
+        <w:ind w:left="355"/>
+        <w:rPr>
+          <w:ins w:id="71" w:author="DCS" w:date="2026-10-28T14:41:00Z"/>
+          <w:sz w:val="24"/>
+        </w:rPr>
+      </w:pPr>
+    </w:p>
+    <w:p>
+      <w:pPr>
+        <w:pStyle w:val="Heading1"/>
+        <w:ind w:left="355"/>
+        <w:rPr>
+          <w:ins w:id="72" w:author="DCS" w:date="2026-10-28T14:41:00Z"/>
+          <w:sz w:val="24"/>
+        </w:rPr>
+      </w:pPr>
+    </w:p>
+    <w:p>
+      <w:pPr>
+        <w:pStyle w:val="Heading1"/>
+        <w:ind w:left="355"/>
+        <w:rPr>
+          <w:ins w:id="73" w:author="DCS" w:date="2026-10-28T14:41:00Z"/>
+          <w:sz w:val="24"/>
+        </w:rPr>
+      </w:pPr>
+    </w:p>
+    <w:p>
+      <w:pPr>
+        <w:pStyle w:val="Heading1"/>
+        <w:ind w:left="355"/>
+        <w:rPr>
+          <w:ins w:id="74" w:author="DCS" w:date="2026-10-28T14:41:00Z"/>
+          <w:sz w:val="24"/>
+        </w:rPr>
+      </w:pPr>
+    </w:p>
+    <w:p>
+      <w:pPr>
+        <w:pStyle w:val="Heading1"/>
+        <w:ind w:left="355"/>
+        <w:rPr>
+          <w:ins w:id="75" w:author="DCS" w:date="2026-10-28T14:41:00Z"/>
+          <w:sz w:val="24"/>
+        </w:rPr>
+      </w:pPr>
+    </w:p>
+    <w:p>
+      <w:pPr>
+        <w:pStyle w:val="Heading1"/>
+        <w:ind w:left="355"/>
+        <w:rPr>
+          <w:ins w:id="76" w:author="DCS" w:date="2026-10-28T14:41:00Z"/>
+          <w:sz w:val="24"/>
+        </w:rPr>
+      </w:pPr>
+    </w:p>
+    <w:p>
+      <w:pPr>
+        <w:pStyle w:val="Heading1"/>
+        <w:ind w:left="355"/>
+        <w:rPr>
+          <w:ins w:id="77" w:author="DCS" w:date="2026-10-28T14:41:00Z"/>
+          <w:sz w:val="24"/>
+        </w:rPr>
+      </w:pPr>
+    </w:p>
+    <w:p>
+      <w:pPr>
+        <w:pStyle w:val="Heading1"/>
+        <w:ind w:left="355"/>
+        <w:rPr>
+          <w:ins w:id="78" w:author="DCS" w:date="2026-10-28T14:41:00Z"/>
+          <w:sz w:val="24"/>
+        </w:rPr>
+      </w:pPr>
+    </w:p>
+    <w:p>
+      <w:pPr>
+        <w:pStyle w:val="Heading1"/>
+        <w:ind w:left="355"/>
+        <w:rPr>
+          <w:ins w:id="79" w:author="DCS" w:date="2026-10-28T14:41:00Z"/>
+          <w:sz w:val="24"/>
+        </w:rPr>
+      </w:pPr>
+    </w:p>
+    <w:p>
+      <w:pPr>
+        <w:pStyle w:val="Heading1"/>
+        <w:ind w:left="355"/>
+        <w:rPr>
+          <w:ins w:id="80" w:author="DCS" w:date="2026-10-28T14:41:00Z"/>
+          <w:sz w:val="24"/>
+        </w:rPr>
+      </w:pPr>
+    </w:p>
+    <w:p>
+      <w:pPr>
+        <w:pStyle w:val="Heading1"/>
+        <w:ind w:left="355"/>
+        <w:rPr>
+          <w:ins w:id="81" w:author="DCS" w:date="2026-10-28T14:41:00Z"/>
+          <w:sz w:val="24"/>
+        </w:rPr>
+      </w:pPr>
+    </w:p>
+    <w:p>
+      <w:pPr>
         <w:spacing w:before="79"/>
         <w:ind w:left="360"/>
         <w:rPr>
+          <w:del w:id="82" w:author="DCS" w:date="2026-10-28T14:41:00Z"/>
           <w:b/>
           <w:sz w:val="24"/>
         </w:rPr>
       </w:pPr>
-      <w:r>
-        <w:rPr>
+      <w:del w:id="83" w:author="DCS" w:date="2026-10-28T14:41:00Z">
+        <w:r>
+          <w:rPr>
+            <w:b/>
+            <w:sz w:val="24"/>
+          </w:rPr>
+          <w:delText>Ex. No:</w:delText>
+        </w:r>
+        <w:r>
+          <w:rPr>
+            <w:b/>
+            <w:spacing w:val="-2"/>
+            <w:sz w:val="24"/>
+          </w:rPr>
+          <w:delText xml:space="preserve"> 01</w:delText>
+        </w:r>
+      </w:del>
+    </w:p>
+    <w:p>
+      <w:pPr>
+        <w:spacing w:before="204"/>
+        <w:ind w:left="360"/>
+        <w:rPr>
+          <w:del w:id="84" w:author="DCS" w:date="2026-10-28T14:41:00Z"/>
           <w:b/>
           <w:sz w:val="24"/>
         </w:rPr>
-        <w:lastRenderedPageBreak/>
-        <w:t>Ex. No:</w:t>
-      </w:r>
-      <w:r>
-        <w:rPr>
-          <w:b/>
-          <w:spacing w:val="-2"/>
-          <w:sz w:val="24"/>
-        </w:rPr>
-        <w:t xml:space="preserve"> 01</w:t>
-      </w:r>
-    </w:p>
-    <w:p>
-      <w:pPr>
-        <w:spacing w:before="204"/>
-        <w:ind w:left="360"/>
-        <w:rPr>
-          <w:b/>
-          <w:sz w:val="24"/>
-        </w:rPr>
-      </w:pPr>
-      <w:r>
-        <w:rPr>
-          <w:b/>
-          <w:sz w:val="24"/>
-        </w:rPr>
-        <w:t>Date:</w:t>
-      </w:r>
-      <w:r>
-        <w:rPr>
-          <w:b/>
-          <w:spacing w:val="-4"/>
-          <w:sz w:val="24"/>
-        </w:rPr>
-        <w:t xml:space="preserve"> </w:t>
-      </w:r>
-      <w:r>
-        <w:rPr>
-          <w:b/>
-          <w:sz w:val="24"/>
-        </w:rPr>
-        <w:t>28-07-2026</w:t>
-      </w:r>
+      </w:pPr>
+      <w:del w:id="85" w:author="DCS" w:date="2026-10-28T14:41:00Z">
+        <w:r>
+          <w:rPr>
+            <w:b/>
+            <w:sz w:val="24"/>
+          </w:rPr>
+          <w:delText>Date:</w:delText>
+        </w:r>
+        <w:r>
+          <w:rPr>
+            <w:b/>
+            <w:spacing w:val="-4"/>
+            <w:sz w:val="24"/>
+          </w:rPr>
+          <w:delText xml:space="preserve"> </w:delText>
+        </w:r>
+        <w:r>
+          <w:rPr>
+            <w:b/>
+            <w:sz w:val="24"/>
+          </w:rPr>
+          <w:delText>28-07-2026</w:delText>
+        </w:r>
+      </w:del>
     </w:p>
     <w:p>
       <w:pPr>
@@ -3611,28 +4046,33 @@
         <w:ind w:left="-284" w:right="-284"/>
         <w:jc w:val="center"/>
         <w:rPr>
+          <w:del w:id="86" w:author="DCS" w:date="2026-10-28T14:41:00Z"/>
           <w:b/>
           <w:sz w:val="32"/>
           <w:szCs w:val="24"/>
         </w:rPr>
       </w:pPr>
-      <w:r>
-        <w:rPr>
-          <w:b/>
-          <w:sz w:val="32"/>
-          <w:szCs w:val="24"/>
-        </w:rPr>
-        <w:t>BINARY SEARCH</w:t>
-      </w:r>
-      <w:ins w:id="39" w:author="Murshida" w:date="2026-10-28T12:39:00Z">
+      <w:del w:id="87" w:author="DCS" w:date="2026-10-28T14:41:00Z">
         <w:r>
           <w:rPr>
             <w:b/>
             <w:sz w:val="32"/>
             <w:szCs w:val="24"/>
           </w:rPr>
-          <w:t xml:space="preserve"> USING DIVIDE AND CONQUER</w:t>
+          <w:delText>BINARY SEARCH</w:delText>
         </w:r>
+      </w:del>
+      <w:ins w:id="88" w:author="Murshida" w:date="2026-10-28T12:39:00Z">
+        <w:del w:id="89" w:author="DCS" w:date="2026-10-28T14:41:00Z">
+          <w:r>
+            <w:rPr>
+              <w:b/>
+              <w:sz w:val="32"/>
+              <w:szCs w:val="24"/>
+            </w:rPr>
+            <w:delText xml:space="preserve"> USING DIVIDE AND CONQUER</w:delText>
+          </w:r>
+        </w:del>
       </w:ins>
     </w:p>
     <w:p>
@@ -3644,6 +4084,7 @@
         <w:ind w:left="363" w:right="3"/>
         <w:jc w:val="center"/>
         <w:rPr>
+          <w:del w:id="90" w:author="DCS" w:date="2026-10-28T14:41:00Z"/>
           <w:b/>
           <w:sz w:val="28"/>
         </w:rPr>
@@ -3655,30 +4096,36 @@
         <w:spacing w:line="357" w:lineRule="auto"/>
         <w:ind w:left="360"/>
         <w:rPr>
+          <w:del w:id="91" w:author="DCS" w:date="2026-10-28T14:41:00Z"/>
           <w:b/>
           <w:sz w:val="28"/>
         </w:rPr>
       </w:pPr>
-      <w:r>
-        <w:rPr>
-          <w:b/>
-          <w:sz w:val="28"/>
-        </w:rPr>
-        <w:t xml:space="preserve">AIM </w:t>
-      </w:r>
-      <w:r>
-        <w:rPr>
-          <w:b/>
-          <w:sz w:val="28"/>
-        </w:rPr>
-        <w:t xml:space="preserve">: </w:t>
-      </w:r>
+      <w:del w:id="92" w:author="DCS" w:date="2026-10-28T14:41:00Z">
+        <w:r>
+          <w:rPr>
+            <w:b/>
+            <w:sz w:val="28"/>
+          </w:rPr>
+          <w:delText xml:space="preserve">AIM </w:delText>
+        </w:r>
+        <w:r>
+          <w:rPr>
+            <w:b/>
+            <w:sz w:val="28"/>
+          </w:rPr>
+          <w:delText xml:space="preserve">: </w:delText>
+        </w:r>
+      </w:del>
     </w:p>
     <w:p>
       <w:pPr>
         <w:pStyle w:val="BodyText"/>
         <w:spacing w:before="211" w:line="357" w:lineRule="auto"/>
         <w:ind w:left="360"/>
+        <w:rPr>
+          <w:del w:id="93" w:author="DCS" w:date="2026-10-28T14:41:00Z"/>
+        </w:rPr>
       </w:pPr>
     </w:p>
     <w:p>
@@ -3689,301 +4136,337 @@
         </w:tabs>
         <w:spacing w:line="357" w:lineRule="auto"/>
         <w:ind w:left="360"/>
-      </w:pPr>
-    </w:p>
-    <w:p>
-      <w:pPr>
-        <w:pStyle w:val="Heading1"/>
-        <w:ind w:left="355"/>
-        <w:rPr>
-          <w:spacing w:val="-2"/>
-        </w:rPr>
-      </w:pPr>
-      <w:r>
-        <w:rPr>
-          <w:spacing w:val="-2"/>
-        </w:rPr>
-        <w:t>ALGORITHM  :</w:t>
-      </w:r>
-    </w:p>
-    <w:p>
-      <w:pPr>
-        <w:pStyle w:val="Heading1"/>
-        <w:ind w:left="355"/>
-        <w:rPr>
-          <w:spacing w:val="-2"/>
-        </w:rPr>
-      </w:pPr>
-    </w:p>
-    <w:p>
-      <w:pPr>
-        <w:pStyle w:val="Heading1"/>
-        <w:ind w:left="355"/>
-        <w:rPr>
-          <w:spacing w:val="-2"/>
-        </w:rPr>
-      </w:pPr>
-    </w:p>
-    <w:p>
-      <w:pPr>
-        <w:pStyle w:val="Heading1"/>
-        <w:ind w:left="355"/>
-        <w:rPr>
-          <w:spacing w:val="-2"/>
-        </w:rPr>
-      </w:pPr>
-    </w:p>
-    <w:p>
-      <w:pPr>
-        <w:pStyle w:val="Heading1"/>
-        <w:ind w:left="355"/>
-        <w:rPr>
-          <w:spacing w:val="-2"/>
-        </w:rPr>
-      </w:pPr>
-    </w:p>
-    <w:p>
-      <w:pPr>
-        <w:pStyle w:val="Heading1"/>
-        <w:ind w:left="355"/>
-        <w:rPr>
-          <w:spacing w:val="-2"/>
-        </w:rPr>
-      </w:pPr>
-    </w:p>
-    <w:p>
-      <w:pPr>
-        <w:pStyle w:val="Heading1"/>
-        <w:ind w:left="355"/>
-        <w:rPr>
-          <w:spacing w:val="-2"/>
-        </w:rPr>
-      </w:pPr>
-    </w:p>
-    <w:p>
-      <w:pPr>
-        <w:pStyle w:val="Heading1"/>
-        <w:ind w:left="355"/>
-        <w:rPr>
-          <w:spacing w:val="-2"/>
-        </w:rPr>
-      </w:pPr>
-    </w:p>
-    <w:p>
-      <w:pPr>
-        <w:pStyle w:val="Heading1"/>
-        <w:ind w:left="355"/>
-        <w:rPr>
-          <w:spacing w:val="-2"/>
-        </w:rPr>
-      </w:pPr>
-    </w:p>
-    <w:p>
-      <w:pPr>
-        <w:pStyle w:val="Heading1"/>
-        <w:ind w:left="355"/>
-        <w:rPr>
-          <w:spacing w:val="-2"/>
-        </w:rPr>
-      </w:pPr>
-    </w:p>
-    <w:p>
-      <w:pPr>
-        <w:pStyle w:val="Heading1"/>
-        <w:ind w:left="355"/>
-        <w:rPr>
-          <w:spacing w:val="-2"/>
-        </w:rPr>
-      </w:pPr>
-    </w:p>
-    <w:p>
-      <w:pPr>
-        <w:pStyle w:val="Heading1"/>
-        <w:ind w:left="355"/>
-        <w:rPr>
-          <w:spacing w:val="-2"/>
-        </w:rPr>
-      </w:pPr>
-    </w:p>
-    <w:p>
-      <w:pPr>
-        <w:pStyle w:val="Heading1"/>
-        <w:ind w:left="355"/>
-        <w:rPr>
-          <w:spacing w:val="-2"/>
-        </w:rPr>
-      </w:pPr>
-    </w:p>
-    <w:p>
-      <w:pPr>
-        <w:pStyle w:val="Heading1"/>
-        <w:ind w:left="355"/>
-        <w:rPr>
-          <w:spacing w:val="-2"/>
-        </w:rPr>
-      </w:pPr>
-    </w:p>
-    <w:p>
-      <w:pPr>
-        <w:pStyle w:val="Heading1"/>
-        <w:ind w:left="355"/>
-        <w:rPr>
-          <w:spacing w:val="-2"/>
-        </w:rPr>
-      </w:pPr>
-    </w:p>
-    <w:p>
-      <w:pPr>
-        <w:pStyle w:val="Heading1"/>
-        <w:ind w:left="355"/>
-        <w:rPr>
-          <w:spacing w:val="-2"/>
-        </w:rPr>
-      </w:pPr>
-    </w:p>
-    <w:p>
-      <w:pPr>
-        <w:pStyle w:val="Heading1"/>
-        <w:ind w:left="355"/>
-        <w:rPr>
-          <w:spacing w:val="-2"/>
-        </w:rPr>
-      </w:pPr>
-    </w:p>
-    <w:p>
-      <w:pPr>
-        <w:pStyle w:val="Heading1"/>
-        <w:ind w:left="355"/>
-        <w:rPr>
-          <w:spacing w:val="-2"/>
-        </w:rPr>
-      </w:pPr>
-    </w:p>
-    <w:p>
-      <w:pPr>
-        <w:pStyle w:val="Heading1"/>
-        <w:ind w:left="355"/>
-        <w:rPr>
-          <w:spacing w:val="-2"/>
-        </w:rPr>
-      </w:pPr>
-    </w:p>
-    <w:p>
-      <w:pPr>
-        <w:pStyle w:val="Heading1"/>
-        <w:ind w:left="355"/>
-        <w:rPr>
-          <w:spacing w:val="-2"/>
-        </w:rPr>
-      </w:pPr>
-    </w:p>
-    <w:p>
-      <w:pPr>
-        <w:pStyle w:val="Heading1"/>
-        <w:ind w:left="355"/>
-        <w:rPr>
-          <w:spacing w:val="-2"/>
-        </w:rPr>
-      </w:pPr>
-    </w:p>
-    <w:p>
-      <w:pPr>
-        <w:pStyle w:val="Heading1"/>
-        <w:ind w:left="355"/>
-        <w:rPr>
-          <w:spacing w:val="-2"/>
-        </w:rPr>
-      </w:pPr>
-    </w:p>
-    <w:p>
-      <w:pPr>
-        <w:pStyle w:val="Heading1"/>
-        <w:ind w:left="355"/>
-        <w:rPr>
-          <w:spacing w:val="-2"/>
-        </w:rPr>
-      </w:pPr>
-    </w:p>
-    <w:p>
-      <w:pPr>
-        <w:pStyle w:val="Heading1"/>
-        <w:ind w:left="355"/>
-        <w:rPr>
-          <w:spacing w:val="-2"/>
-        </w:rPr>
-      </w:pPr>
-    </w:p>
-    <w:p>
-      <w:pPr>
-        <w:pStyle w:val="Heading1"/>
-        <w:ind w:left="355"/>
-        <w:rPr>
-          <w:spacing w:val="-2"/>
-        </w:rPr>
-      </w:pPr>
-    </w:p>
-    <w:p>
-      <w:pPr>
-        <w:pStyle w:val="Heading1"/>
-        <w:ind w:left="355"/>
-        <w:rPr>
-          <w:spacing w:val="-2"/>
-        </w:rPr>
-      </w:pPr>
-    </w:p>
-    <w:p>
-      <w:pPr>
-        <w:pStyle w:val="Heading1"/>
-        <w:ind w:left="355"/>
-        <w:rPr>
-          <w:spacing w:val="-2"/>
-        </w:rPr>
-      </w:pPr>
-    </w:p>
-    <w:p>
-      <w:pPr>
-        <w:pStyle w:val="Heading1"/>
-        <w:ind w:left="355"/>
-        <w:rPr>
-          <w:spacing w:val="-2"/>
-        </w:rPr>
-      </w:pPr>
-    </w:p>
-    <w:p>
-      <w:pPr>
-        <w:pStyle w:val="Heading1"/>
-        <w:ind w:left="355"/>
-        <w:rPr>
-          <w:moveTo w:id="40" w:author="Murshida" w:date="2026-10-28T12:23:00Z"/>
-          <w:spacing w:val="-2"/>
-        </w:rPr>
-      </w:pPr>
-      <w:moveToRangeStart w:id="41" w:author="Murshida" w:date="2026-10-28T12:23:00Z" w:name="move244082604"/>
-      <w:moveTo w:id="42" w:author="Murshida" w:date="2026-10-28T12:23:00Z">
+        <w:rPr>
+          <w:del w:id="94" w:author="DCS" w:date="2026-10-28T14:41:00Z"/>
+        </w:rPr>
+      </w:pPr>
+    </w:p>
+    <w:p>
+      <w:pPr>
+        <w:pStyle w:val="Heading1"/>
+        <w:ind w:left="355"/>
+        <w:rPr>
+          <w:del w:id="95" w:author="DCS" w:date="2026-10-28T14:41:00Z"/>
+          <w:spacing w:val="-2"/>
+        </w:rPr>
+      </w:pPr>
+      <w:del w:id="96" w:author="DCS" w:date="2026-10-28T14:41:00Z">
         <w:r>
           <w:rPr>
             <w:spacing w:val="-2"/>
           </w:rPr>
-          <w:t>RESULT :</w:t>
+          <w:delText>ALGORITHM  :</w:delText>
         </w:r>
+      </w:del>
+    </w:p>
+    <w:p>
+      <w:pPr>
+        <w:pStyle w:val="Heading1"/>
+        <w:ind w:left="355"/>
+        <w:rPr>
+          <w:del w:id="97" w:author="DCS" w:date="2026-10-28T14:41:00Z"/>
+          <w:spacing w:val="-2"/>
+        </w:rPr>
+      </w:pPr>
+    </w:p>
+    <w:p>
+      <w:pPr>
+        <w:pStyle w:val="Heading1"/>
+        <w:ind w:left="355"/>
+        <w:rPr>
+          <w:del w:id="98" w:author="DCS" w:date="2026-10-28T14:41:00Z"/>
+          <w:spacing w:val="-2"/>
+        </w:rPr>
+      </w:pPr>
+    </w:p>
+    <w:p>
+      <w:pPr>
+        <w:pStyle w:val="Heading1"/>
+        <w:ind w:left="355"/>
+        <w:rPr>
+          <w:del w:id="99" w:author="DCS" w:date="2026-10-28T14:41:00Z"/>
+          <w:spacing w:val="-2"/>
+        </w:rPr>
+      </w:pPr>
+    </w:p>
+    <w:p>
+      <w:pPr>
+        <w:pStyle w:val="Heading1"/>
+        <w:ind w:left="355"/>
+        <w:rPr>
+          <w:del w:id="100" w:author="DCS" w:date="2026-10-28T14:41:00Z"/>
+          <w:spacing w:val="-2"/>
+        </w:rPr>
+      </w:pPr>
+    </w:p>
+    <w:p>
+      <w:pPr>
+        <w:pStyle w:val="Heading1"/>
+        <w:ind w:left="355"/>
+        <w:rPr>
+          <w:del w:id="101" w:author="DCS" w:date="2026-10-28T14:41:00Z"/>
+          <w:spacing w:val="-2"/>
+        </w:rPr>
+      </w:pPr>
+    </w:p>
+    <w:p>
+      <w:pPr>
+        <w:pStyle w:val="Heading1"/>
+        <w:ind w:left="355"/>
+        <w:rPr>
+          <w:del w:id="102" w:author="DCS" w:date="2026-10-28T14:41:00Z"/>
+          <w:spacing w:val="-2"/>
+        </w:rPr>
+      </w:pPr>
+    </w:p>
+    <w:p>
+      <w:pPr>
+        <w:pStyle w:val="Heading1"/>
+        <w:ind w:left="355"/>
+        <w:rPr>
+          <w:del w:id="103" w:author="DCS" w:date="2026-10-28T14:41:00Z"/>
+          <w:spacing w:val="-2"/>
+        </w:rPr>
+      </w:pPr>
+    </w:p>
+    <w:p>
+      <w:pPr>
+        <w:pStyle w:val="Heading1"/>
+        <w:ind w:left="355"/>
+        <w:rPr>
+          <w:del w:id="104" w:author="DCS" w:date="2026-10-28T14:41:00Z"/>
+          <w:spacing w:val="-2"/>
+        </w:rPr>
+      </w:pPr>
+    </w:p>
+    <w:p>
+      <w:pPr>
+        <w:pStyle w:val="Heading1"/>
+        <w:ind w:left="355"/>
+        <w:rPr>
+          <w:del w:id="105" w:author="DCS" w:date="2026-10-28T14:41:00Z"/>
+          <w:spacing w:val="-2"/>
+        </w:rPr>
+      </w:pPr>
+    </w:p>
+    <w:p>
+      <w:pPr>
+        <w:pStyle w:val="Heading1"/>
+        <w:ind w:left="355"/>
+        <w:rPr>
+          <w:del w:id="106" w:author="DCS" w:date="2026-10-28T14:41:00Z"/>
+          <w:spacing w:val="-2"/>
+        </w:rPr>
+      </w:pPr>
+    </w:p>
+    <w:p>
+      <w:pPr>
+        <w:pStyle w:val="Heading1"/>
+        <w:ind w:left="355"/>
+        <w:rPr>
+          <w:del w:id="107" w:author="DCS" w:date="2026-10-28T14:41:00Z"/>
+          <w:spacing w:val="-2"/>
+        </w:rPr>
+      </w:pPr>
+    </w:p>
+    <w:p>
+      <w:pPr>
+        <w:pStyle w:val="Heading1"/>
+        <w:ind w:left="355"/>
+        <w:rPr>
+          <w:del w:id="108" w:author="DCS" w:date="2026-10-28T14:41:00Z"/>
+          <w:spacing w:val="-2"/>
+        </w:rPr>
+      </w:pPr>
+    </w:p>
+    <w:p>
+      <w:pPr>
+        <w:pStyle w:val="Heading1"/>
+        <w:ind w:left="355"/>
+        <w:rPr>
+          <w:del w:id="109" w:author="DCS" w:date="2026-10-28T14:41:00Z"/>
+          <w:spacing w:val="-2"/>
+        </w:rPr>
+      </w:pPr>
+    </w:p>
+    <w:p>
+      <w:pPr>
+        <w:pStyle w:val="Heading1"/>
+        <w:ind w:left="355"/>
+        <w:rPr>
+          <w:del w:id="110" w:author="DCS" w:date="2026-10-28T14:41:00Z"/>
+          <w:spacing w:val="-2"/>
+        </w:rPr>
+      </w:pPr>
+    </w:p>
+    <w:p>
+      <w:pPr>
+        <w:pStyle w:val="Heading1"/>
+        <w:ind w:left="355"/>
+        <w:rPr>
+          <w:del w:id="111" w:author="DCS" w:date="2026-10-28T14:41:00Z"/>
+          <w:spacing w:val="-2"/>
+        </w:rPr>
+      </w:pPr>
+    </w:p>
+    <w:p>
+      <w:pPr>
+        <w:pStyle w:val="Heading1"/>
+        <w:ind w:left="355"/>
+        <w:rPr>
+          <w:del w:id="112" w:author="DCS" w:date="2026-10-28T14:41:00Z"/>
+          <w:spacing w:val="-2"/>
+        </w:rPr>
+      </w:pPr>
+    </w:p>
+    <w:p>
+      <w:pPr>
+        <w:pStyle w:val="Heading1"/>
+        <w:ind w:left="355"/>
+        <w:rPr>
+          <w:del w:id="113" w:author="DCS" w:date="2026-10-28T14:41:00Z"/>
+          <w:spacing w:val="-2"/>
+        </w:rPr>
+      </w:pPr>
+    </w:p>
+    <w:p>
+      <w:pPr>
+        <w:pStyle w:val="Heading1"/>
+        <w:ind w:left="355"/>
+        <w:rPr>
+          <w:del w:id="114" w:author="DCS" w:date="2026-10-28T14:41:00Z"/>
+          <w:spacing w:val="-2"/>
+        </w:rPr>
+      </w:pPr>
+    </w:p>
+    <w:p>
+      <w:pPr>
+        <w:pStyle w:val="Heading1"/>
+        <w:ind w:left="355"/>
+        <w:rPr>
+          <w:del w:id="115" w:author="DCS" w:date="2026-10-28T14:41:00Z"/>
+          <w:spacing w:val="-2"/>
+        </w:rPr>
+      </w:pPr>
+    </w:p>
+    <w:p>
+      <w:pPr>
+        <w:pStyle w:val="Heading1"/>
+        <w:ind w:left="355"/>
+        <w:rPr>
+          <w:del w:id="116" w:author="DCS" w:date="2026-10-28T14:41:00Z"/>
+          <w:spacing w:val="-2"/>
+        </w:rPr>
+      </w:pPr>
+    </w:p>
+    <w:p>
+      <w:pPr>
+        <w:pStyle w:val="Heading1"/>
+        <w:ind w:left="355"/>
+        <w:rPr>
+          <w:del w:id="117" w:author="DCS" w:date="2026-10-28T14:41:00Z"/>
+          <w:spacing w:val="-2"/>
+        </w:rPr>
+      </w:pPr>
+    </w:p>
+    <w:p>
+      <w:pPr>
+        <w:pStyle w:val="Heading1"/>
+        <w:ind w:left="355"/>
+        <w:rPr>
+          <w:del w:id="118" w:author="DCS" w:date="2026-10-28T14:41:00Z"/>
+          <w:spacing w:val="-2"/>
+        </w:rPr>
+      </w:pPr>
+    </w:p>
+    <w:p>
+      <w:pPr>
+        <w:pStyle w:val="Heading1"/>
+        <w:ind w:left="355"/>
+        <w:rPr>
+          <w:del w:id="119" w:author="DCS" w:date="2026-10-28T14:41:00Z"/>
+          <w:spacing w:val="-2"/>
+        </w:rPr>
+      </w:pPr>
+    </w:p>
+    <w:p>
+      <w:pPr>
+        <w:pStyle w:val="Heading1"/>
+        <w:ind w:left="355"/>
+        <w:rPr>
+          <w:del w:id="120" w:author="DCS" w:date="2026-10-28T14:41:00Z"/>
+          <w:spacing w:val="-2"/>
+        </w:rPr>
+      </w:pPr>
+    </w:p>
+    <w:p>
+      <w:pPr>
+        <w:pStyle w:val="Heading1"/>
+        <w:ind w:left="355"/>
+        <w:rPr>
+          <w:del w:id="121" w:author="DCS" w:date="2026-10-28T14:41:00Z"/>
+          <w:spacing w:val="-2"/>
+        </w:rPr>
+      </w:pPr>
+    </w:p>
+    <w:p>
+      <w:pPr>
+        <w:pStyle w:val="Heading1"/>
+        <w:ind w:left="355"/>
+        <w:rPr>
+          <w:del w:id="122" w:author="DCS" w:date="2026-10-28T14:41:00Z"/>
+          <w:spacing w:val="-2"/>
+        </w:rPr>
+      </w:pPr>
+    </w:p>
+    <w:p>
+      <w:pPr>
+        <w:pStyle w:val="Heading1"/>
+        <w:ind w:left="355"/>
+        <w:rPr>
+          <w:del w:id="123" w:author="DCS" w:date="2026-10-28T14:41:00Z"/>
+          <w:spacing w:val="-2"/>
+        </w:rPr>
+      </w:pPr>
+    </w:p>
+    <w:p>
+      <w:pPr>
+        <w:pStyle w:val="Heading1"/>
+        <w:ind w:left="355"/>
+        <w:rPr>
+          <w:del w:id="124" w:author="DCS" w:date="2026-10-28T14:41:00Z"/>
+          <w:moveTo w:id="125" w:author="Murshida" w:date="2026-10-28T12:23:00Z"/>
+          <w:spacing w:val="-2"/>
+        </w:rPr>
+      </w:pPr>
+      <w:moveToRangeStart w:id="126" w:author="Murshida" w:date="2026-10-28T12:23:00Z" w:name="move244082604"/>
+      <w:moveTo w:id="127" w:author="Murshida" w:date="2026-10-28T12:23:00Z">
+        <w:del w:id="128" w:author="DCS" w:date="2026-10-28T14:41:00Z">
+          <w:r>
+            <w:rPr>
+              <w:spacing w:val="-2"/>
+            </w:rPr>
+            <w:delText>RESULT :</w:delText>
+          </w:r>
+        </w:del>
       </w:moveTo>
     </w:p>
-    <w:moveToRangeEnd w:id="41"/>
-    <w:p>
-      <w:pPr>
-        <w:pStyle w:val="Heading1"/>
-        <w:ind w:left="355"/>
-        <w:rPr>
-          <w:spacing w:val="-2"/>
-        </w:rPr>
-      </w:pPr>
-    </w:p>
-    <w:p>
-      <w:pPr>
-        <w:pStyle w:val="Heading1"/>
-        <w:ind w:left="355"/>
-        <w:rPr>
-          <w:del w:id="43" w:author="Murshida" w:date="2026-10-28T12:23:00Z"/>
+    <w:moveToRangeEnd w:id="126"/>
+    <w:p>
+      <w:pPr>
+        <w:pStyle w:val="Heading1"/>
+        <w:ind w:left="355"/>
+        <w:rPr>
+          <w:spacing w:val="-2"/>
+        </w:rPr>
+      </w:pPr>
+    </w:p>
+    <w:p>
+      <w:pPr>
+        <w:pStyle w:val="Heading1"/>
+        <w:ind w:left="355"/>
+        <w:rPr>
+          <w:del w:id="129" w:author="Murshida" w:date="2026-10-28T12:23:00Z"/>
           <w:spacing w:val="-2"/>
         </w:rPr>
       </w:pPr>
@@ -4110,13 +4593,13 @@
         <w:spacing w:after="240" w:line="357" w:lineRule="auto"/>
         <w:ind w:left="360"/>
         <w:rPr>
-          <w:moveFrom w:id="44" w:author="Murshida" w:date="2026-10-28T12:22:00Z"/>
+          <w:moveFrom w:id="130" w:author="Murshida" w:date="2026-10-28T12:22:00Z"/>
           <w:b/>
           <w:sz w:val="28"/>
         </w:rPr>
       </w:pPr>
-      <w:moveFromRangeStart w:id="45" w:author="Murshida" w:date="2026-10-28T12:22:00Z" w:name="move244082574"/>
-      <w:moveFrom w:id="46" w:author="Murshida" w:date="2026-10-28T12:22:00Z">
+      <w:moveFromRangeStart w:id="131" w:author="Murshida" w:date="2026-10-28T12:22:00Z" w:name="move244082574"/>
+      <w:moveFrom w:id="132" w:author="Murshida" w:date="2026-10-28T12:22:00Z">
         <w:r>
           <w:rPr>
             <w:b/>
@@ -4133,13 +4616,13 @@
         <w:spacing w:after="240" w:line="357" w:lineRule="auto"/>
         <w:ind w:left="360"/>
         <w:rPr>
-          <w:del w:id="47" w:author="Murshida" w:date="2026-10-28T12:24:00Z"/>
-          <w:moveFrom w:id="48" w:author="Murshida" w:date="2026-10-28T12:22:00Z"/>
+          <w:del w:id="133" w:author="Murshida" w:date="2026-10-28T12:24:00Z"/>
+          <w:moveFrom w:id="134" w:author="Murshida" w:date="2026-10-28T12:22:00Z"/>
           <w:b/>
           <w:sz w:val="28"/>
         </w:rPr>
       </w:pPr>
-      <w:moveFrom w:id="49" w:author="Murshida" w:date="2026-10-28T12:22:00Z">
+      <w:moveFrom w:id="135" w:author="Murshida" w:date="2026-10-28T12:22:00Z">
         <w:r>
           <w:rPr>
             <w:b/>
@@ -4192,14 +4675,14 @@
         </w:r>
       </w:moveFrom>
     </w:p>
-    <w:moveFromRangeEnd w:id="45"/>
+    <w:moveFromRangeEnd w:id="131"/>
     <w:p>
       <w:pPr>
         <w:pStyle w:val="BodyText"/>
         <w:spacing w:after="240" w:line="357" w:lineRule="auto"/>
         <w:ind w:left="360"/>
         <w:rPr>
-          <w:del w:id="50" w:author="Murshida" w:date="2026-10-28T12:24:00Z"/>
+          <w:del w:id="136" w:author="Murshida" w:date="2026-10-28T12:24:00Z"/>
           <w:b/>
           <w:sz w:val="28"/>
         </w:rPr>
@@ -4210,7 +4693,7 @@
         <w:spacing w:before="79"/>
         <w:ind w:left="360"/>
         <w:rPr>
-          <w:del w:id="51" w:author="Murshida" w:date="2026-10-28T12:24:00Z"/>
+          <w:del w:id="137" w:author="Murshida" w:date="2026-10-28T12:24:00Z"/>
           <w:spacing w:val="-2"/>
         </w:rPr>
       </w:pPr>
@@ -4220,7 +4703,7 @@
         <w:spacing w:before="79"/>
         <w:ind w:left="360"/>
         <w:rPr>
-          <w:del w:id="52" w:author="Murshida" w:date="2026-10-28T12:24:00Z"/>
+          <w:del w:id="138" w:author="Murshida" w:date="2026-10-28T12:24:00Z"/>
           <w:spacing w:val="-2"/>
         </w:rPr>
       </w:pPr>
@@ -4230,7 +4713,7 @@
         <w:spacing w:before="79"/>
         <w:ind w:left="360"/>
         <w:rPr>
-          <w:del w:id="53" w:author="Murshida" w:date="2026-10-28T12:24:00Z"/>
+          <w:del w:id="139" w:author="Murshida" w:date="2026-10-28T12:24:00Z"/>
           <w:spacing w:val="-2"/>
         </w:rPr>
       </w:pPr>
@@ -4240,7 +4723,7 @@
         <w:spacing w:before="79"/>
         <w:ind w:left="360"/>
         <w:rPr>
-          <w:del w:id="54" w:author="Murshida" w:date="2026-10-28T12:24:00Z"/>
+          <w:del w:id="140" w:author="Murshida" w:date="2026-10-28T12:24:00Z"/>
           <w:spacing w:val="-2"/>
         </w:rPr>
       </w:pPr>
@@ -4250,7 +4733,7 @@
         <w:spacing w:before="79"/>
         <w:ind w:left="360"/>
         <w:rPr>
-          <w:del w:id="55" w:author="Murshida" w:date="2026-10-28T12:24:00Z"/>
+          <w:del w:id="141" w:author="Murshida" w:date="2026-10-28T12:24:00Z"/>
           <w:spacing w:val="-2"/>
         </w:rPr>
       </w:pPr>
@@ -4260,7 +4743,7 @@
         <w:spacing w:before="79"/>
         <w:ind w:left="360"/>
         <w:rPr>
-          <w:del w:id="56" w:author="Murshida" w:date="2026-10-28T12:24:00Z"/>
+          <w:del w:id="142" w:author="Murshida" w:date="2026-10-28T12:24:00Z"/>
           <w:spacing w:val="-2"/>
         </w:rPr>
       </w:pPr>
@@ -4270,7 +4753,7 @@
         <w:spacing w:before="79"/>
         <w:ind w:left="360"/>
         <w:rPr>
-          <w:del w:id="57" w:author="Murshida" w:date="2026-10-28T12:24:00Z"/>
+          <w:del w:id="143" w:author="Murshida" w:date="2026-10-28T12:24:00Z"/>
           <w:spacing w:val="-2"/>
         </w:rPr>
       </w:pPr>
@@ -4280,7 +4763,7 @@
         <w:spacing w:before="79"/>
         <w:ind w:left="360"/>
         <w:rPr>
-          <w:del w:id="58" w:author="Murshida" w:date="2026-10-28T12:24:00Z"/>
+          <w:del w:id="144" w:author="Murshida" w:date="2026-10-28T12:24:00Z"/>
           <w:spacing w:val="-2"/>
         </w:rPr>
       </w:pPr>
@@ -4290,7 +4773,7 @@
         <w:spacing w:before="79"/>
         <w:ind w:left="360"/>
         <w:rPr>
-          <w:del w:id="59" w:author="Murshida" w:date="2026-10-28T12:24:00Z"/>
+          <w:del w:id="145" w:author="Murshida" w:date="2026-10-28T12:24:00Z"/>
           <w:spacing w:val="-2"/>
         </w:rPr>
       </w:pPr>
@@ -4300,7 +4783,7 @@
         <w:spacing w:before="79"/>
         <w:ind w:left="360"/>
         <w:rPr>
-          <w:del w:id="60" w:author="Murshida" w:date="2026-10-28T12:24:00Z"/>
+          <w:del w:id="146" w:author="Murshida" w:date="2026-10-28T12:24:00Z"/>
           <w:spacing w:val="-2"/>
         </w:rPr>
       </w:pPr>
@@ -4310,7 +4793,7 @@
         <w:spacing w:before="79"/>
         <w:ind w:left="360"/>
         <w:rPr>
-          <w:del w:id="61" w:author="Murshida" w:date="2026-10-28T12:24:00Z"/>
+          <w:del w:id="147" w:author="Murshida" w:date="2026-10-28T12:24:00Z"/>
           <w:spacing w:val="-2"/>
         </w:rPr>
       </w:pPr>
@@ -4320,7 +4803,7 @@
         <w:spacing w:before="79"/>
         <w:ind w:left="360"/>
         <w:rPr>
-          <w:del w:id="62" w:author="Murshida" w:date="2026-10-28T12:24:00Z"/>
+          <w:del w:id="148" w:author="Murshida" w:date="2026-10-28T12:24:00Z"/>
           <w:spacing w:val="-2"/>
         </w:rPr>
       </w:pPr>
@@ -4330,7 +4813,7 @@
         <w:spacing w:before="79"/>
         <w:ind w:left="360"/>
         <w:rPr>
-          <w:del w:id="63" w:author="Murshida" w:date="2026-10-28T12:24:00Z"/>
+          <w:del w:id="149" w:author="Murshida" w:date="2026-10-28T12:24:00Z"/>
           <w:spacing w:val="-2"/>
         </w:rPr>
       </w:pPr>
@@ -4340,7 +4823,7 @@
         <w:spacing w:before="79"/>
         <w:ind w:left="360"/>
         <w:rPr>
-          <w:del w:id="64" w:author="Murshida" w:date="2026-10-28T12:24:00Z"/>
+          <w:del w:id="150" w:author="Murshida" w:date="2026-10-28T12:24:00Z"/>
           <w:spacing w:val="-2"/>
         </w:rPr>
       </w:pPr>
@@ -4350,7 +4833,7 @@
         <w:spacing w:before="79"/>
         <w:ind w:left="360"/>
         <w:rPr>
-          <w:del w:id="65" w:author="Murshida" w:date="2026-10-28T12:24:00Z"/>
+          <w:del w:id="151" w:author="Murshida" w:date="2026-10-28T12:24:00Z"/>
           <w:spacing w:val="-2"/>
         </w:rPr>
       </w:pPr>
@@ -4360,7 +4843,7 @@
         <w:spacing w:before="79"/>
         <w:ind w:left="360"/>
         <w:rPr>
-          <w:del w:id="66" w:author="Murshida" w:date="2026-10-28T12:24:00Z"/>
+          <w:del w:id="152" w:author="Murshida" w:date="2026-10-28T12:24:00Z"/>
           <w:spacing w:val="-2"/>
         </w:rPr>
       </w:pPr>
@@ -4370,7 +4853,7 @@
         <w:spacing w:before="79"/>
         <w:ind w:left="360"/>
         <w:rPr>
-          <w:del w:id="67" w:author="Murshida" w:date="2026-10-28T12:24:00Z"/>
+          <w:del w:id="153" w:author="Murshida" w:date="2026-10-28T12:24:00Z"/>
           <w:spacing w:val="-2"/>
         </w:rPr>
       </w:pPr>
@@ -4380,7 +4863,7 @@
         <w:spacing w:before="79"/>
         <w:ind w:left="360"/>
         <w:rPr>
-          <w:del w:id="68" w:author="Murshida" w:date="2026-10-28T12:23:00Z"/>
+          <w:del w:id="154" w:author="Murshida" w:date="2026-10-28T12:23:00Z"/>
           <w:spacing w:val="-2"/>
         </w:rPr>
       </w:pPr>
@@ -4390,7 +4873,7 @@
         <w:spacing w:before="79"/>
         <w:ind w:left="360"/>
         <w:rPr>
-          <w:del w:id="69" w:author="Murshida" w:date="2026-10-28T12:23:00Z"/>
+          <w:del w:id="155" w:author="Murshida" w:date="2026-10-28T12:23:00Z"/>
           <w:spacing w:val="-2"/>
         </w:rPr>
       </w:pPr>
@@ -4400,7 +4883,7 @@
         <w:spacing w:before="79"/>
         <w:ind w:left="360"/>
         <w:rPr>
-          <w:del w:id="70" w:author="Murshida" w:date="2026-10-28T12:23:00Z"/>
+          <w:del w:id="156" w:author="Murshida" w:date="2026-10-28T12:23:00Z"/>
           <w:spacing w:val="-2"/>
         </w:rPr>
       </w:pPr>
@@ -4410,7 +4893,7 @@
         <w:spacing w:before="79"/>
         <w:ind w:left="360"/>
         <w:rPr>
-          <w:del w:id="71" w:author="Murshida" w:date="2026-10-28T12:23:00Z"/>
+          <w:del w:id="157" w:author="Murshida" w:date="2026-10-28T12:23:00Z"/>
           <w:spacing w:val="-2"/>
         </w:rPr>
       </w:pPr>
@@ -4420,7 +4903,7 @@
         <w:spacing w:before="79"/>
         <w:ind w:left="360"/>
         <w:rPr>
-          <w:del w:id="72" w:author="Murshida" w:date="2026-10-28T12:23:00Z"/>
+          <w:del w:id="158" w:author="Murshida" w:date="2026-10-28T12:23:00Z"/>
           <w:spacing w:val="-2"/>
         </w:rPr>
       </w:pPr>
@@ -4430,7 +4913,7 @@
         <w:spacing w:before="79"/>
         <w:ind w:left="360"/>
         <w:rPr>
-          <w:del w:id="73" w:author="Murshida" w:date="2026-10-28T12:23:00Z"/>
+          <w:del w:id="159" w:author="Murshida" w:date="2026-10-28T12:23:00Z"/>
           <w:spacing w:val="-2"/>
         </w:rPr>
       </w:pPr>
@@ -4440,7 +4923,7 @@
         <w:spacing w:before="79"/>
         <w:ind w:left="360"/>
         <w:rPr>
-          <w:del w:id="74" w:author="Murshida" w:date="2026-10-28T12:23:00Z"/>
+          <w:del w:id="160" w:author="Murshida" w:date="2026-10-28T12:23:00Z"/>
           <w:spacing w:val="-2"/>
         </w:rPr>
       </w:pPr>
@@ -4450,7 +4933,7 @@
         <w:spacing w:before="79"/>
         <w:ind w:left="360"/>
         <w:rPr>
-          <w:del w:id="75" w:author="Murshida" w:date="2026-10-28T12:23:00Z"/>
+          <w:del w:id="161" w:author="Murshida" w:date="2026-10-28T12:23:00Z"/>
           <w:spacing w:val="-2"/>
         </w:rPr>
       </w:pPr>
@@ -4460,7 +4943,7 @@
         <w:spacing w:before="79"/>
         <w:ind w:left="360"/>
         <w:rPr>
-          <w:del w:id="76" w:author="Murshida" w:date="2026-10-28T12:23:00Z"/>
+          <w:del w:id="162" w:author="Murshida" w:date="2026-10-28T12:23:00Z"/>
           <w:spacing w:val="-2"/>
         </w:rPr>
       </w:pPr>
@@ -4470,7 +4953,7 @@
         <w:spacing w:before="79"/>
         <w:ind w:left="360"/>
         <w:rPr>
-          <w:del w:id="77" w:author="Murshida" w:date="2026-10-28T12:23:00Z"/>
+          <w:del w:id="163" w:author="Murshida" w:date="2026-10-28T12:23:00Z"/>
           <w:spacing w:val="-2"/>
         </w:rPr>
       </w:pPr>
@@ -4480,7 +4963,7 @@
         <w:spacing w:before="79"/>
         <w:ind w:left="360"/>
         <w:rPr>
-          <w:del w:id="78" w:author="Murshida" w:date="2026-10-28T12:23:00Z"/>
+          <w:del w:id="164" w:author="Murshida" w:date="2026-10-28T12:23:00Z"/>
           <w:spacing w:val="-2"/>
         </w:rPr>
       </w:pPr>
@@ -4490,7 +4973,7 @@
         <w:spacing w:before="79"/>
         <w:ind w:left="360"/>
         <w:rPr>
-          <w:del w:id="79" w:author="Murshida" w:date="2026-10-28T12:23:00Z"/>
+          <w:del w:id="165" w:author="Murshida" w:date="2026-10-28T12:23:00Z"/>
           <w:spacing w:val="-2"/>
         </w:rPr>
       </w:pPr>
@@ -4500,7 +4983,7 @@
         <w:spacing w:before="79"/>
         <w:ind w:left="360"/>
         <w:rPr>
-          <w:del w:id="80" w:author="Murshida" w:date="2026-10-28T12:23:00Z"/>
+          <w:del w:id="166" w:author="Murshida" w:date="2026-10-28T12:23:00Z"/>
           <w:spacing w:val="-2"/>
         </w:rPr>
       </w:pPr>
@@ -4510,7 +4993,7 @@
         <w:spacing w:before="79"/>
         <w:ind w:left="360"/>
         <w:rPr>
-          <w:del w:id="81" w:author="Murshida" w:date="2026-10-28T12:23:00Z"/>
+          <w:del w:id="167" w:author="Murshida" w:date="2026-10-28T12:23:00Z"/>
           <w:spacing w:val="-2"/>
         </w:rPr>
       </w:pPr>
@@ -4520,7 +5003,7 @@
         <w:spacing w:before="79"/>
         <w:ind w:left="360"/>
         <w:rPr>
-          <w:del w:id="82" w:author="Murshida" w:date="2026-10-28T12:23:00Z"/>
+          <w:del w:id="168" w:author="Murshida" w:date="2026-10-28T12:23:00Z"/>
           <w:spacing w:val="-2"/>
         </w:rPr>
       </w:pPr>
@@ -4530,7 +5013,7 @@
         <w:spacing w:before="79"/>
         <w:ind w:left="360"/>
         <w:rPr>
-          <w:del w:id="83" w:author="Murshida" w:date="2026-10-28T12:23:00Z"/>
+          <w:del w:id="169" w:author="Murshida" w:date="2026-10-28T12:23:00Z"/>
           <w:spacing w:val="-2"/>
         </w:rPr>
       </w:pPr>
@@ -4540,7 +5023,7 @@
         <w:spacing w:before="79"/>
         <w:ind w:left="360"/>
         <w:rPr>
-          <w:del w:id="84" w:author="Murshida" w:date="2026-10-28T12:23:00Z"/>
+          <w:del w:id="170" w:author="Murshida" w:date="2026-10-28T12:23:00Z"/>
           <w:spacing w:val="-2"/>
         </w:rPr>
       </w:pPr>
@@ -4550,7 +5033,7 @@
         <w:spacing w:before="79"/>
         <w:ind w:left="360"/>
         <w:rPr>
-          <w:del w:id="85" w:author="Murshida" w:date="2026-10-28T12:23:00Z"/>
+          <w:del w:id="171" w:author="Murshida" w:date="2026-10-28T12:23:00Z"/>
           <w:spacing w:val="-2"/>
         </w:rPr>
       </w:pPr>
@@ -4560,7 +5043,7 @@
         <w:spacing w:before="79"/>
         <w:ind w:left="360"/>
         <w:rPr>
-          <w:del w:id="86" w:author="Murshida" w:date="2026-10-28T12:23:00Z"/>
+          <w:del w:id="172" w:author="Murshida" w:date="2026-10-28T12:23:00Z"/>
           <w:spacing w:val="-2"/>
         </w:rPr>
       </w:pPr>
@@ -4570,30 +5053,30 @@
         <w:spacing w:before="79"/>
         <w:ind w:left="360"/>
         <w:rPr>
-          <w:del w:id="87" w:author="Murshida" w:date="2026-10-28T12:23:00Z"/>
-          <w:spacing w:val="-2"/>
-        </w:rPr>
-      </w:pPr>
-    </w:p>
-    <w:p>
-      <w:pPr>
-        <w:pStyle w:val="Heading1"/>
-        <w:ind w:left="355"/>
-        <w:rPr>
-          <w:del w:id="88" w:author="Murshida" w:date="2026-10-28T12:23:00Z"/>
-          <w:moveFrom w:id="89" w:author="Murshida" w:date="2026-10-28T12:23:00Z"/>
-          <w:spacing w:val="-2"/>
-        </w:rPr>
-      </w:pPr>
-      <w:moveFromRangeStart w:id="90" w:author="Murshida" w:date="2026-10-28T12:23:00Z" w:name="move244082604"/>
-      <w:moveFrom w:id="91" w:author="Murshida" w:date="2026-10-28T12:23:00Z">
+          <w:del w:id="173" w:author="Murshida" w:date="2026-10-28T12:23:00Z"/>
+          <w:spacing w:val="-2"/>
+        </w:rPr>
+      </w:pPr>
+    </w:p>
+    <w:p>
+      <w:pPr>
+        <w:pStyle w:val="Heading1"/>
+        <w:ind w:left="355"/>
+        <w:rPr>
+          <w:del w:id="174" w:author="Murshida" w:date="2026-10-28T12:23:00Z"/>
+          <w:moveFrom w:id="175" w:author="Murshida" w:date="2026-10-28T12:23:00Z"/>
+          <w:spacing w:val="-2"/>
+        </w:rPr>
+      </w:pPr>
+      <w:moveFromRangeStart w:id="176" w:author="Murshida" w:date="2026-10-28T12:23:00Z" w:name="move244082604"/>
+      <w:moveFrom w:id="177" w:author="Murshida" w:date="2026-10-28T12:23:00Z">
         <w:r>
           <w:rPr>
             <w:spacing w:val="-2"/>
           </w:rPr>
           <w:t>RES</w:t>
         </w:r>
-        <w:del w:id="92" w:author="Murshida" w:date="2026-10-28T12:23:00Z">
+        <w:del w:id="178" w:author="Murshida" w:date="2026-10-28T12:23:00Z">
           <w:r>
             <w:rPr>
               <w:spacing w:val="-2"/>
@@ -4603,13 +5086,13 @@
         </w:del>
       </w:moveFrom>
     </w:p>
-    <w:moveFromRangeEnd w:id="90"/>
+    <w:moveFromRangeEnd w:id="176"/>
     <w:p>
       <w:pPr>
         <w:spacing w:before="79"/>
         <w:ind w:left="360"/>
         <w:rPr>
-          <w:del w:id="93" w:author="Murshida" w:date="2026-10-28T12:23:00Z"/>
+          <w:del w:id="179" w:author="Murshida" w:date="2026-10-28T12:23:00Z"/>
           <w:spacing w:val="-2"/>
         </w:rPr>
       </w:pPr>
@@ -4619,7 +5102,7 @@
         <w:spacing w:before="79"/>
         <w:ind w:left="360"/>
         <w:rPr>
-          <w:del w:id="94" w:author="Murshida" w:date="2026-10-28T12:23:00Z"/>
+          <w:del w:id="180" w:author="Murshida" w:date="2026-10-28T12:23:00Z"/>
           <w:spacing w:val="-2"/>
         </w:rPr>
       </w:pPr>
@@ -4629,7 +5112,7 @@
         <w:spacing w:before="79"/>
         <w:ind w:left="360"/>
         <w:rPr>
-          <w:del w:id="95" w:author="Murshida" w:date="2026-10-28T12:23:00Z"/>
+          <w:del w:id="181" w:author="Murshida" w:date="2026-10-28T12:23:00Z"/>
           <w:spacing w:val="-2"/>
         </w:rPr>
       </w:pPr>
@@ -4640,7 +5123,7 @@
         <w:spacing w:after="240" w:line="357" w:lineRule="auto"/>
         <w:ind w:left="360"/>
         <w:rPr>
-          <w:del w:id="96" w:author="Murshida" w:date="2026-10-28T12:23:00Z"/>
+          <w:del w:id="182" w:author="Murshida" w:date="2026-10-28T12:23:00Z"/>
           <w:b/>
           <w:sz w:val="28"/>
         </w:rPr>
@@ -4652,7 +5135,7 @@
         <w:spacing w:after="240" w:line="357" w:lineRule="auto"/>
         <w:ind w:left="360"/>
         <w:rPr>
-          <w:del w:id="97" w:author="Murshida" w:date="2026-10-28T12:23:00Z"/>
+          <w:del w:id="183" w:author="Murshida" w:date="2026-10-28T12:23:00Z"/>
           <w:b/>
           <w:sz w:val="28"/>
         </w:rPr>
@@ -4664,7 +5147,7 @@
         <w:spacing w:after="240" w:line="357" w:lineRule="auto"/>
         <w:ind w:left="360"/>
         <w:rPr>
-          <w:del w:id="98" w:author="Murshida" w:date="2026-10-28T12:23:00Z"/>
+          <w:del w:id="184" w:author="Murshida" w:date="2026-10-28T12:23:00Z"/>
           <w:b/>
           <w:sz w:val="28"/>
         </w:rPr>
@@ -4676,7 +5159,7 @@
         <w:spacing w:after="240" w:line="357" w:lineRule="auto"/>
         <w:ind w:left="360"/>
         <w:rPr>
-          <w:del w:id="99" w:author="Murshida" w:date="2026-10-28T12:23:00Z"/>
+          <w:del w:id="185" w:author="Murshida" w:date="2026-10-28T12:23:00Z"/>
           <w:b/>
           <w:sz w:val="28"/>
         </w:rPr>
@@ -4688,7 +5171,7 @@
         <w:spacing w:after="240" w:line="357" w:lineRule="auto"/>
         <w:ind w:left="360"/>
         <w:rPr>
-          <w:del w:id="100" w:author="Murshida" w:date="2026-10-28T12:23:00Z"/>
+          <w:del w:id="186" w:author="Murshida" w:date="2026-10-28T12:23:00Z"/>
           <w:b/>
           <w:sz w:val="28"/>
         </w:rPr>
@@ -4700,7 +5183,7 @@
         <w:spacing w:after="240" w:line="357" w:lineRule="auto"/>
         <w:ind w:left="360"/>
         <w:rPr>
-          <w:del w:id="101" w:author="Murshida" w:date="2026-10-28T12:23:00Z"/>
+          <w:del w:id="187" w:author="Murshida" w:date="2026-10-28T12:23:00Z"/>
           <w:b/>
           <w:sz w:val="28"/>
         </w:rPr>
@@ -4712,7 +5195,7 @@
         <w:spacing w:after="240" w:line="357" w:lineRule="auto"/>
         <w:ind w:left="360"/>
         <w:rPr>
-          <w:del w:id="102" w:author="Murshida" w:date="2026-10-28T12:23:00Z"/>
+          <w:del w:id="188" w:author="Murshida" w:date="2026-10-28T12:23:00Z"/>
           <w:b/>
           <w:sz w:val="28"/>
         </w:rPr>
@@ -4724,7 +5207,7 @@
         <w:spacing w:after="240" w:line="357" w:lineRule="auto"/>
         <w:ind w:left="360"/>
         <w:rPr>
-          <w:del w:id="103" w:author="Murshida" w:date="2026-10-28T12:23:00Z"/>
+          <w:del w:id="189" w:author="Murshida" w:date="2026-10-28T12:23:00Z"/>
           <w:b/>
           <w:sz w:val="28"/>
         </w:rPr>
@@ -4736,7 +5219,7 @@
         <w:spacing w:after="240" w:line="357" w:lineRule="auto"/>
         <w:ind w:left="360"/>
         <w:rPr>
-          <w:del w:id="104" w:author="Murshida" w:date="2026-10-28T12:23:00Z"/>
+          <w:del w:id="190" w:author="Murshida" w:date="2026-10-28T12:23:00Z"/>
           <w:b/>
           <w:sz w:val="28"/>
         </w:rPr>
@@ -4748,7 +5231,7 @@
         <w:spacing w:after="240" w:line="357" w:lineRule="auto"/>
         <w:ind w:left="360"/>
         <w:rPr>
-          <w:del w:id="105" w:author="Murshida" w:date="2026-10-28T12:23:00Z"/>
+          <w:del w:id="191" w:author="Murshida" w:date="2026-10-28T12:23:00Z"/>
           <w:b/>
           <w:sz w:val="28"/>
         </w:rPr>
@@ -4760,7 +5243,7 @@
         <w:spacing w:after="240" w:line="357" w:lineRule="auto"/>
         <w:ind w:left="360"/>
         <w:rPr>
-          <w:del w:id="106" w:author="Murshida" w:date="2026-10-28T12:23:00Z"/>
+          <w:del w:id="192" w:author="Murshida" w:date="2026-10-28T12:23:00Z"/>
           <w:b/>
           <w:sz w:val="28"/>
         </w:rPr>
@@ -4772,7 +5255,7 @@
         <w:spacing w:after="240" w:line="357" w:lineRule="auto"/>
         <w:ind w:left="360"/>
         <w:rPr>
-          <w:del w:id="107" w:author="Murshida" w:date="2026-10-28T12:23:00Z"/>
+          <w:del w:id="193" w:author="Murshida" w:date="2026-10-28T12:23:00Z"/>
           <w:b/>
           <w:sz w:val="28"/>
         </w:rPr>
@@ -4784,7 +5267,7 @@
         <w:spacing w:after="240" w:line="357" w:lineRule="auto"/>
         <w:ind w:left="360"/>
         <w:rPr>
-          <w:del w:id="108" w:author="Murshida" w:date="2026-10-28T12:23:00Z"/>
+          <w:del w:id="194" w:author="Murshida" w:date="2026-10-28T12:23:00Z"/>
           <w:b/>
           <w:sz w:val="28"/>
         </w:rPr>
@@ -4796,7 +5279,7 @@
         <w:spacing w:after="240" w:line="357" w:lineRule="auto"/>
         <w:ind w:left="360"/>
         <w:rPr>
-          <w:del w:id="109" w:author="Murshida" w:date="2026-10-28T12:23:00Z"/>
+          <w:del w:id="195" w:author="Murshida" w:date="2026-10-28T12:23:00Z"/>
           <w:b/>
           <w:sz w:val="28"/>
         </w:rPr>
@@ -4808,7 +5291,7 @@
         <w:spacing w:after="240" w:line="357" w:lineRule="auto"/>
         <w:ind w:left="360"/>
         <w:rPr>
-          <w:del w:id="110" w:author="Murshida" w:date="2026-10-28T12:23:00Z"/>
+          <w:del w:id="196" w:author="Murshida" w:date="2026-10-28T12:23:00Z"/>
           <w:b/>
           <w:sz w:val="28"/>
         </w:rPr>
@@ -4820,7 +5303,7 @@
         <w:spacing w:after="240" w:line="357" w:lineRule="auto"/>
         <w:ind w:left="360"/>
         <w:rPr>
-          <w:del w:id="111" w:author="Murshida" w:date="2026-10-28T12:23:00Z"/>
+          <w:del w:id="197" w:author="Murshida" w:date="2026-10-28T12:23:00Z"/>
           <w:b/>
           <w:sz w:val="28"/>
         </w:rPr>
@@ -4832,7 +5315,7 @@
         <w:spacing w:after="240" w:line="357" w:lineRule="auto"/>
         <w:ind w:left="360"/>
         <w:rPr>
-          <w:del w:id="112" w:author="Murshida" w:date="2026-10-28T12:23:00Z"/>
+          <w:del w:id="198" w:author="Murshida" w:date="2026-10-28T12:23:00Z"/>
           <w:b/>
           <w:sz w:val="28"/>
         </w:rPr>
@@ -4844,7 +5327,7 @@
         <w:spacing w:after="240" w:line="357" w:lineRule="auto"/>
         <w:ind w:left="360"/>
         <w:rPr>
-          <w:del w:id="113" w:author="Murshida" w:date="2026-10-28T12:23:00Z"/>
+          <w:del w:id="199" w:author="Murshida" w:date="2026-10-28T12:23:00Z"/>
           <w:b/>
           <w:sz w:val="28"/>
         </w:rPr>
@@ -4856,7 +5339,7 @@
         <w:spacing w:after="240" w:line="357" w:lineRule="auto"/>
         <w:ind w:left="360"/>
         <w:rPr>
-          <w:del w:id="114" w:author="Murshida" w:date="2026-10-28T12:23:00Z"/>
+          <w:del w:id="200" w:author="Murshida" w:date="2026-10-28T12:23:00Z"/>
           <w:b/>
           <w:sz w:val="28"/>
         </w:rPr>
@@ -4868,19 +5351,12 @@
         <w:spacing w:after="240" w:line="357" w:lineRule="auto"/>
         <w:ind w:left="360"/>
         <w:rPr>
-          <w:del w:id="115" w:author="Murshida" w:date="2026-10-28T12:24:00Z"/>
+          <w:del w:id="201" w:author="Murshida" w:date="2026-10-28T12:24:00Z"/>
           <w:b/>
           <w:sz w:val="28"/>
         </w:rPr>
-        <w:pPrChange w:id="116" w:author="Murshida" w:date="2026-10-28T12:24:00Z">
-          <w:pPr>
-            <w:pStyle w:val="BodyText"/>
-            <w:spacing w:after="240" w:line="357" w:lineRule="auto"/>
-            <w:ind w:left="360"/>
-          </w:pPr>
-        </w:pPrChange>
-      </w:pPr>
-      <w:del w:id="117" w:author="Murshida" w:date="2026-10-28T12:23:00Z">
+      </w:pPr>
+      <w:del w:id="202" w:author="Murshida" w:date="2026-10-28T12:23:00Z">
         <w:r>
           <w:rPr>
             <w:noProof/>
@@ -4995,13 +5471,6 @@
           <w:b/>
           <w:sz w:val="28"/>
         </w:rPr>
-        <w:pPrChange w:id="118" w:author="Murshida" w:date="2026-10-28T12:24:00Z">
-          <w:pPr>
-            <w:pStyle w:val="BodyText"/>
-            <w:spacing w:after="240" w:line="357" w:lineRule="auto"/>
-            <w:ind w:left="360"/>
-          </w:pPr>
-        </w:pPrChange>
       </w:pPr>
       <w:r>
         <w:rPr>
@@ -5370,13 +5839,27 @@
         <w:ind w:left="360"/>
         <w:rPr>
           <w:b/>
+          <w:color w:val="FFFFFF" w:themeColor="background1"/>
           <w:sz w:val="24"/>
-        </w:rPr>
-      </w:pPr>
-      <w:r>
-        <w:rPr>
-          <w:b/>
+          <w:rPrChange w:id="203" w:author="DCS" w:date="2026-10-28T14:42:00Z">
+            <w:rPr>
+              <w:b/>
+              <w:sz w:val="24"/>
+            </w:rPr>
+          </w:rPrChange>
+        </w:rPr>
+      </w:pPr>
+      <w:r>
+        <w:rPr>
+          <w:b/>
+          <w:color w:val="FFFFFF" w:themeColor="background1"/>
           <w:sz w:val="24"/>
+          <w:rPrChange w:id="204" w:author="DCS" w:date="2026-10-28T14:42:00Z">
+            <w:rPr>
+              <w:b/>
+              <w:sz w:val="24"/>
+            </w:rPr>
+          </w:rPrChange>
         </w:rPr>
         <w:lastRenderedPageBreak/>
         <w:t>Ex. No:</w:t>
@@ -5384,8 +5867,16 @@
       <w:r>
         <w:rPr>
           <w:b/>
+          <w:color w:val="FFFFFF" w:themeColor="background1"/>
           <w:spacing w:val="-2"/>
           <w:sz w:val="24"/>
+          <w:rPrChange w:id="205" w:author="DCS" w:date="2026-10-28T14:42:00Z">
+            <w:rPr>
+              <w:b/>
+              <w:spacing w:val="-2"/>
+              <w:sz w:val="24"/>
+            </w:rPr>
+          </w:rPrChange>
         </w:rPr>
         <w:t xml:space="preserve"> 02</w:t>
       </w:r>
@@ -5396,28 +5887,57 @@
         <w:ind w:left="360"/>
         <w:rPr>
           <w:b/>
+          <w:color w:val="FFFFFF" w:themeColor="background1"/>
           <w:sz w:val="24"/>
-        </w:rPr>
-      </w:pPr>
-      <w:r>
-        <w:rPr>
-          <w:b/>
+          <w:rPrChange w:id="206" w:author="DCS" w:date="2026-10-28T14:42:00Z">
+            <w:rPr>
+              <w:b/>
+              <w:sz w:val="24"/>
+            </w:rPr>
+          </w:rPrChange>
+        </w:rPr>
+      </w:pPr>
+      <w:r>
+        <w:rPr>
+          <w:b/>
+          <w:color w:val="FFFFFF" w:themeColor="background1"/>
           <w:sz w:val="24"/>
+          <w:rPrChange w:id="207" w:author="DCS" w:date="2026-10-28T14:42:00Z">
+            <w:rPr>
+              <w:b/>
+              <w:sz w:val="24"/>
+            </w:rPr>
+          </w:rPrChange>
         </w:rPr>
         <w:t>Date:</w:t>
       </w:r>
       <w:r>
         <w:rPr>
           <w:b/>
+          <w:color w:val="FFFFFF" w:themeColor="background1"/>
           <w:spacing w:val="-4"/>
           <w:sz w:val="24"/>
+          <w:rPrChange w:id="208" w:author="DCS" w:date="2026-10-28T14:42:00Z">
+            <w:rPr>
+              <w:b/>
+              <w:spacing w:val="-4"/>
+              <w:sz w:val="24"/>
+            </w:rPr>
+          </w:rPrChange>
         </w:rPr>
         <w:t xml:space="preserve"> </w:t>
       </w:r>
       <w:r>
         <w:rPr>
           <w:b/>
+          <w:color w:val="FFFFFF" w:themeColor="background1"/>
           <w:sz w:val="24"/>
+          <w:rPrChange w:id="209" w:author="DCS" w:date="2026-10-28T14:42:00Z">
+            <w:rPr>
+              <w:b/>
+              <w:sz w:val="24"/>
+            </w:rPr>
+          </w:rPrChange>
         </w:rPr>
         <w:t>28-07-2026</w:t>
       </w:r>
@@ -5429,24 +5949,48 @@
         <w:jc w:val="center"/>
         <w:rPr>
           <w:b/>
+          <w:color w:val="FFFFFF" w:themeColor="background1"/>
           <w:sz w:val="32"/>
           <w:szCs w:val="24"/>
-        </w:rPr>
-      </w:pPr>
-      <w:r>
-        <w:rPr>
-          <w:b/>
+          <w:rPrChange w:id="210" w:author="DCS" w:date="2026-10-28T14:42:00Z">
+            <w:rPr>
+              <w:b/>
+              <w:sz w:val="32"/>
+              <w:szCs w:val="24"/>
+            </w:rPr>
+          </w:rPrChange>
+        </w:rPr>
+      </w:pPr>
+      <w:r>
+        <w:rPr>
+          <w:b/>
+          <w:color w:val="FFFFFF" w:themeColor="background1"/>
           <w:sz w:val="32"/>
           <w:szCs w:val="24"/>
+          <w:rPrChange w:id="211" w:author="DCS" w:date="2026-10-28T14:42:00Z">
+            <w:rPr>
+              <w:b/>
+              <w:sz w:val="32"/>
+              <w:szCs w:val="24"/>
+            </w:rPr>
+          </w:rPrChange>
         </w:rPr>
         <w:t>MAXIMUM AND MINIMUM</w:t>
       </w:r>
-      <w:ins w:id="119" w:author="Murshida" w:date="2026-10-28T12:39:00Z">
+      <w:ins w:id="212" w:author="Murshida" w:date="2026-10-28T12:39:00Z">
         <w:r>
           <w:rPr>
             <w:b/>
+            <w:color w:val="FFFFFF" w:themeColor="background1"/>
             <w:sz w:val="32"/>
             <w:szCs w:val="24"/>
+            <w:rPrChange w:id="213" w:author="DCS" w:date="2026-10-28T14:42:00Z">
+              <w:rPr>
+                <w:b/>
+                <w:sz w:val="32"/>
+                <w:szCs w:val="24"/>
+              </w:rPr>
+            </w:rPrChange>
           </w:rPr>
           <w:t xml:space="preserve"> USING DIVIDE AND CONQUER</w:t>
         </w:r>
@@ -5462,7 +6006,14 @@
         <w:jc w:val="center"/>
         <w:rPr>
           <w:b/>
+          <w:color w:val="FFFFFF" w:themeColor="background1"/>
           <w:sz w:val="28"/>
+          <w:rPrChange w:id="214" w:author="DCS" w:date="2026-10-28T14:42:00Z">
+            <w:rPr>
+              <w:b/>
+              <w:sz w:val="28"/>
+            </w:rPr>
+          </w:rPrChange>
         </w:rPr>
       </w:pPr>
     </w:p>
@@ -5473,27 +6024,41 @@
         <w:ind w:left="360"/>
         <w:rPr>
           <w:b/>
+          <w:color w:val="FFFFFF" w:themeColor="background1"/>
           <w:sz w:val="28"/>
-        </w:rPr>
-      </w:pPr>
-      <w:r>
-        <w:rPr>
-          <w:b/>
+          <w:rPrChange w:id="215" w:author="DCS" w:date="2026-10-28T14:42:00Z">
+            <w:rPr>
+              <w:b/>
+              <w:sz w:val="28"/>
+            </w:rPr>
+          </w:rPrChange>
+        </w:rPr>
+      </w:pPr>
+      <w:r>
+        <w:rPr>
+          <w:b/>
+          <w:color w:val="FFFFFF" w:themeColor="background1"/>
           <w:sz w:val="28"/>
-        </w:rPr>
-        <w:t xml:space="preserve">AIM </w:t>
-      </w:r>
-      <w:r>
-        <w:rPr>
-          <w:b/>
+          <w:rPrChange w:id="216" w:author="DCS" w:date="2026-10-28T14:42:00Z">
+            <w:rPr>
+              <w:b/>
+              <w:sz w:val="28"/>
+            </w:rPr>
+          </w:rPrChange>
+        </w:rPr>
+        <w:t xml:space="preserve">AIM : </w:t>
+      </w:r>
+      <w:r>
+        <w:rPr>
+          <w:b/>
+          <w:color w:val="FFFFFF" w:themeColor="background1"/>
           <w:sz w:val="28"/>
-        </w:rPr>
-        <w:t xml:space="preserve">: </w:t>
-      </w:r>
-      <w:r>
-        <w:rPr>
-          <w:b/>
-          <w:sz w:val="28"/>
+          <w:rPrChange w:id="217" w:author="DCS" w:date="2026-10-28T14:42:00Z">
+            <w:rPr>
+              <w:b/>
+              <w:sz w:val="28"/>
+            </w:rPr>
+          </w:rPrChange>
         </w:rPr>
         <w:tab/>
       </w:r>
@@ -5503,6 +6068,12 @@
         <w:pStyle w:val="BodyText"/>
         <w:spacing w:before="211" w:line="357" w:lineRule="auto"/>
         <w:ind w:left="360"/>
+        <w:rPr>
+          <w:color w:val="FFFFFF" w:themeColor="background1"/>
+          <w:rPrChange w:id="218" w:author="DCS" w:date="2026-10-28T14:42:00Z">
+            <w:rPr/>
+          </w:rPrChange>
+        </w:rPr>
       </w:pPr>
     </w:p>
     <w:p>
@@ -5513,19 +6084,37 @@
         </w:tabs>
         <w:spacing w:line="357" w:lineRule="auto"/>
         <w:ind w:left="360"/>
-      </w:pPr>
-    </w:p>
-    <w:p>
-      <w:pPr>
-        <w:pStyle w:val="Heading1"/>
-        <w:ind w:left="355"/>
-        <w:rPr>
-          <w:spacing w:val="-2"/>
-        </w:rPr>
-      </w:pPr>
-      <w:r>
-        <w:rPr>
-          <w:spacing w:val="-2"/>
+        <w:rPr>
+          <w:color w:val="FFFFFF" w:themeColor="background1"/>
+          <w:rPrChange w:id="219" w:author="DCS" w:date="2026-10-28T14:42:00Z">
+            <w:rPr/>
+          </w:rPrChange>
+        </w:rPr>
+      </w:pPr>
+    </w:p>
+    <w:p>
+      <w:pPr>
+        <w:pStyle w:val="Heading1"/>
+        <w:ind w:left="355"/>
+        <w:rPr>
+          <w:color w:val="FFFFFF" w:themeColor="background1"/>
+          <w:spacing w:val="-2"/>
+          <w:rPrChange w:id="220" w:author="DCS" w:date="2026-10-28T14:42:00Z">
+            <w:rPr>
+              <w:spacing w:val="-2"/>
+            </w:rPr>
+          </w:rPrChange>
+        </w:rPr>
+      </w:pPr>
+      <w:r>
+        <w:rPr>
+          <w:color w:val="FFFFFF" w:themeColor="background1"/>
+          <w:spacing w:val="-2"/>
+          <w:rPrChange w:id="221" w:author="DCS" w:date="2026-10-28T14:42:00Z">
+            <w:rPr>
+              <w:spacing w:val="-2"/>
+            </w:rPr>
+          </w:rPrChange>
         </w:rPr>
         <w:t>ALGORITHM  :</w:t>
       </w:r>
@@ -5535,255 +6124,429 @@
         <w:pStyle w:val="Heading1"/>
         <w:ind w:left="355"/>
         <w:rPr>
-          <w:spacing w:val="-2"/>
-        </w:rPr>
-      </w:pPr>
-    </w:p>
-    <w:p>
-      <w:pPr>
-        <w:pStyle w:val="Heading1"/>
-        <w:ind w:left="355"/>
-        <w:rPr>
-          <w:spacing w:val="-2"/>
-        </w:rPr>
-      </w:pPr>
-    </w:p>
-    <w:p>
-      <w:pPr>
-        <w:pStyle w:val="Heading1"/>
-        <w:ind w:left="355"/>
-        <w:rPr>
-          <w:spacing w:val="-2"/>
-        </w:rPr>
-      </w:pPr>
-    </w:p>
-    <w:p>
-      <w:pPr>
-        <w:pStyle w:val="Heading1"/>
-        <w:ind w:left="355"/>
-        <w:rPr>
-          <w:spacing w:val="-2"/>
-        </w:rPr>
-      </w:pPr>
-    </w:p>
-    <w:p>
-      <w:pPr>
-        <w:pStyle w:val="Heading1"/>
-        <w:ind w:left="355"/>
-        <w:rPr>
-          <w:spacing w:val="-2"/>
-        </w:rPr>
-      </w:pPr>
-    </w:p>
-    <w:p>
-      <w:pPr>
-        <w:pStyle w:val="Heading1"/>
-        <w:ind w:left="355"/>
-        <w:rPr>
-          <w:spacing w:val="-2"/>
-        </w:rPr>
-      </w:pPr>
-    </w:p>
-    <w:p>
-      <w:pPr>
-        <w:pStyle w:val="Heading1"/>
-        <w:ind w:left="355"/>
-        <w:rPr>
-          <w:spacing w:val="-2"/>
-        </w:rPr>
-      </w:pPr>
-    </w:p>
-    <w:p>
-      <w:pPr>
-        <w:pStyle w:val="Heading1"/>
-        <w:ind w:left="355"/>
-        <w:rPr>
-          <w:spacing w:val="-2"/>
-        </w:rPr>
-      </w:pPr>
-    </w:p>
-    <w:p>
-      <w:pPr>
-        <w:pStyle w:val="Heading1"/>
-        <w:ind w:left="355"/>
-        <w:rPr>
-          <w:spacing w:val="-2"/>
-        </w:rPr>
-      </w:pPr>
-    </w:p>
-    <w:p>
-      <w:pPr>
-        <w:pStyle w:val="Heading1"/>
-        <w:ind w:left="355"/>
-        <w:rPr>
-          <w:spacing w:val="-2"/>
-        </w:rPr>
-      </w:pPr>
-    </w:p>
-    <w:p>
-      <w:pPr>
-        <w:pStyle w:val="Heading1"/>
-        <w:ind w:left="355"/>
-        <w:rPr>
-          <w:spacing w:val="-2"/>
-        </w:rPr>
-      </w:pPr>
-    </w:p>
-    <w:p>
-      <w:pPr>
-        <w:pStyle w:val="Heading1"/>
-        <w:ind w:left="355"/>
-        <w:rPr>
-          <w:spacing w:val="-2"/>
-        </w:rPr>
-      </w:pPr>
-    </w:p>
-    <w:p>
-      <w:pPr>
-        <w:pStyle w:val="Heading1"/>
-        <w:ind w:left="355"/>
-        <w:rPr>
-          <w:spacing w:val="-2"/>
-        </w:rPr>
-      </w:pPr>
-    </w:p>
-    <w:p>
-      <w:pPr>
-        <w:pStyle w:val="Heading1"/>
-        <w:ind w:left="355"/>
-        <w:rPr>
-          <w:spacing w:val="-2"/>
-        </w:rPr>
-      </w:pPr>
-    </w:p>
-    <w:p>
-      <w:pPr>
-        <w:pStyle w:val="Heading1"/>
-        <w:ind w:left="355"/>
-        <w:rPr>
-          <w:spacing w:val="-2"/>
-        </w:rPr>
-      </w:pPr>
-    </w:p>
-    <w:p>
-      <w:pPr>
-        <w:pStyle w:val="Heading1"/>
-        <w:ind w:left="355"/>
-        <w:rPr>
-          <w:spacing w:val="-2"/>
-        </w:rPr>
-      </w:pPr>
-    </w:p>
-    <w:p>
-      <w:pPr>
-        <w:pStyle w:val="Heading1"/>
-        <w:ind w:left="355"/>
-        <w:rPr>
-          <w:spacing w:val="-2"/>
-        </w:rPr>
-      </w:pPr>
-    </w:p>
-    <w:p>
-      <w:pPr>
-        <w:pStyle w:val="Heading1"/>
-        <w:ind w:left="355"/>
-        <w:rPr>
-          <w:spacing w:val="-2"/>
-        </w:rPr>
-      </w:pPr>
-    </w:p>
-    <w:p>
-      <w:pPr>
-        <w:pStyle w:val="Heading1"/>
-        <w:ind w:left="355"/>
-        <w:rPr>
-          <w:spacing w:val="-2"/>
-        </w:rPr>
-      </w:pPr>
-    </w:p>
-    <w:p>
-      <w:pPr>
-        <w:pStyle w:val="Heading1"/>
-        <w:ind w:left="355"/>
-        <w:rPr>
-          <w:spacing w:val="-2"/>
-        </w:rPr>
-      </w:pPr>
-    </w:p>
-    <w:p>
-      <w:pPr>
-        <w:pStyle w:val="Heading1"/>
-        <w:ind w:left="355"/>
-        <w:rPr>
-          <w:spacing w:val="-2"/>
-        </w:rPr>
-      </w:pPr>
-    </w:p>
-    <w:p>
-      <w:pPr>
-        <w:pStyle w:val="Heading1"/>
-        <w:ind w:left="355"/>
-        <w:rPr>
-          <w:spacing w:val="-2"/>
-        </w:rPr>
-      </w:pPr>
-    </w:p>
-    <w:p>
-      <w:pPr>
-        <w:pStyle w:val="Heading1"/>
-        <w:ind w:left="355"/>
-        <w:rPr>
-          <w:spacing w:val="-2"/>
-        </w:rPr>
-      </w:pPr>
-    </w:p>
-    <w:p>
-      <w:pPr>
-        <w:pStyle w:val="Heading1"/>
-        <w:ind w:left="355"/>
-        <w:rPr>
-          <w:spacing w:val="-2"/>
-        </w:rPr>
-      </w:pPr>
-    </w:p>
-    <w:p>
-      <w:pPr>
-        <w:pStyle w:val="Heading1"/>
-        <w:ind w:left="355"/>
-        <w:rPr>
-          <w:spacing w:val="-2"/>
-        </w:rPr>
-      </w:pPr>
-    </w:p>
-    <w:p>
-      <w:pPr>
-        <w:pStyle w:val="Heading1"/>
-        <w:ind w:left="355"/>
-        <w:rPr>
-          <w:spacing w:val="-2"/>
-        </w:rPr>
-      </w:pPr>
-    </w:p>
-    <w:p>
-      <w:pPr>
-        <w:pStyle w:val="Heading1"/>
-        <w:ind w:left="355"/>
-        <w:rPr>
-          <w:spacing w:val="-2"/>
-        </w:rPr>
-      </w:pPr>
-    </w:p>
-    <w:p>
-      <w:pPr>
-        <w:pStyle w:val="Heading1"/>
-        <w:ind w:left="355"/>
-        <w:rPr>
-          <w:spacing w:val="-2"/>
-        </w:rPr>
-      </w:pPr>
-      <w:r>
-        <w:rPr>
-          <w:spacing w:val="-2"/>
+          <w:color w:val="FFFFFF" w:themeColor="background1"/>
+          <w:spacing w:val="-2"/>
+          <w:rPrChange w:id="222" w:author="DCS" w:date="2026-10-28T14:42:00Z">
+            <w:rPr>
+              <w:spacing w:val="-2"/>
+            </w:rPr>
+          </w:rPrChange>
+        </w:rPr>
+      </w:pPr>
+    </w:p>
+    <w:p>
+      <w:pPr>
+        <w:pStyle w:val="Heading1"/>
+        <w:ind w:left="355"/>
+        <w:rPr>
+          <w:color w:val="FFFFFF" w:themeColor="background1"/>
+          <w:spacing w:val="-2"/>
+          <w:rPrChange w:id="223" w:author="DCS" w:date="2026-10-28T14:42:00Z">
+            <w:rPr>
+              <w:spacing w:val="-2"/>
+            </w:rPr>
+          </w:rPrChange>
+        </w:rPr>
+      </w:pPr>
+    </w:p>
+    <w:p>
+      <w:pPr>
+        <w:pStyle w:val="Heading1"/>
+        <w:ind w:left="355"/>
+        <w:rPr>
+          <w:color w:val="FFFFFF" w:themeColor="background1"/>
+          <w:spacing w:val="-2"/>
+          <w:rPrChange w:id="224" w:author="DCS" w:date="2026-10-28T14:42:00Z">
+            <w:rPr>
+              <w:spacing w:val="-2"/>
+            </w:rPr>
+          </w:rPrChange>
+        </w:rPr>
+      </w:pPr>
+    </w:p>
+    <w:p>
+      <w:pPr>
+        <w:pStyle w:val="Heading1"/>
+        <w:ind w:left="355"/>
+        <w:rPr>
+          <w:color w:val="FFFFFF" w:themeColor="background1"/>
+          <w:spacing w:val="-2"/>
+          <w:rPrChange w:id="225" w:author="DCS" w:date="2026-10-28T14:42:00Z">
+            <w:rPr>
+              <w:spacing w:val="-2"/>
+            </w:rPr>
+          </w:rPrChange>
+        </w:rPr>
+      </w:pPr>
+    </w:p>
+    <w:p>
+      <w:pPr>
+        <w:pStyle w:val="Heading1"/>
+        <w:ind w:left="355"/>
+        <w:rPr>
+          <w:color w:val="FFFFFF" w:themeColor="background1"/>
+          <w:spacing w:val="-2"/>
+          <w:rPrChange w:id="226" w:author="DCS" w:date="2026-10-28T14:42:00Z">
+            <w:rPr>
+              <w:spacing w:val="-2"/>
+            </w:rPr>
+          </w:rPrChange>
+        </w:rPr>
+      </w:pPr>
+    </w:p>
+    <w:p>
+      <w:pPr>
+        <w:pStyle w:val="Heading1"/>
+        <w:ind w:left="355"/>
+        <w:rPr>
+          <w:color w:val="FFFFFF" w:themeColor="background1"/>
+          <w:spacing w:val="-2"/>
+          <w:rPrChange w:id="227" w:author="DCS" w:date="2026-10-28T14:42:00Z">
+            <w:rPr>
+              <w:spacing w:val="-2"/>
+            </w:rPr>
+          </w:rPrChange>
+        </w:rPr>
+      </w:pPr>
+    </w:p>
+    <w:p>
+      <w:pPr>
+        <w:pStyle w:val="Heading1"/>
+        <w:ind w:left="355"/>
+        <w:rPr>
+          <w:color w:val="FFFFFF" w:themeColor="background1"/>
+          <w:spacing w:val="-2"/>
+          <w:rPrChange w:id="228" w:author="DCS" w:date="2026-10-28T14:42:00Z">
+            <w:rPr>
+              <w:spacing w:val="-2"/>
+            </w:rPr>
+          </w:rPrChange>
+        </w:rPr>
+      </w:pPr>
+    </w:p>
+    <w:p>
+      <w:pPr>
+        <w:pStyle w:val="Heading1"/>
+        <w:ind w:left="355"/>
+        <w:rPr>
+          <w:color w:val="FFFFFF" w:themeColor="background1"/>
+          <w:spacing w:val="-2"/>
+          <w:rPrChange w:id="229" w:author="DCS" w:date="2026-10-28T14:42:00Z">
+            <w:rPr>
+              <w:spacing w:val="-2"/>
+            </w:rPr>
+          </w:rPrChange>
+        </w:rPr>
+      </w:pPr>
+    </w:p>
+    <w:p>
+      <w:pPr>
+        <w:pStyle w:val="Heading1"/>
+        <w:ind w:left="355"/>
+        <w:rPr>
+          <w:color w:val="FFFFFF" w:themeColor="background1"/>
+          <w:spacing w:val="-2"/>
+          <w:rPrChange w:id="230" w:author="DCS" w:date="2026-10-28T14:42:00Z">
+            <w:rPr>
+              <w:spacing w:val="-2"/>
+            </w:rPr>
+          </w:rPrChange>
+        </w:rPr>
+      </w:pPr>
+    </w:p>
+    <w:p>
+      <w:pPr>
+        <w:pStyle w:val="Heading1"/>
+        <w:ind w:left="355"/>
+        <w:rPr>
+          <w:color w:val="FFFFFF" w:themeColor="background1"/>
+          <w:spacing w:val="-2"/>
+          <w:rPrChange w:id="231" w:author="DCS" w:date="2026-10-28T14:42:00Z">
+            <w:rPr>
+              <w:spacing w:val="-2"/>
+            </w:rPr>
+          </w:rPrChange>
+        </w:rPr>
+      </w:pPr>
+    </w:p>
+    <w:p>
+      <w:pPr>
+        <w:pStyle w:val="Heading1"/>
+        <w:ind w:left="355"/>
+        <w:rPr>
+          <w:color w:val="FFFFFF" w:themeColor="background1"/>
+          <w:spacing w:val="-2"/>
+          <w:rPrChange w:id="232" w:author="DCS" w:date="2026-10-28T14:42:00Z">
+            <w:rPr>
+              <w:spacing w:val="-2"/>
+            </w:rPr>
+          </w:rPrChange>
+        </w:rPr>
+      </w:pPr>
+    </w:p>
+    <w:p>
+      <w:pPr>
+        <w:pStyle w:val="Heading1"/>
+        <w:ind w:left="355"/>
+        <w:rPr>
+          <w:color w:val="FFFFFF" w:themeColor="background1"/>
+          <w:spacing w:val="-2"/>
+          <w:rPrChange w:id="233" w:author="DCS" w:date="2026-10-28T14:42:00Z">
+            <w:rPr>
+              <w:spacing w:val="-2"/>
+            </w:rPr>
+          </w:rPrChange>
+        </w:rPr>
+      </w:pPr>
+    </w:p>
+    <w:p>
+      <w:pPr>
+        <w:pStyle w:val="Heading1"/>
+        <w:ind w:left="355"/>
+        <w:rPr>
+          <w:color w:val="FFFFFF" w:themeColor="background1"/>
+          <w:spacing w:val="-2"/>
+          <w:rPrChange w:id="234" w:author="DCS" w:date="2026-10-28T14:42:00Z">
+            <w:rPr>
+              <w:spacing w:val="-2"/>
+            </w:rPr>
+          </w:rPrChange>
+        </w:rPr>
+      </w:pPr>
+    </w:p>
+    <w:p>
+      <w:pPr>
+        <w:pStyle w:val="Heading1"/>
+        <w:ind w:left="355"/>
+        <w:rPr>
+          <w:color w:val="FFFFFF" w:themeColor="background1"/>
+          <w:spacing w:val="-2"/>
+          <w:rPrChange w:id="235" w:author="DCS" w:date="2026-10-28T14:42:00Z">
+            <w:rPr>
+              <w:spacing w:val="-2"/>
+            </w:rPr>
+          </w:rPrChange>
+        </w:rPr>
+      </w:pPr>
+    </w:p>
+    <w:p>
+      <w:pPr>
+        <w:pStyle w:val="Heading1"/>
+        <w:ind w:left="355"/>
+        <w:rPr>
+          <w:color w:val="FFFFFF" w:themeColor="background1"/>
+          <w:spacing w:val="-2"/>
+          <w:rPrChange w:id="236" w:author="DCS" w:date="2026-10-28T14:42:00Z">
+            <w:rPr>
+              <w:spacing w:val="-2"/>
+            </w:rPr>
+          </w:rPrChange>
+        </w:rPr>
+      </w:pPr>
+    </w:p>
+    <w:p>
+      <w:pPr>
+        <w:pStyle w:val="Heading1"/>
+        <w:ind w:left="355"/>
+        <w:rPr>
+          <w:color w:val="FFFFFF" w:themeColor="background1"/>
+          <w:spacing w:val="-2"/>
+          <w:rPrChange w:id="237" w:author="DCS" w:date="2026-10-28T14:42:00Z">
+            <w:rPr>
+              <w:spacing w:val="-2"/>
+            </w:rPr>
+          </w:rPrChange>
+        </w:rPr>
+      </w:pPr>
+    </w:p>
+    <w:p>
+      <w:pPr>
+        <w:pStyle w:val="Heading1"/>
+        <w:ind w:left="355"/>
+        <w:rPr>
+          <w:color w:val="FFFFFF" w:themeColor="background1"/>
+          <w:spacing w:val="-2"/>
+          <w:rPrChange w:id="238" w:author="DCS" w:date="2026-10-28T14:42:00Z">
+            <w:rPr>
+              <w:spacing w:val="-2"/>
+            </w:rPr>
+          </w:rPrChange>
+        </w:rPr>
+      </w:pPr>
+    </w:p>
+    <w:p>
+      <w:pPr>
+        <w:pStyle w:val="Heading1"/>
+        <w:ind w:left="355"/>
+        <w:rPr>
+          <w:color w:val="FFFFFF" w:themeColor="background1"/>
+          <w:spacing w:val="-2"/>
+          <w:rPrChange w:id="239" w:author="DCS" w:date="2026-10-28T14:42:00Z">
+            <w:rPr>
+              <w:spacing w:val="-2"/>
+            </w:rPr>
+          </w:rPrChange>
+        </w:rPr>
+      </w:pPr>
+    </w:p>
+    <w:p>
+      <w:pPr>
+        <w:pStyle w:val="Heading1"/>
+        <w:ind w:left="355"/>
+        <w:rPr>
+          <w:color w:val="FFFFFF" w:themeColor="background1"/>
+          <w:spacing w:val="-2"/>
+          <w:rPrChange w:id="240" w:author="DCS" w:date="2026-10-28T14:42:00Z">
+            <w:rPr>
+              <w:spacing w:val="-2"/>
+            </w:rPr>
+          </w:rPrChange>
+        </w:rPr>
+      </w:pPr>
+    </w:p>
+    <w:p>
+      <w:pPr>
+        <w:pStyle w:val="Heading1"/>
+        <w:ind w:left="355"/>
+        <w:rPr>
+          <w:color w:val="FFFFFF" w:themeColor="background1"/>
+          <w:spacing w:val="-2"/>
+          <w:rPrChange w:id="241" w:author="DCS" w:date="2026-10-28T14:42:00Z">
+            <w:rPr>
+              <w:spacing w:val="-2"/>
+            </w:rPr>
+          </w:rPrChange>
+        </w:rPr>
+      </w:pPr>
+    </w:p>
+    <w:p>
+      <w:pPr>
+        <w:pStyle w:val="Heading1"/>
+        <w:ind w:left="355"/>
+        <w:rPr>
+          <w:color w:val="FFFFFF" w:themeColor="background1"/>
+          <w:spacing w:val="-2"/>
+          <w:rPrChange w:id="242" w:author="DCS" w:date="2026-10-28T14:42:00Z">
+            <w:rPr>
+              <w:spacing w:val="-2"/>
+            </w:rPr>
+          </w:rPrChange>
+        </w:rPr>
+      </w:pPr>
+    </w:p>
+    <w:p>
+      <w:pPr>
+        <w:pStyle w:val="Heading1"/>
+        <w:ind w:left="355"/>
+        <w:rPr>
+          <w:color w:val="FFFFFF" w:themeColor="background1"/>
+          <w:spacing w:val="-2"/>
+          <w:rPrChange w:id="243" w:author="DCS" w:date="2026-10-28T14:42:00Z">
+            <w:rPr>
+              <w:spacing w:val="-2"/>
+            </w:rPr>
+          </w:rPrChange>
+        </w:rPr>
+      </w:pPr>
+    </w:p>
+    <w:p>
+      <w:pPr>
+        <w:pStyle w:val="Heading1"/>
+        <w:ind w:left="355"/>
+        <w:rPr>
+          <w:color w:val="FFFFFF" w:themeColor="background1"/>
+          <w:spacing w:val="-2"/>
+          <w:rPrChange w:id="244" w:author="DCS" w:date="2026-10-28T14:42:00Z">
+            <w:rPr>
+              <w:spacing w:val="-2"/>
+            </w:rPr>
+          </w:rPrChange>
+        </w:rPr>
+      </w:pPr>
+    </w:p>
+    <w:p>
+      <w:pPr>
+        <w:pStyle w:val="Heading1"/>
+        <w:ind w:left="355"/>
+        <w:rPr>
+          <w:color w:val="FFFFFF" w:themeColor="background1"/>
+          <w:spacing w:val="-2"/>
+          <w:rPrChange w:id="245" w:author="DCS" w:date="2026-10-28T14:42:00Z">
+            <w:rPr>
+              <w:spacing w:val="-2"/>
+            </w:rPr>
+          </w:rPrChange>
+        </w:rPr>
+      </w:pPr>
+    </w:p>
+    <w:p>
+      <w:pPr>
+        <w:pStyle w:val="Heading1"/>
+        <w:ind w:left="355"/>
+        <w:rPr>
+          <w:color w:val="FFFFFF" w:themeColor="background1"/>
+          <w:spacing w:val="-2"/>
+          <w:rPrChange w:id="246" w:author="DCS" w:date="2026-10-28T14:42:00Z">
+            <w:rPr>
+              <w:spacing w:val="-2"/>
+            </w:rPr>
+          </w:rPrChange>
+        </w:rPr>
+      </w:pPr>
+    </w:p>
+    <w:p>
+      <w:pPr>
+        <w:pStyle w:val="Heading1"/>
+        <w:ind w:left="355"/>
+        <w:rPr>
+          <w:color w:val="FFFFFF" w:themeColor="background1"/>
+          <w:spacing w:val="-2"/>
+          <w:rPrChange w:id="247" w:author="DCS" w:date="2026-10-28T14:42:00Z">
+            <w:rPr>
+              <w:spacing w:val="-2"/>
+            </w:rPr>
+          </w:rPrChange>
+        </w:rPr>
+      </w:pPr>
+    </w:p>
+    <w:p>
+      <w:pPr>
+        <w:pStyle w:val="Heading1"/>
+        <w:ind w:left="355"/>
+        <w:rPr>
+          <w:color w:val="FFFFFF" w:themeColor="background1"/>
+          <w:spacing w:val="-2"/>
+          <w:rPrChange w:id="248" w:author="DCS" w:date="2026-10-28T14:42:00Z">
+            <w:rPr>
+              <w:spacing w:val="-2"/>
+            </w:rPr>
+          </w:rPrChange>
+        </w:rPr>
+      </w:pPr>
+    </w:p>
+    <w:p>
+      <w:pPr>
+        <w:pStyle w:val="Heading1"/>
+        <w:ind w:left="355"/>
+        <w:rPr>
+          <w:color w:val="FFFFFF" w:themeColor="background1"/>
+          <w:spacing w:val="-2"/>
+          <w:rPrChange w:id="249" w:author="DCS" w:date="2026-10-28T14:42:00Z">
+            <w:rPr>
+              <w:spacing w:val="-2"/>
+            </w:rPr>
+          </w:rPrChange>
+        </w:rPr>
+      </w:pPr>
+      <w:r>
+        <w:rPr>
+          <w:color w:val="FFFFFF" w:themeColor="background1"/>
+          <w:spacing w:val="-2"/>
+          <w:rPrChange w:id="250" w:author="DCS" w:date="2026-10-28T14:42:00Z">
+            <w:rPr>
+              <w:spacing w:val="-2"/>
+            </w:rPr>
+          </w:rPrChange>
         </w:rPr>
         <w:t>RESULT :</w:t>
       </w:r>
@@ -5851,7 +6614,7 @@
                                 <w:lang w:val="en-IN"/>
                               </w:rPr>
                             </w:pPr>
-                            <w:ins w:id="120" w:author="Murshida" w:date="2026-10-28T12:26:00Z">
+                            <w:ins w:id="251" w:author="Murshida" w:date="2026-10-28T12:26:00Z">
                               <w:r>
                                 <w:rPr>
                                   <w:lang w:val="en-IN"/>
@@ -5859,7 +6622,7 @@
                                 <w:t>2</w:t>
                               </w:r>
                             </w:ins>
-                            <w:del w:id="121" w:author="Murshida" w:date="2026-10-28T12:26:00Z">
+                            <w:del w:id="252" w:author="Murshida" w:date="2026-10-28T12:26:00Z">
                               <w:r>
                                 <w:rPr>
                                   <w:lang w:val="en-IN"/>
@@ -5900,7 +6663,7 @@
                           <w:lang w:val="en-IN"/>
                         </w:rPr>
                       </w:pPr>
-                      <w:ins w:id="122" w:author="Murshida" w:date="2026-10-28T12:26:00Z">
+                      <w:ins w:id="253" w:author="Murshida" w:date="2026-10-28T12:26:00Z">
                         <w:r>
                           <w:rPr>
                             <w:lang w:val="en-IN"/>
@@ -5908,7 +6671,7 @@
                           <w:t>2</w:t>
                         </w:r>
                       </w:ins>
-                      <w:del w:id="123" w:author="Murshida" w:date="2026-10-28T12:26:00Z">
+                      <w:del w:id="254" w:author="Murshida" w:date="2026-10-28T12:26:00Z">
                         <w:r>
                           <w:rPr>
                             <w:lang w:val="en-IN"/>
@@ -6295,13 +7058,27 @@
         <w:ind w:left="360"/>
         <w:rPr>
           <w:b/>
+          <w:color w:val="FFFFFF" w:themeColor="background1"/>
           <w:sz w:val="24"/>
-        </w:rPr>
-      </w:pPr>
-      <w:r>
-        <w:rPr>
-          <w:b/>
+          <w:rPrChange w:id="255" w:author="DCS" w:date="2026-10-28T14:42:00Z">
+            <w:rPr>
+              <w:b/>
+              <w:sz w:val="24"/>
+            </w:rPr>
+          </w:rPrChange>
+        </w:rPr>
+      </w:pPr>
+      <w:r>
+        <w:rPr>
+          <w:b/>
+          <w:color w:val="FFFFFF" w:themeColor="background1"/>
           <w:sz w:val="24"/>
+          <w:rPrChange w:id="256" w:author="DCS" w:date="2026-10-28T14:42:00Z">
+            <w:rPr>
+              <w:b/>
+              <w:sz w:val="24"/>
+            </w:rPr>
+          </w:rPrChange>
         </w:rPr>
         <w:lastRenderedPageBreak/>
         <w:t>Ex. No:</w:t>
@@ -6309,8 +7086,16 @@
       <w:r>
         <w:rPr>
           <w:b/>
+          <w:color w:val="FFFFFF" w:themeColor="background1"/>
           <w:spacing w:val="-2"/>
           <w:sz w:val="24"/>
+          <w:rPrChange w:id="257" w:author="DCS" w:date="2026-10-28T14:42:00Z">
+            <w:rPr>
+              <w:b/>
+              <w:spacing w:val="-2"/>
+              <w:sz w:val="24"/>
+            </w:rPr>
+          </w:rPrChange>
         </w:rPr>
         <w:t xml:space="preserve"> 03</w:t>
       </w:r>
@@ -6321,28 +7106,57 @@
         <w:ind w:left="360"/>
         <w:rPr>
           <w:b/>
+          <w:color w:val="FFFFFF" w:themeColor="background1"/>
           <w:sz w:val="24"/>
-        </w:rPr>
-      </w:pPr>
-      <w:r>
-        <w:rPr>
-          <w:b/>
+          <w:rPrChange w:id="258" w:author="DCS" w:date="2026-10-28T14:42:00Z">
+            <w:rPr>
+              <w:b/>
+              <w:sz w:val="24"/>
+            </w:rPr>
+          </w:rPrChange>
+        </w:rPr>
+      </w:pPr>
+      <w:r>
+        <w:rPr>
+          <w:b/>
+          <w:color w:val="FFFFFF" w:themeColor="background1"/>
           <w:sz w:val="24"/>
+          <w:rPrChange w:id="259" w:author="DCS" w:date="2026-10-28T14:42:00Z">
+            <w:rPr>
+              <w:b/>
+              <w:sz w:val="24"/>
+            </w:rPr>
+          </w:rPrChange>
         </w:rPr>
         <w:t>Date:</w:t>
       </w:r>
       <w:r>
         <w:rPr>
           <w:b/>
+          <w:color w:val="FFFFFF" w:themeColor="background1"/>
           <w:spacing w:val="-4"/>
           <w:sz w:val="24"/>
+          <w:rPrChange w:id="260" w:author="DCS" w:date="2026-10-28T14:42:00Z">
+            <w:rPr>
+              <w:b/>
+              <w:spacing w:val="-4"/>
+              <w:sz w:val="24"/>
+            </w:rPr>
+          </w:rPrChange>
         </w:rPr>
         <w:t xml:space="preserve"> </w:t>
       </w:r>
       <w:r>
         <w:rPr>
           <w:b/>
+          <w:color w:val="FFFFFF" w:themeColor="background1"/>
           <w:sz w:val="24"/>
+          <w:rPrChange w:id="261" w:author="DCS" w:date="2026-10-28T14:42:00Z">
+            <w:rPr>
+              <w:b/>
+              <w:sz w:val="24"/>
+            </w:rPr>
+          </w:rPrChange>
         </w:rPr>
         <w:t>18-08-2026</w:t>
       </w:r>
@@ -6354,15 +7168,31 @@
         <w:jc w:val="center"/>
         <w:rPr>
           <w:b/>
+          <w:color w:val="FFFFFF" w:themeColor="background1"/>
           <w:sz w:val="32"/>
           <w:szCs w:val="24"/>
-        </w:rPr>
-      </w:pPr>
-      <w:r>
-        <w:rPr>
-          <w:b/>
+          <w:rPrChange w:id="262" w:author="DCS" w:date="2026-10-28T14:42:00Z">
+            <w:rPr>
+              <w:b/>
+              <w:sz w:val="32"/>
+              <w:szCs w:val="24"/>
+            </w:rPr>
+          </w:rPrChange>
+        </w:rPr>
+      </w:pPr>
+      <w:r>
+        <w:rPr>
+          <w:b/>
+          <w:color w:val="FFFFFF" w:themeColor="background1"/>
           <w:sz w:val="32"/>
           <w:szCs w:val="24"/>
+          <w:rPrChange w:id="263" w:author="DCS" w:date="2026-10-28T14:42:00Z">
+            <w:rPr>
+              <w:b/>
+              <w:sz w:val="32"/>
+              <w:szCs w:val="24"/>
+            </w:rPr>
+          </w:rPrChange>
         </w:rPr>
         <w:t>STRASSEN’S MATRIX MULTIPLICATION</w:t>
       </w:r>
@@ -6377,7 +7207,14 @@
         <w:jc w:val="center"/>
         <w:rPr>
           <w:b/>
+          <w:color w:val="FFFFFF" w:themeColor="background1"/>
           <w:sz w:val="28"/>
+          <w:rPrChange w:id="264" w:author="DCS" w:date="2026-10-28T14:42:00Z">
+            <w:rPr>
+              <w:b/>
+              <w:sz w:val="28"/>
+            </w:rPr>
+          </w:rPrChange>
         </w:rPr>
       </w:pPr>
     </w:p>
@@ -6388,22 +7225,29 @@
         <w:ind w:left="360"/>
         <w:rPr>
           <w:b/>
+          <w:color w:val="FFFFFF" w:themeColor="background1"/>
           <w:sz w:val="28"/>
-        </w:rPr>
-      </w:pPr>
-      <w:r>
-        <w:rPr>
-          <w:b/>
+          <w:rPrChange w:id="265" w:author="DCS" w:date="2026-10-28T14:42:00Z">
+            <w:rPr>
+              <w:b/>
+              <w:sz w:val="28"/>
+            </w:rPr>
+          </w:rPrChange>
+        </w:rPr>
+      </w:pPr>
+      <w:r>
+        <w:rPr>
+          <w:b/>
+          <w:color w:val="FFFFFF" w:themeColor="background1"/>
           <w:sz w:val="28"/>
-        </w:rPr>
-        <w:t xml:space="preserve">AIM </w:t>
-      </w:r>
-      <w:r>
-        <w:rPr>
-          <w:b/>
-          <w:sz w:val="28"/>
-        </w:rPr>
-        <w:t xml:space="preserve">: </w:t>
+          <w:rPrChange w:id="266" w:author="DCS" w:date="2026-10-28T14:42:00Z">
+            <w:rPr>
+              <w:b/>
+              <w:sz w:val="28"/>
+            </w:rPr>
+          </w:rPrChange>
+        </w:rPr>
+        <w:t xml:space="preserve">AIM : </w:t>
       </w:r>
     </w:p>
     <w:p>
@@ -6411,6 +7255,12 @@
         <w:pStyle w:val="BodyText"/>
         <w:spacing w:before="211" w:line="357" w:lineRule="auto"/>
         <w:ind w:left="360"/>
+        <w:rPr>
+          <w:color w:val="FFFFFF" w:themeColor="background1"/>
+          <w:rPrChange w:id="267" w:author="DCS" w:date="2026-10-28T14:42:00Z">
+            <w:rPr/>
+          </w:rPrChange>
+        </w:rPr>
       </w:pPr>
     </w:p>
     <w:p>
@@ -6421,19 +7271,37 @@
         </w:tabs>
         <w:spacing w:line="357" w:lineRule="auto"/>
         <w:ind w:left="360"/>
-      </w:pPr>
-    </w:p>
-    <w:p>
-      <w:pPr>
-        <w:pStyle w:val="Heading1"/>
-        <w:ind w:left="355"/>
-        <w:rPr>
-          <w:spacing w:val="-2"/>
-        </w:rPr>
-      </w:pPr>
-      <w:r>
-        <w:rPr>
-          <w:spacing w:val="-2"/>
+        <w:rPr>
+          <w:color w:val="FFFFFF" w:themeColor="background1"/>
+          <w:rPrChange w:id="268" w:author="DCS" w:date="2026-10-28T14:42:00Z">
+            <w:rPr/>
+          </w:rPrChange>
+        </w:rPr>
+      </w:pPr>
+    </w:p>
+    <w:p>
+      <w:pPr>
+        <w:pStyle w:val="Heading1"/>
+        <w:ind w:left="355"/>
+        <w:rPr>
+          <w:color w:val="FFFFFF" w:themeColor="background1"/>
+          <w:spacing w:val="-2"/>
+          <w:rPrChange w:id="269" w:author="DCS" w:date="2026-10-28T14:42:00Z">
+            <w:rPr>
+              <w:spacing w:val="-2"/>
+            </w:rPr>
+          </w:rPrChange>
+        </w:rPr>
+      </w:pPr>
+      <w:r>
+        <w:rPr>
+          <w:color w:val="FFFFFF" w:themeColor="background1"/>
+          <w:spacing w:val="-2"/>
+          <w:rPrChange w:id="270" w:author="DCS" w:date="2026-10-28T14:42:00Z">
+            <w:rPr>
+              <w:spacing w:val="-2"/>
+            </w:rPr>
+          </w:rPrChange>
         </w:rPr>
         <w:t>ALGORITHM  :</w:t>
       </w:r>
@@ -6443,205 +7311,343 @@
         <w:pStyle w:val="Heading1"/>
         <w:ind w:left="355"/>
         <w:rPr>
-          <w:spacing w:val="-2"/>
-        </w:rPr>
-      </w:pPr>
-    </w:p>
-    <w:p>
-      <w:pPr>
-        <w:pStyle w:val="Heading1"/>
-        <w:ind w:left="355"/>
-        <w:rPr>
-          <w:spacing w:val="-2"/>
-        </w:rPr>
-      </w:pPr>
-    </w:p>
-    <w:p>
-      <w:pPr>
-        <w:pStyle w:val="Heading1"/>
-        <w:ind w:left="355"/>
-        <w:rPr>
-          <w:spacing w:val="-2"/>
-        </w:rPr>
-      </w:pPr>
-    </w:p>
-    <w:p>
-      <w:pPr>
-        <w:pStyle w:val="Heading1"/>
-        <w:ind w:left="355"/>
-        <w:rPr>
-          <w:spacing w:val="-2"/>
-        </w:rPr>
-      </w:pPr>
-    </w:p>
-    <w:p>
-      <w:pPr>
-        <w:pStyle w:val="Heading1"/>
-        <w:ind w:left="355"/>
-        <w:rPr>
-          <w:spacing w:val="-2"/>
-        </w:rPr>
-      </w:pPr>
-    </w:p>
-    <w:p>
-      <w:pPr>
-        <w:pStyle w:val="Heading1"/>
-        <w:ind w:left="355"/>
-        <w:rPr>
-          <w:spacing w:val="-2"/>
-        </w:rPr>
-      </w:pPr>
-    </w:p>
-    <w:p>
-      <w:pPr>
-        <w:pStyle w:val="Heading1"/>
-        <w:ind w:left="355"/>
-        <w:rPr>
-          <w:spacing w:val="-2"/>
-        </w:rPr>
-      </w:pPr>
-    </w:p>
-    <w:p>
-      <w:pPr>
-        <w:pStyle w:val="Heading1"/>
-        <w:ind w:left="355"/>
-        <w:rPr>
-          <w:spacing w:val="-2"/>
-        </w:rPr>
-      </w:pPr>
-    </w:p>
-    <w:p>
-      <w:pPr>
-        <w:pStyle w:val="Heading1"/>
-        <w:ind w:left="355"/>
-        <w:rPr>
-          <w:spacing w:val="-2"/>
-        </w:rPr>
-      </w:pPr>
-    </w:p>
-    <w:p>
-      <w:pPr>
-        <w:pStyle w:val="Heading1"/>
-        <w:ind w:left="355"/>
-        <w:rPr>
-          <w:spacing w:val="-2"/>
-        </w:rPr>
-      </w:pPr>
-    </w:p>
-    <w:p>
-      <w:pPr>
-        <w:pStyle w:val="Heading1"/>
-        <w:ind w:left="355"/>
-        <w:rPr>
-          <w:spacing w:val="-2"/>
-        </w:rPr>
-      </w:pPr>
-    </w:p>
-    <w:p>
-      <w:pPr>
-        <w:pStyle w:val="Heading1"/>
-        <w:ind w:left="355"/>
-        <w:rPr>
-          <w:spacing w:val="-2"/>
-        </w:rPr>
-      </w:pPr>
-    </w:p>
-    <w:p>
-      <w:pPr>
-        <w:pStyle w:val="Heading1"/>
-        <w:ind w:left="355"/>
-        <w:rPr>
-          <w:spacing w:val="-2"/>
-        </w:rPr>
-      </w:pPr>
-    </w:p>
-    <w:p>
-      <w:pPr>
-        <w:pStyle w:val="Heading1"/>
-        <w:ind w:left="355"/>
-        <w:rPr>
-          <w:spacing w:val="-2"/>
-        </w:rPr>
-      </w:pPr>
-    </w:p>
-    <w:p>
-      <w:pPr>
-        <w:pStyle w:val="Heading1"/>
-        <w:ind w:left="355"/>
-        <w:rPr>
-          <w:spacing w:val="-2"/>
-        </w:rPr>
-      </w:pPr>
-    </w:p>
-    <w:p>
-      <w:pPr>
-        <w:pStyle w:val="Heading1"/>
-        <w:ind w:left="355"/>
-        <w:rPr>
-          <w:spacing w:val="-2"/>
-        </w:rPr>
-      </w:pPr>
-    </w:p>
-    <w:p>
-      <w:pPr>
-        <w:pStyle w:val="Heading1"/>
-        <w:ind w:left="355"/>
-        <w:rPr>
-          <w:spacing w:val="-2"/>
-        </w:rPr>
-      </w:pPr>
-    </w:p>
-    <w:p>
-      <w:pPr>
-        <w:pStyle w:val="Heading1"/>
-        <w:ind w:left="355"/>
-        <w:rPr>
-          <w:spacing w:val="-2"/>
-        </w:rPr>
-      </w:pPr>
-    </w:p>
-    <w:p>
-      <w:pPr>
-        <w:pStyle w:val="Heading1"/>
-        <w:ind w:left="355"/>
-        <w:rPr>
-          <w:spacing w:val="-2"/>
-        </w:rPr>
-      </w:pPr>
-    </w:p>
-    <w:p>
-      <w:pPr>
-        <w:pStyle w:val="Heading1"/>
-        <w:ind w:left="355"/>
-        <w:rPr>
-          <w:spacing w:val="-2"/>
-        </w:rPr>
-      </w:pPr>
-    </w:p>
-    <w:p>
-      <w:pPr>
-        <w:pStyle w:val="Heading1"/>
-        <w:ind w:left="355"/>
-        <w:rPr>
-          <w:spacing w:val="-2"/>
-        </w:rPr>
-      </w:pPr>
-    </w:p>
-    <w:p>
-      <w:pPr>
-        <w:pStyle w:val="Heading1"/>
-        <w:ind w:left="355"/>
-        <w:rPr>
-          <w:spacing w:val="-2"/>
-        </w:rPr>
-      </w:pPr>
-    </w:p>
-    <w:p>
-      <w:pPr>
-        <w:pStyle w:val="Heading1"/>
-        <w:ind w:left="355"/>
-        <w:rPr>
-          <w:spacing w:val="-2"/>
+          <w:color w:val="FFFFFF" w:themeColor="background1"/>
+          <w:spacing w:val="-2"/>
+          <w:rPrChange w:id="271" w:author="DCS" w:date="2026-10-28T14:42:00Z">
+            <w:rPr>
+              <w:spacing w:val="-2"/>
+            </w:rPr>
+          </w:rPrChange>
+        </w:rPr>
+      </w:pPr>
+    </w:p>
+    <w:p>
+      <w:pPr>
+        <w:pStyle w:val="Heading1"/>
+        <w:ind w:left="355"/>
+        <w:rPr>
+          <w:color w:val="FFFFFF" w:themeColor="background1"/>
+          <w:spacing w:val="-2"/>
+          <w:rPrChange w:id="272" w:author="DCS" w:date="2026-10-28T14:42:00Z">
+            <w:rPr>
+              <w:spacing w:val="-2"/>
+            </w:rPr>
+          </w:rPrChange>
+        </w:rPr>
+      </w:pPr>
+    </w:p>
+    <w:p>
+      <w:pPr>
+        <w:pStyle w:val="Heading1"/>
+        <w:ind w:left="355"/>
+        <w:rPr>
+          <w:color w:val="FFFFFF" w:themeColor="background1"/>
+          <w:spacing w:val="-2"/>
+          <w:rPrChange w:id="273" w:author="DCS" w:date="2026-10-28T14:42:00Z">
+            <w:rPr>
+              <w:spacing w:val="-2"/>
+            </w:rPr>
+          </w:rPrChange>
+        </w:rPr>
+      </w:pPr>
+    </w:p>
+    <w:p>
+      <w:pPr>
+        <w:pStyle w:val="Heading1"/>
+        <w:ind w:left="355"/>
+        <w:rPr>
+          <w:color w:val="FFFFFF" w:themeColor="background1"/>
+          <w:spacing w:val="-2"/>
+          <w:rPrChange w:id="274" w:author="DCS" w:date="2026-10-28T14:42:00Z">
+            <w:rPr>
+              <w:spacing w:val="-2"/>
+            </w:rPr>
+          </w:rPrChange>
+        </w:rPr>
+      </w:pPr>
+    </w:p>
+    <w:p>
+      <w:pPr>
+        <w:pStyle w:val="Heading1"/>
+        <w:ind w:left="355"/>
+        <w:rPr>
+          <w:color w:val="FFFFFF" w:themeColor="background1"/>
+          <w:spacing w:val="-2"/>
+          <w:rPrChange w:id="275" w:author="DCS" w:date="2026-10-28T14:42:00Z">
+            <w:rPr>
+              <w:spacing w:val="-2"/>
+            </w:rPr>
+          </w:rPrChange>
+        </w:rPr>
+      </w:pPr>
+    </w:p>
+    <w:p>
+      <w:pPr>
+        <w:pStyle w:val="Heading1"/>
+        <w:ind w:left="355"/>
+        <w:rPr>
+          <w:color w:val="FFFFFF" w:themeColor="background1"/>
+          <w:spacing w:val="-2"/>
+          <w:rPrChange w:id="276" w:author="DCS" w:date="2026-10-28T14:42:00Z">
+            <w:rPr>
+              <w:spacing w:val="-2"/>
+            </w:rPr>
+          </w:rPrChange>
+        </w:rPr>
+      </w:pPr>
+    </w:p>
+    <w:p>
+      <w:pPr>
+        <w:pStyle w:val="Heading1"/>
+        <w:ind w:left="355"/>
+        <w:rPr>
+          <w:color w:val="FFFFFF" w:themeColor="background1"/>
+          <w:spacing w:val="-2"/>
+          <w:rPrChange w:id="277" w:author="DCS" w:date="2026-10-28T14:42:00Z">
+            <w:rPr>
+              <w:spacing w:val="-2"/>
+            </w:rPr>
+          </w:rPrChange>
+        </w:rPr>
+      </w:pPr>
+    </w:p>
+    <w:p>
+      <w:pPr>
+        <w:pStyle w:val="Heading1"/>
+        <w:ind w:left="355"/>
+        <w:rPr>
+          <w:color w:val="FFFFFF" w:themeColor="background1"/>
+          <w:spacing w:val="-2"/>
+          <w:rPrChange w:id="278" w:author="DCS" w:date="2026-10-28T14:42:00Z">
+            <w:rPr>
+              <w:spacing w:val="-2"/>
+            </w:rPr>
+          </w:rPrChange>
+        </w:rPr>
+      </w:pPr>
+    </w:p>
+    <w:p>
+      <w:pPr>
+        <w:pStyle w:val="Heading1"/>
+        <w:ind w:left="355"/>
+        <w:rPr>
+          <w:color w:val="FFFFFF" w:themeColor="background1"/>
+          <w:spacing w:val="-2"/>
+          <w:rPrChange w:id="279" w:author="DCS" w:date="2026-10-28T14:42:00Z">
+            <w:rPr>
+              <w:spacing w:val="-2"/>
+            </w:rPr>
+          </w:rPrChange>
+        </w:rPr>
+      </w:pPr>
+    </w:p>
+    <w:p>
+      <w:pPr>
+        <w:pStyle w:val="Heading1"/>
+        <w:ind w:left="355"/>
+        <w:rPr>
+          <w:color w:val="FFFFFF" w:themeColor="background1"/>
+          <w:spacing w:val="-2"/>
+          <w:rPrChange w:id="280" w:author="DCS" w:date="2026-10-28T14:42:00Z">
+            <w:rPr>
+              <w:spacing w:val="-2"/>
+            </w:rPr>
+          </w:rPrChange>
+        </w:rPr>
+      </w:pPr>
+    </w:p>
+    <w:p>
+      <w:pPr>
+        <w:pStyle w:val="Heading1"/>
+        <w:ind w:left="355"/>
+        <w:rPr>
+          <w:color w:val="FFFFFF" w:themeColor="background1"/>
+          <w:spacing w:val="-2"/>
+          <w:rPrChange w:id="281" w:author="DCS" w:date="2026-10-28T14:42:00Z">
+            <w:rPr>
+              <w:spacing w:val="-2"/>
+            </w:rPr>
+          </w:rPrChange>
+        </w:rPr>
+      </w:pPr>
+    </w:p>
+    <w:p>
+      <w:pPr>
+        <w:pStyle w:val="Heading1"/>
+        <w:ind w:left="355"/>
+        <w:rPr>
+          <w:color w:val="FFFFFF" w:themeColor="background1"/>
+          <w:spacing w:val="-2"/>
+          <w:rPrChange w:id="282" w:author="DCS" w:date="2026-10-28T14:42:00Z">
+            <w:rPr>
+              <w:spacing w:val="-2"/>
+            </w:rPr>
+          </w:rPrChange>
+        </w:rPr>
+      </w:pPr>
+    </w:p>
+    <w:p>
+      <w:pPr>
+        <w:pStyle w:val="Heading1"/>
+        <w:ind w:left="355"/>
+        <w:rPr>
+          <w:color w:val="FFFFFF" w:themeColor="background1"/>
+          <w:spacing w:val="-2"/>
+          <w:rPrChange w:id="283" w:author="DCS" w:date="2026-10-28T14:42:00Z">
+            <w:rPr>
+              <w:spacing w:val="-2"/>
+            </w:rPr>
+          </w:rPrChange>
+        </w:rPr>
+      </w:pPr>
+    </w:p>
+    <w:p>
+      <w:pPr>
+        <w:pStyle w:val="Heading1"/>
+        <w:ind w:left="355"/>
+        <w:rPr>
+          <w:color w:val="FFFFFF" w:themeColor="background1"/>
+          <w:spacing w:val="-2"/>
+          <w:rPrChange w:id="284" w:author="DCS" w:date="2026-10-28T14:42:00Z">
+            <w:rPr>
+              <w:spacing w:val="-2"/>
+            </w:rPr>
+          </w:rPrChange>
+        </w:rPr>
+      </w:pPr>
+    </w:p>
+    <w:p>
+      <w:pPr>
+        <w:pStyle w:val="Heading1"/>
+        <w:ind w:left="355"/>
+        <w:rPr>
+          <w:color w:val="FFFFFF" w:themeColor="background1"/>
+          <w:spacing w:val="-2"/>
+          <w:rPrChange w:id="285" w:author="DCS" w:date="2026-10-28T14:42:00Z">
+            <w:rPr>
+              <w:spacing w:val="-2"/>
+            </w:rPr>
+          </w:rPrChange>
+        </w:rPr>
+      </w:pPr>
+    </w:p>
+    <w:p>
+      <w:pPr>
+        <w:pStyle w:val="Heading1"/>
+        <w:ind w:left="355"/>
+        <w:rPr>
+          <w:color w:val="FFFFFF" w:themeColor="background1"/>
+          <w:spacing w:val="-2"/>
+          <w:rPrChange w:id="286" w:author="DCS" w:date="2026-10-28T14:42:00Z">
+            <w:rPr>
+              <w:spacing w:val="-2"/>
+            </w:rPr>
+          </w:rPrChange>
+        </w:rPr>
+      </w:pPr>
+    </w:p>
+    <w:p>
+      <w:pPr>
+        <w:pStyle w:val="Heading1"/>
+        <w:ind w:left="355"/>
+        <w:rPr>
+          <w:color w:val="FFFFFF" w:themeColor="background1"/>
+          <w:spacing w:val="-2"/>
+          <w:rPrChange w:id="287" w:author="DCS" w:date="2026-10-28T14:42:00Z">
+            <w:rPr>
+              <w:spacing w:val="-2"/>
+            </w:rPr>
+          </w:rPrChange>
+        </w:rPr>
+      </w:pPr>
+    </w:p>
+    <w:p>
+      <w:pPr>
+        <w:pStyle w:val="Heading1"/>
+        <w:ind w:left="355"/>
+        <w:rPr>
+          <w:color w:val="FFFFFF" w:themeColor="background1"/>
+          <w:spacing w:val="-2"/>
+          <w:rPrChange w:id="288" w:author="DCS" w:date="2026-10-28T14:42:00Z">
+            <w:rPr>
+              <w:spacing w:val="-2"/>
+            </w:rPr>
+          </w:rPrChange>
+        </w:rPr>
+      </w:pPr>
+    </w:p>
+    <w:p>
+      <w:pPr>
+        <w:pStyle w:val="Heading1"/>
+        <w:ind w:left="355"/>
+        <w:rPr>
+          <w:color w:val="FFFFFF" w:themeColor="background1"/>
+          <w:spacing w:val="-2"/>
+          <w:rPrChange w:id="289" w:author="DCS" w:date="2026-10-28T14:42:00Z">
+            <w:rPr>
+              <w:spacing w:val="-2"/>
+            </w:rPr>
+          </w:rPrChange>
+        </w:rPr>
+      </w:pPr>
+    </w:p>
+    <w:p>
+      <w:pPr>
+        <w:pStyle w:val="Heading1"/>
+        <w:ind w:left="355"/>
+        <w:rPr>
+          <w:color w:val="FFFFFF" w:themeColor="background1"/>
+          <w:spacing w:val="-2"/>
+          <w:rPrChange w:id="290" w:author="DCS" w:date="2026-10-28T14:42:00Z">
+            <w:rPr>
+              <w:spacing w:val="-2"/>
+            </w:rPr>
+          </w:rPrChange>
+        </w:rPr>
+      </w:pPr>
+    </w:p>
+    <w:p>
+      <w:pPr>
+        <w:pStyle w:val="Heading1"/>
+        <w:ind w:left="355"/>
+        <w:rPr>
+          <w:color w:val="FFFFFF" w:themeColor="background1"/>
+          <w:spacing w:val="-2"/>
+          <w:rPrChange w:id="291" w:author="DCS" w:date="2026-10-28T14:42:00Z">
+            <w:rPr>
+              <w:spacing w:val="-2"/>
+            </w:rPr>
+          </w:rPrChange>
+        </w:rPr>
+      </w:pPr>
+    </w:p>
+    <w:p>
+      <w:pPr>
+        <w:pStyle w:val="Heading1"/>
+        <w:ind w:left="355"/>
+        <w:rPr>
+          <w:color w:val="FFFFFF" w:themeColor="background1"/>
+          <w:spacing w:val="-2"/>
+          <w:rPrChange w:id="292" w:author="DCS" w:date="2026-10-28T14:42:00Z">
+            <w:rPr>
+              <w:spacing w:val="-2"/>
+            </w:rPr>
+          </w:rPrChange>
+        </w:rPr>
+      </w:pPr>
+    </w:p>
+    <w:p>
+      <w:pPr>
+        <w:pStyle w:val="Heading1"/>
+        <w:ind w:left="355"/>
+        <w:rPr>
+          <w:color w:val="FFFFFF" w:themeColor="background1"/>
+          <w:spacing w:val="-2"/>
+          <w:rPrChange w:id="293" w:author="DCS" w:date="2026-10-28T14:42:00Z">
+            <w:rPr>
+              <w:spacing w:val="-2"/>
+            </w:rPr>
+          </w:rPrChange>
         </w:rPr>
       </w:pPr>
     </w:p>
@@ -6749,7 +7755,7 @@
                                 <w:lang w:val="en-IN"/>
                               </w:rPr>
                             </w:pPr>
-                            <w:ins w:id="124" w:author="Murshida" w:date="2026-10-28T12:26:00Z">
+                            <w:ins w:id="294" w:author="Murshida" w:date="2026-10-28T12:26:00Z">
                               <w:r>
                                 <w:rPr>
                                   <w:lang w:val="en-IN"/>
@@ -6757,7 +7763,7 @@
                                 <w:t>3</w:t>
                               </w:r>
                             </w:ins>
-                            <w:del w:id="125" w:author="Murshida" w:date="2026-10-28T12:26:00Z">
+                            <w:del w:id="295" w:author="Murshida" w:date="2026-10-28T12:26:00Z">
                               <w:r>
                                 <w:rPr>
                                   <w:lang w:val="en-IN"/>
@@ -6798,7 +7804,7 @@
                           <w:lang w:val="en-IN"/>
                         </w:rPr>
                       </w:pPr>
-                      <w:ins w:id="126" w:author="Murshida" w:date="2026-10-28T12:26:00Z">
+                      <w:ins w:id="296" w:author="Murshida" w:date="2026-10-28T12:26:00Z">
                         <w:r>
                           <w:rPr>
                             <w:lang w:val="en-IN"/>
@@ -6806,7 +7812,7 @@
                           <w:t>3</w:t>
                         </w:r>
                       </w:ins>
-                      <w:del w:id="127" w:author="Murshida" w:date="2026-10-28T12:26:00Z">
+                      <w:del w:id="297" w:author="Murshida" w:date="2026-10-28T12:26:00Z">
                         <w:r>
                           <w:rPr>
                             <w:lang w:val="en-IN"/>
@@ -7449,12 +8455,24 @@
         <w:pStyle w:val="Heading1"/>
         <w:ind w:left="355"/>
         <w:rPr>
-          <w:spacing w:val="-2"/>
-        </w:rPr>
-      </w:pPr>
-      <w:r>
-        <w:rPr>
-          <w:spacing w:val="-2"/>
+          <w:color w:val="FFFFFF" w:themeColor="background1"/>
+          <w:spacing w:val="-2"/>
+          <w:rPrChange w:id="298" w:author="DCS" w:date="2026-10-28T14:42:00Z">
+            <w:rPr>
+              <w:spacing w:val="-2"/>
+            </w:rPr>
+          </w:rPrChange>
+        </w:rPr>
+      </w:pPr>
+      <w:r>
+        <w:rPr>
+          <w:color w:val="FFFFFF" w:themeColor="background1"/>
+          <w:spacing w:val="-2"/>
+          <w:rPrChange w:id="299" w:author="DCS" w:date="2026-10-28T14:42:00Z">
+            <w:rPr>
+              <w:spacing w:val="-2"/>
+            </w:rPr>
+          </w:rPrChange>
         </w:rPr>
         <w:t>RESULT :</w:t>
       </w:r>
@@ -7589,7 +8607,7 @@
                                 <w:lang w:val="en-IN"/>
                               </w:rPr>
                             </w:pPr>
-                            <w:ins w:id="128" w:author="Murshida" w:date="2026-10-28T12:26:00Z">
+                            <w:ins w:id="300" w:author="Murshida" w:date="2026-10-28T12:26:00Z">
                               <w:r>
                                 <w:rPr>
                                   <w:lang w:val="en-IN"/>
@@ -7597,7 +8615,7 @@
                                 <w:t>4</w:t>
                               </w:r>
                             </w:ins>
-                            <w:del w:id="129" w:author="Murshida" w:date="2026-10-28T12:26:00Z">
+                            <w:del w:id="301" w:author="Murshida" w:date="2026-10-28T12:26:00Z">
                               <w:r>
                                 <w:rPr>
                                   <w:lang w:val="en-IN"/>
@@ -7638,7 +8656,7 @@
                           <w:lang w:val="en-IN"/>
                         </w:rPr>
                       </w:pPr>
-                      <w:ins w:id="130" w:author="Murshida" w:date="2026-10-28T12:26:00Z">
+                      <w:ins w:id="302" w:author="Murshida" w:date="2026-10-28T12:26:00Z">
                         <w:r>
                           <w:rPr>
                             <w:lang w:val="en-IN"/>
@@ -7646,7 +8664,7 @@
                           <w:t>4</w:t>
                         </w:r>
                       </w:ins>
-                      <w:del w:id="131" w:author="Murshida" w:date="2026-10-28T12:26:00Z">
+                      <w:del w:id="303" w:author="Murshida" w:date="2026-10-28T12:26:00Z">
                         <w:r>
                           <w:rPr>
                             <w:lang w:val="en-IN"/>
@@ -8036,25 +9054,53 @@
         <w:ind w:left="360"/>
         <w:rPr>
           <w:b/>
+          <w:color w:val="FFFFFF" w:themeColor="background1"/>
           <w:sz w:val="24"/>
-        </w:rPr>
-      </w:pPr>
-      <w:r>
+          <w:rPrChange w:id="304" w:author="DCS" w:date="2026-10-28T14:43:00Z">
+            <w:rPr>
+              <w:b/>
+              <w:sz w:val="24"/>
+            </w:rPr>
+          </w:rPrChange>
+        </w:rPr>
+      </w:pPr>
+      <w:r>
+        <w:rPr>
+          <w:color w:val="FFFFFF" w:themeColor="background1"/>
+          <w:rPrChange w:id="305" w:author="DCS" w:date="2026-10-28T14:43:00Z">
+            <w:rPr/>
+          </w:rPrChange>
+        </w:rPr>
         <w:lastRenderedPageBreak/>
         <w:t xml:space="preserve"> </w:t>
       </w:r>
       <w:r>
         <w:rPr>
           <w:b/>
+          <w:color w:val="FFFFFF" w:themeColor="background1"/>
           <w:sz w:val="24"/>
+          <w:rPrChange w:id="306" w:author="DCS" w:date="2026-10-28T14:43:00Z">
+            <w:rPr>
+              <w:b/>
+              <w:sz w:val="24"/>
+            </w:rPr>
+          </w:rPrChange>
         </w:rPr>
         <w:t>Ex. No:</w:t>
       </w:r>
       <w:r>
         <w:rPr>
           <w:b/>
+          <w:color w:val="FFFFFF" w:themeColor="background1"/>
           <w:spacing w:val="-2"/>
           <w:sz w:val="24"/>
+          <w:rPrChange w:id="307" w:author="DCS" w:date="2026-10-28T14:43:00Z">
+            <w:rPr>
+              <w:b/>
+              <w:spacing w:val="-2"/>
+              <w:sz w:val="24"/>
+            </w:rPr>
+          </w:rPrChange>
         </w:rPr>
         <w:t xml:space="preserve"> 04</w:t>
       </w:r>
@@ -8065,28 +9111,57 @@
         <w:ind w:left="360"/>
         <w:rPr>
           <w:b/>
+          <w:color w:val="FFFFFF" w:themeColor="background1"/>
           <w:sz w:val="24"/>
-        </w:rPr>
-      </w:pPr>
-      <w:r>
-        <w:rPr>
-          <w:b/>
+          <w:rPrChange w:id="308" w:author="DCS" w:date="2026-10-28T14:43:00Z">
+            <w:rPr>
+              <w:b/>
+              <w:sz w:val="24"/>
+            </w:rPr>
+          </w:rPrChange>
+        </w:rPr>
+      </w:pPr>
+      <w:r>
+        <w:rPr>
+          <w:b/>
+          <w:color w:val="FFFFFF" w:themeColor="background1"/>
           <w:sz w:val="24"/>
+          <w:rPrChange w:id="309" w:author="DCS" w:date="2026-10-28T14:43:00Z">
+            <w:rPr>
+              <w:b/>
+              <w:sz w:val="24"/>
+            </w:rPr>
+          </w:rPrChange>
         </w:rPr>
         <w:t>Date:</w:t>
       </w:r>
       <w:r>
         <w:rPr>
           <w:b/>
+          <w:color w:val="FFFFFF" w:themeColor="background1"/>
           <w:spacing w:val="-4"/>
           <w:sz w:val="24"/>
+          <w:rPrChange w:id="310" w:author="DCS" w:date="2026-10-28T14:43:00Z">
+            <w:rPr>
+              <w:b/>
+              <w:spacing w:val="-4"/>
+              <w:sz w:val="24"/>
+            </w:rPr>
+          </w:rPrChange>
         </w:rPr>
         <w:t xml:space="preserve"> </w:t>
       </w:r>
       <w:r>
         <w:rPr>
           <w:b/>
+          <w:color w:val="FFFFFF" w:themeColor="background1"/>
           <w:sz w:val="24"/>
+          <w:rPrChange w:id="311" w:author="DCS" w:date="2026-10-28T14:43:00Z">
+            <w:rPr>
+              <w:b/>
+              <w:sz w:val="24"/>
+            </w:rPr>
+          </w:rPrChange>
         </w:rPr>
         <w:t>18-08-2026</w:t>
       </w:r>
@@ -8098,15 +9173,31 @@
         <w:jc w:val="center"/>
         <w:rPr>
           <w:b/>
+          <w:color w:val="FFFFFF" w:themeColor="background1"/>
           <w:sz w:val="32"/>
           <w:szCs w:val="24"/>
-        </w:rPr>
-      </w:pPr>
-      <w:r>
-        <w:rPr>
-          <w:b/>
+          <w:rPrChange w:id="312" w:author="DCS" w:date="2026-10-28T14:43:00Z">
+            <w:rPr>
+              <w:b/>
+              <w:sz w:val="32"/>
+              <w:szCs w:val="24"/>
+            </w:rPr>
+          </w:rPrChange>
+        </w:rPr>
+      </w:pPr>
+      <w:r>
+        <w:rPr>
+          <w:b/>
+          <w:color w:val="FFFFFF" w:themeColor="background1"/>
           <w:sz w:val="32"/>
           <w:szCs w:val="24"/>
+          <w:rPrChange w:id="313" w:author="DCS" w:date="2026-10-28T14:43:00Z">
+            <w:rPr>
+              <w:b/>
+              <w:sz w:val="32"/>
+              <w:szCs w:val="24"/>
+            </w:rPr>
+          </w:rPrChange>
         </w:rPr>
         <w:t>JOB SEQUENCING USING GREEDY METHOD</w:t>
       </w:r>
@@ -8121,7 +9212,14 @@
         <w:jc w:val="center"/>
         <w:rPr>
           <w:b/>
+          <w:color w:val="FFFFFF" w:themeColor="background1"/>
           <w:sz w:val="28"/>
+          <w:rPrChange w:id="314" w:author="DCS" w:date="2026-10-28T14:43:00Z">
+            <w:rPr>
+              <w:b/>
+              <w:sz w:val="28"/>
+            </w:rPr>
+          </w:rPrChange>
         </w:rPr>
       </w:pPr>
     </w:p>
@@ -8132,22 +9230,29 @@
         <w:ind w:left="360"/>
         <w:rPr>
           <w:b/>
+          <w:color w:val="FFFFFF" w:themeColor="background1"/>
           <w:sz w:val="28"/>
-        </w:rPr>
-      </w:pPr>
-      <w:r>
-        <w:rPr>
-          <w:b/>
+          <w:rPrChange w:id="315" w:author="DCS" w:date="2026-10-28T14:43:00Z">
+            <w:rPr>
+              <w:b/>
+              <w:sz w:val="28"/>
+            </w:rPr>
+          </w:rPrChange>
+        </w:rPr>
+      </w:pPr>
+      <w:r>
+        <w:rPr>
+          <w:b/>
+          <w:color w:val="FFFFFF" w:themeColor="background1"/>
           <w:sz w:val="28"/>
-        </w:rPr>
-        <w:t xml:space="preserve">AIM </w:t>
-      </w:r>
-      <w:r>
-        <w:rPr>
-          <w:b/>
-          <w:sz w:val="28"/>
-        </w:rPr>
-        <w:t xml:space="preserve">: </w:t>
+          <w:rPrChange w:id="316" w:author="DCS" w:date="2026-10-28T14:43:00Z">
+            <w:rPr>
+              <w:b/>
+              <w:sz w:val="28"/>
+            </w:rPr>
+          </w:rPrChange>
+        </w:rPr>
+        <w:t xml:space="preserve">AIM : </w:t>
       </w:r>
     </w:p>
     <w:p>
@@ -8155,6 +9260,12 @@
         <w:pStyle w:val="BodyText"/>
         <w:spacing w:before="211" w:line="357" w:lineRule="auto"/>
         <w:ind w:left="360"/>
+        <w:rPr>
+          <w:color w:val="FFFFFF" w:themeColor="background1"/>
+          <w:rPrChange w:id="317" w:author="DCS" w:date="2026-10-28T14:43:00Z">
+            <w:rPr/>
+          </w:rPrChange>
+        </w:rPr>
       </w:pPr>
     </w:p>
     <w:p>
@@ -8165,19 +9276,37 @@
         </w:tabs>
         <w:spacing w:line="357" w:lineRule="auto"/>
         <w:ind w:left="360"/>
-      </w:pPr>
-    </w:p>
-    <w:p>
-      <w:pPr>
-        <w:pStyle w:val="Heading1"/>
-        <w:ind w:left="355"/>
-        <w:rPr>
-          <w:spacing w:val="-2"/>
-        </w:rPr>
-      </w:pPr>
-      <w:r>
-        <w:rPr>
-          <w:spacing w:val="-2"/>
+        <w:rPr>
+          <w:color w:val="FFFFFF" w:themeColor="background1"/>
+          <w:rPrChange w:id="318" w:author="DCS" w:date="2026-10-28T14:43:00Z">
+            <w:rPr/>
+          </w:rPrChange>
+        </w:rPr>
+      </w:pPr>
+    </w:p>
+    <w:p>
+      <w:pPr>
+        <w:pStyle w:val="Heading1"/>
+        <w:ind w:left="355"/>
+        <w:rPr>
+          <w:color w:val="FFFFFF" w:themeColor="background1"/>
+          <w:spacing w:val="-2"/>
+          <w:rPrChange w:id="319" w:author="DCS" w:date="2026-10-28T14:43:00Z">
+            <w:rPr>
+              <w:spacing w:val="-2"/>
+            </w:rPr>
+          </w:rPrChange>
+        </w:rPr>
+      </w:pPr>
+      <w:r>
+        <w:rPr>
+          <w:color w:val="FFFFFF" w:themeColor="background1"/>
+          <w:spacing w:val="-2"/>
+          <w:rPrChange w:id="320" w:author="DCS" w:date="2026-10-28T14:43:00Z">
+            <w:rPr>
+              <w:spacing w:val="-2"/>
+            </w:rPr>
+          </w:rPrChange>
         </w:rPr>
         <w:t>ALGORITHM  :</w:t>
       </w:r>
@@ -8187,256 +9316,430 @@
         <w:pStyle w:val="Heading1"/>
         <w:ind w:left="355"/>
         <w:rPr>
-          <w:spacing w:val="-2"/>
-        </w:rPr>
-      </w:pPr>
-    </w:p>
-    <w:p>
-      <w:pPr>
-        <w:pStyle w:val="Heading1"/>
-        <w:ind w:left="355"/>
-        <w:rPr>
-          <w:spacing w:val="-2"/>
-        </w:rPr>
-      </w:pPr>
-    </w:p>
-    <w:p>
-      <w:pPr>
-        <w:pStyle w:val="Heading1"/>
-        <w:ind w:left="355"/>
-        <w:rPr>
-          <w:spacing w:val="-2"/>
-        </w:rPr>
-      </w:pPr>
-    </w:p>
-    <w:p>
-      <w:pPr>
-        <w:pStyle w:val="Heading1"/>
-        <w:ind w:left="355"/>
-        <w:rPr>
-          <w:spacing w:val="-2"/>
-        </w:rPr>
-      </w:pPr>
-    </w:p>
-    <w:p>
-      <w:pPr>
-        <w:pStyle w:val="Heading1"/>
-        <w:ind w:left="355"/>
-        <w:rPr>
-          <w:spacing w:val="-2"/>
-        </w:rPr>
-      </w:pPr>
-    </w:p>
-    <w:p>
-      <w:pPr>
-        <w:pStyle w:val="Heading1"/>
-        <w:ind w:left="355"/>
-        <w:rPr>
-          <w:spacing w:val="-2"/>
-        </w:rPr>
-      </w:pPr>
-    </w:p>
-    <w:p>
-      <w:pPr>
-        <w:pStyle w:val="Heading1"/>
-        <w:ind w:left="355"/>
-        <w:rPr>
-          <w:spacing w:val="-2"/>
-        </w:rPr>
-      </w:pPr>
-    </w:p>
-    <w:p>
-      <w:pPr>
-        <w:pStyle w:val="Heading1"/>
-        <w:ind w:left="355"/>
-        <w:rPr>
-          <w:spacing w:val="-2"/>
-        </w:rPr>
-      </w:pPr>
-    </w:p>
-    <w:p>
-      <w:pPr>
-        <w:pStyle w:val="Heading1"/>
-        <w:ind w:left="355"/>
-        <w:rPr>
-          <w:spacing w:val="-2"/>
-        </w:rPr>
-      </w:pPr>
-    </w:p>
-    <w:p>
-      <w:pPr>
-        <w:pStyle w:val="Heading1"/>
-        <w:ind w:left="355"/>
-        <w:rPr>
-          <w:spacing w:val="-2"/>
-        </w:rPr>
-      </w:pPr>
-    </w:p>
-    <w:p>
-      <w:pPr>
-        <w:pStyle w:val="Heading1"/>
-        <w:ind w:left="355"/>
-        <w:rPr>
-          <w:spacing w:val="-2"/>
-        </w:rPr>
-      </w:pPr>
-    </w:p>
-    <w:p>
-      <w:pPr>
-        <w:pStyle w:val="Heading1"/>
-        <w:ind w:left="355"/>
-        <w:rPr>
-          <w:spacing w:val="-2"/>
-        </w:rPr>
-      </w:pPr>
-    </w:p>
-    <w:p>
-      <w:pPr>
-        <w:pStyle w:val="Heading1"/>
-        <w:ind w:left="355"/>
-        <w:rPr>
-          <w:spacing w:val="-2"/>
-        </w:rPr>
-      </w:pPr>
-    </w:p>
-    <w:p>
-      <w:pPr>
-        <w:pStyle w:val="Heading1"/>
-        <w:ind w:left="355"/>
-        <w:rPr>
-          <w:spacing w:val="-2"/>
-        </w:rPr>
-      </w:pPr>
-    </w:p>
-    <w:p>
-      <w:pPr>
-        <w:pStyle w:val="Heading1"/>
-        <w:ind w:left="355"/>
-        <w:rPr>
-          <w:spacing w:val="-2"/>
-        </w:rPr>
-      </w:pPr>
-    </w:p>
-    <w:p>
-      <w:pPr>
-        <w:pStyle w:val="Heading1"/>
-        <w:ind w:left="355"/>
-        <w:rPr>
-          <w:spacing w:val="-2"/>
-        </w:rPr>
-      </w:pPr>
-    </w:p>
-    <w:p>
-      <w:pPr>
-        <w:pStyle w:val="Heading1"/>
-        <w:ind w:left="355"/>
-        <w:rPr>
-          <w:spacing w:val="-2"/>
-        </w:rPr>
-      </w:pPr>
-    </w:p>
-    <w:p>
-      <w:pPr>
-        <w:pStyle w:val="Heading1"/>
-        <w:ind w:left="355"/>
-        <w:rPr>
-          <w:spacing w:val="-2"/>
-        </w:rPr>
-      </w:pPr>
-    </w:p>
-    <w:p>
-      <w:pPr>
-        <w:pStyle w:val="Heading1"/>
-        <w:ind w:left="355"/>
-        <w:rPr>
-          <w:spacing w:val="-2"/>
-        </w:rPr>
-      </w:pPr>
-    </w:p>
-    <w:p>
-      <w:pPr>
-        <w:pStyle w:val="Heading1"/>
-        <w:ind w:left="355"/>
-        <w:rPr>
-          <w:spacing w:val="-2"/>
-        </w:rPr>
-      </w:pPr>
-    </w:p>
-    <w:p>
-      <w:pPr>
-        <w:pStyle w:val="Heading1"/>
-        <w:ind w:left="355"/>
-        <w:rPr>
-          <w:spacing w:val="-2"/>
-        </w:rPr>
-      </w:pPr>
-    </w:p>
-    <w:p>
-      <w:pPr>
-        <w:pStyle w:val="Heading1"/>
-        <w:ind w:left="355"/>
-        <w:rPr>
-          <w:spacing w:val="-2"/>
-        </w:rPr>
-      </w:pPr>
-    </w:p>
-    <w:p>
-      <w:pPr>
-        <w:pStyle w:val="Heading1"/>
-        <w:ind w:left="355"/>
-        <w:rPr>
-          <w:spacing w:val="-2"/>
-        </w:rPr>
-      </w:pPr>
-    </w:p>
-    <w:p>
-      <w:pPr>
-        <w:pStyle w:val="Heading1"/>
-        <w:ind w:left="355"/>
-        <w:rPr>
-          <w:spacing w:val="-2"/>
-        </w:rPr>
-      </w:pPr>
-    </w:p>
-    <w:p>
-      <w:pPr>
-        <w:pStyle w:val="Heading1"/>
-        <w:ind w:left="355"/>
-        <w:rPr>
-          <w:spacing w:val="-2"/>
-        </w:rPr>
-      </w:pPr>
-    </w:p>
-    <w:p>
-      <w:pPr>
-        <w:pStyle w:val="Heading1"/>
-        <w:ind w:left="355"/>
-        <w:rPr>
-          <w:spacing w:val="-2"/>
-        </w:rPr>
-      </w:pPr>
-    </w:p>
-    <w:p>
-      <w:pPr>
-        <w:pStyle w:val="Heading1"/>
-        <w:ind w:left="355"/>
-        <w:rPr>
-          <w:spacing w:val="-2"/>
-        </w:rPr>
-      </w:pPr>
-    </w:p>
-    <w:p>
-      <w:pPr>
-        <w:pStyle w:val="BodyText"/>
-        <w:spacing w:line="360" w:lineRule="auto"/>
-        <w:ind w:left="360"/>
-      </w:pPr>
-    </w:p>
-    <w:p>
-      <w:pPr>
-        <w:pStyle w:val="BodyText"/>
-        <w:spacing w:line="360" w:lineRule="auto"/>
-        <w:ind w:left="360"/>
+          <w:color w:val="FFFFFF" w:themeColor="background1"/>
+          <w:spacing w:val="-2"/>
+          <w:rPrChange w:id="321" w:author="DCS" w:date="2026-10-28T14:43:00Z">
+            <w:rPr>
+              <w:spacing w:val="-2"/>
+            </w:rPr>
+          </w:rPrChange>
+        </w:rPr>
+      </w:pPr>
+    </w:p>
+    <w:p>
+      <w:pPr>
+        <w:pStyle w:val="Heading1"/>
+        <w:ind w:left="355"/>
+        <w:rPr>
+          <w:color w:val="FFFFFF" w:themeColor="background1"/>
+          <w:spacing w:val="-2"/>
+          <w:rPrChange w:id="322" w:author="DCS" w:date="2026-10-28T14:43:00Z">
+            <w:rPr>
+              <w:spacing w:val="-2"/>
+            </w:rPr>
+          </w:rPrChange>
+        </w:rPr>
+      </w:pPr>
+    </w:p>
+    <w:p>
+      <w:pPr>
+        <w:pStyle w:val="Heading1"/>
+        <w:ind w:left="355"/>
+        <w:rPr>
+          <w:color w:val="FFFFFF" w:themeColor="background1"/>
+          <w:spacing w:val="-2"/>
+          <w:rPrChange w:id="323" w:author="DCS" w:date="2026-10-28T14:43:00Z">
+            <w:rPr>
+              <w:spacing w:val="-2"/>
+            </w:rPr>
+          </w:rPrChange>
+        </w:rPr>
+      </w:pPr>
+    </w:p>
+    <w:p>
+      <w:pPr>
+        <w:pStyle w:val="Heading1"/>
+        <w:ind w:left="355"/>
+        <w:rPr>
+          <w:color w:val="FFFFFF" w:themeColor="background1"/>
+          <w:spacing w:val="-2"/>
+          <w:rPrChange w:id="324" w:author="DCS" w:date="2026-10-28T14:43:00Z">
+            <w:rPr>
+              <w:spacing w:val="-2"/>
+            </w:rPr>
+          </w:rPrChange>
+        </w:rPr>
+      </w:pPr>
+    </w:p>
+    <w:p>
+      <w:pPr>
+        <w:pStyle w:val="Heading1"/>
+        <w:ind w:left="355"/>
+        <w:rPr>
+          <w:color w:val="FFFFFF" w:themeColor="background1"/>
+          <w:spacing w:val="-2"/>
+          <w:rPrChange w:id="325" w:author="DCS" w:date="2026-10-28T14:43:00Z">
+            <w:rPr>
+              <w:spacing w:val="-2"/>
+            </w:rPr>
+          </w:rPrChange>
+        </w:rPr>
+      </w:pPr>
+    </w:p>
+    <w:p>
+      <w:pPr>
+        <w:pStyle w:val="Heading1"/>
+        <w:ind w:left="355"/>
+        <w:rPr>
+          <w:color w:val="FFFFFF" w:themeColor="background1"/>
+          <w:spacing w:val="-2"/>
+          <w:rPrChange w:id="326" w:author="DCS" w:date="2026-10-28T14:43:00Z">
+            <w:rPr>
+              <w:spacing w:val="-2"/>
+            </w:rPr>
+          </w:rPrChange>
+        </w:rPr>
+      </w:pPr>
+    </w:p>
+    <w:p>
+      <w:pPr>
+        <w:pStyle w:val="Heading1"/>
+        <w:ind w:left="355"/>
+        <w:rPr>
+          <w:color w:val="FFFFFF" w:themeColor="background1"/>
+          <w:spacing w:val="-2"/>
+          <w:rPrChange w:id="327" w:author="DCS" w:date="2026-10-28T14:43:00Z">
+            <w:rPr>
+              <w:spacing w:val="-2"/>
+            </w:rPr>
+          </w:rPrChange>
+        </w:rPr>
+      </w:pPr>
+    </w:p>
+    <w:p>
+      <w:pPr>
+        <w:pStyle w:val="Heading1"/>
+        <w:ind w:left="355"/>
+        <w:rPr>
+          <w:color w:val="FFFFFF" w:themeColor="background1"/>
+          <w:spacing w:val="-2"/>
+          <w:rPrChange w:id="328" w:author="DCS" w:date="2026-10-28T14:43:00Z">
+            <w:rPr>
+              <w:spacing w:val="-2"/>
+            </w:rPr>
+          </w:rPrChange>
+        </w:rPr>
+      </w:pPr>
+    </w:p>
+    <w:p>
+      <w:pPr>
+        <w:pStyle w:val="Heading1"/>
+        <w:ind w:left="355"/>
+        <w:rPr>
+          <w:color w:val="FFFFFF" w:themeColor="background1"/>
+          <w:spacing w:val="-2"/>
+          <w:rPrChange w:id="329" w:author="DCS" w:date="2026-10-28T14:43:00Z">
+            <w:rPr>
+              <w:spacing w:val="-2"/>
+            </w:rPr>
+          </w:rPrChange>
+        </w:rPr>
+      </w:pPr>
+    </w:p>
+    <w:p>
+      <w:pPr>
+        <w:pStyle w:val="Heading1"/>
+        <w:ind w:left="355"/>
+        <w:rPr>
+          <w:color w:val="FFFFFF" w:themeColor="background1"/>
+          <w:spacing w:val="-2"/>
+          <w:rPrChange w:id="330" w:author="DCS" w:date="2026-10-28T14:43:00Z">
+            <w:rPr>
+              <w:spacing w:val="-2"/>
+            </w:rPr>
+          </w:rPrChange>
+        </w:rPr>
+      </w:pPr>
+    </w:p>
+    <w:p>
+      <w:pPr>
+        <w:pStyle w:val="Heading1"/>
+        <w:ind w:left="355"/>
+        <w:rPr>
+          <w:color w:val="FFFFFF" w:themeColor="background1"/>
+          <w:spacing w:val="-2"/>
+          <w:rPrChange w:id="331" w:author="DCS" w:date="2026-10-28T14:43:00Z">
+            <w:rPr>
+              <w:spacing w:val="-2"/>
+            </w:rPr>
+          </w:rPrChange>
+        </w:rPr>
+      </w:pPr>
+    </w:p>
+    <w:p>
+      <w:pPr>
+        <w:pStyle w:val="Heading1"/>
+        <w:ind w:left="355"/>
+        <w:rPr>
+          <w:color w:val="FFFFFF" w:themeColor="background1"/>
+          <w:spacing w:val="-2"/>
+          <w:rPrChange w:id="332" w:author="DCS" w:date="2026-10-28T14:43:00Z">
+            <w:rPr>
+              <w:spacing w:val="-2"/>
+            </w:rPr>
+          </w:rPrChange>
+        </w:rPr>
+      </w:pPr>
+    </w:p>
+    <w:p>
+      <w:pPr>
+        <w:pStyle w:val="Heading1"/>
+        <w:ind w:left="355"/>
+        <w:rPr>
+          <w:color w:val="FFFFFF" w:themeColor="background1"/>
+          <w:spacing w:val="-2"/>
+          <w:rPrChange w:id="333" w:author="DCS" w:date="2026-10-28T14:43:00Z">
+            <w:rPr>
+              <w:spacing w:val="-2"/>
+            </w:rPr>
+          </w:rPrChange>
+        </w:rPr>
+      </w:pPr>
+    </w:p>
+    <w:p>
+      <w:pPr>
+        <w:pStyle w:val="Heading1"/>
+        <w:ind w:left="355"/>
+        <w:rPr>
+          <w:color w:val="FFFFFF" w:themeColor="background1"/>
+          <w:spacing w:val="-2"/>
+          <w:rPrChange w:id="334" w:author="DCS" w:date="2026-10-28T14:43:00Z">
+            <w:rPr>
+              <w:spacing w:val="-2"/>
+            </w:rPr>
+          </w:rPrChange>
+        </w:rPr>
+      </w:pPr>
+    </w:p>
+    <w:p>
+      <w:pPr>
+        <w:pStyle w:val="Heading1"/>
+        <w:ind w:left="355"/>
+        <w:rPr>
+          <w:color w:val="FFFFFF" w:themeColor="background1"/>
+          <w:spacing w:val="-2"/>
+          <w:rPrChange w:id="335" w:author="DCS" w:date="2026-10-28T14:43:00Z">
+            <w:rPr>
+              <w:spacing w:val="-2"/>
+            </w:rPr>
+          </w:rPrChange>
+        </w:rPr>
+      </w:pPr>
+    </w:p>
+    <w:p>
+      <w:pPr>
+        <w:pStyle w:val="Heading1"/>
+        <w:ind w:left="355"/>
+        <w:rPr>
+          <w:color w:val="FFFFFF" w:themeColor="background1"/>
+          <w:spacing w:val="-2"/>
+          <w:rPrChange w:id="336" w:author="DCS" w:date="2026-10-28T14:43:00Z">
+            <w:rPr>
+              <w:spacing w:val="-2"/>
+            </w:rPr>
+          </w:rPrChange>
+        </w:rPr>
+      </w:pPr>
+    </w:p>
+    <w:p>
+      <w:pPr>
+        <w:pStyle w:val="Heading1"/>
+        <w:ind w:left="355"/>
+        <w:rPr>
+          <w:color w:val="FFFFFF" w:themeColor="background1"/>
+          <w:spacing w:val="-2"/>
+          <w:rPrChange w:id="337" w:author="DCS" w:date="2026-10-28T14:43:00Z">
+            <w:rPr>
+              <w:spacing w:val="-2"/>
+            </w:rPr>
+          </w:rPrChange>
+        </w:rPr>
+      </w:pPr>
+    </w:p>
+    <w:p>
+      <w:pPr>
+        <w:pStyle w:val="Heading1"/>
+        <w:ind w:left="355"/>
+        <w:rPr>
+          <w:color w:val="FFFFFF" w:themeColor="background1"/>
+          <w:spacing w:val="-2"/>
+          <w:rPrChange w:id="338" w:author="DCS" w:date="2026-10-28T14:43:00Z">
+            <w:rPr>
+              <w:spacing w:val="-2"/>
+            </w:rPr>
+          </w:rPrChange>
+        </w:rPr>
+      </w:pPr>
+    </w:p>
+    <w:p>
+      <w:pPr>
+        <w:pStyle w:val="Heading1"/>
+        <w:ind w:left="355"/>
+        <w:rPr>
+          <w:color w:val="FFFFFF" w:themeColor="background1"/>
+          <w:spacing w:val="-2"/>
+          <w:rPrChange w:id="339" w:author="DCS" w:date="2026-10-28T14:43:00Z">
+            <w:rPr>
+              <w:spacing w:val="-2"/>
+            </w:rPr>
+          </w:rPrChange>
+        </w:rPr>
+      </w:pPr>
+    </w:p>
+    <w:p>
+      <w:pPr>
+        <w:pStyle w:val="Heading1"/>
+        <w:ind w:left="355"/>
+        <w:rPr>
+          <w:color w:val="FFFFFF" w:themeColor="background1"/>
+          <w:spacing w:val="-2"/>
+          <w:rPrChange w:id="340" w:author="DCS" w:date="2026-10-28T14:43:00Z">
+            <w:rPr>
+              <w:spacing w:val="-2"/>
+            </w:rPr>
+          </w:rPrChange>
+        </w:rPr>
+      </w:pPr>
+    </w:p>
+    <w:p>
+      <w:pPr>
+        <w:pStyle w:val="Heading1"/>
+        <w:ind w:left="355"/>
+        <w:rPr>
+          <w:color w:val="FFFFFF" w:themeColor="background1"/>
+          <w:spacing w:val="-2"/>
+          <w:rPrChange w:id="341" w:author="DCS" w:date="2026-10-28T14:43:00Z">
+            <w:rPr>
+              <w:spacing w:val="-2"/>
+            </w:rPr>
+          </w:rPrChange>
+        </w:rPr>
+      </w:pPr>
+    </w:p>
+    <w:p>
+      <w:pPr>
+        <w:pStyle w:val="Heading1"/>
+        <w:ind w:left="355"/>
+        <w:rPr>
+          <w:color w:val="FFFFFF" w:themeColor="background1"/>
+          <w:spacing w:val="-2"/>
+          <w:rPrChange w:id="342" w:author="DCS" w:date="2026-10-28T14:43:00Z">
+            <w:rPr>
+              <w:spacing w:val="-2"/>
+            </w:rPr>
+          </w:rPrChange>
+        </w:rPr>
+      </w:pPr>
+    </w:p>
+    <w:p>
+      <w:pPr>
+        <w:pStyle w:val="Heading1"/>
+        <w:ind w:left="355"/>
+        <w:rPr>
+          <w:color w:val="FFFFFF" w:themeColor="background1"/>
+          <w:spacing w:val="-2"/>
+          <w:rPrChange w:id="343" w:author="DCS" w:date="2026-10-28T14:43:00Z">
+            <w:rPr>
+              <w:spacing w:val="-2"/>
+            </w:rPr>
+          </w:rPrChange>
+        </w:rPr>
+      </w:pPr>
+    </w:p>
+    <w:p>
+      <w:pPr>
+        <w:pStyle w:val="Heading1"/>
+        <w:ind w:left="355"/>
+        <w:rPr>
+          <w:color w:val="FFFFFF" w:themeColor="background1"/>
+          <w:spacing w:val="-2"/>
+          <w:rPrChange w:id="344" w:author="DCS" w:date="2026-10-28T14:43:00Z">
+            <w:rPr>
+              <w:spacing w:val="-2"/>
+            </w:rPr>
+          </w:rPrChange>
+        </w:rPr>
+      </w:pPr>
+    </w:p>
+    <w:p>
+      <w:pPr>
+        <w:pStyle w:val="Heading1"/>
+        <w:ind w:left="355"/>
+        <w:rPr>
+          <w:color w:val="FFFFFF" w:themeColor="background1"/>
+          <w:spacing w:val="-2"/>
+          <w:rPrChange w:id="345" w:author="DCS" w:date="2026-10-28T14:43:00Z">
+            <w:rPr>
+              <w:spacing w:val="-2"/>
+            </w:rPr>
+          </w:rPrChange>
+        </w:rPr>
+      </w:pPr>
+    </w:p>
+    <w:p>
+      <w:pPr>
+        <w:pStyle w:val="Heading1"/>
+        <w:ind w:left="355"/>
+        <w:rPr>
+          <w:color w:val="FFFFFF" w:themeColor="background1"/>
+          <w:spacing w:val="-2"/>
+          <w:rPrChange w:id="346" w:author="DCS" w:date="2026-10-28T14:43:00Z">
+            <w:rPr>
+              <w:spacing w:val="-2"/>
+            </w:rPr>
+          </w:rPrChange>
+        </w:rPr>
+      </w:pPr>
+    </w:p>
+    <w:p>
+      <w:pPr>
+        <w:pStyle w:val="Heading1"/>
+        <w:ind w:left="355"/>
+        <w:rPr>
+          <w:color w:val="FFFFFF" w:themeColor="background1"/>
+          <w:spacing w:val="-2"/>
+          <w:rPrChange w:id="347" w:author="DCS" w:date="2026-10-28T14:43:00Z">
+            <w:rPr>
+              <w:spacing w:val="-2"/>
+            </w:rPr>
+          </w:rPrChange>
+        </w:rPr>
+      </w:pPr>
+    </w:p>
+    <w:p>
+      <w:pPr>
+        <w:pStyle w:val="BodyText"/>
+        <w:spacing w:line="360" w:lineRule="auto"/>
+        <w:ind w:left="360"/>
+        <w:rPr>
+          <w:color w:val="FFFFFF" w:themeColor="background1"/>
+          <w:rPrChange w:id="348" w:author="DCS" w:date="2026-10-28T14:43:00Z">
+            <w:rPr/>
+          </w:rPrChange>
+        </w:rPr>
+      </w:pPr>
+    </w:p>
+    <w:p>
+      <w:pPr>
+        <w:pStyle w:val="BodyText"/>
+        <w:spacing w:line="360" w:lineRule="auto"/>
+        <w:ind w:left="360"/>
+        <w:rPr>
+          <w:color w:val="FFFFFF" w:themeColor="background1"/>
+          <w:rPrChange w:id="349" w:author="DCS" w:date="2026-10-28T14:43:00Z">
+            <w:rPr/>
+          </w:rPrChange>
+        </w:rPr>
       </w:pPr>
     </w:p>
     <w:p>
@@ -8495,7 +9798,7 @@
                                 <w:lang w:val="en-IN"/>
                               </w:rPr>
                             </w:pPr>
-                            <w:ins w:id="132" w:author="Murshida" w:date="2026-10-28T12:26:00Z">
+                            <w:ins w:id="350" w:author="Murshida" w:date="2026-10-28T12:26:00Z">
                               <w:r>
                                 <w:rPr>
                                   <w:lang w:val="en-IN"/>
@@ -8503,7 +9806,7 @@
                                 <w:t>5</w:t>
                               </w:r>
                             </w:ins>
-                            <w:del w:id="133" w:author="Murshida" w:date="2026-10-28T12:26:00Z">
+                            <w:del w:id="351" w:author="Murshida" w:date="2026-10-28T12:26:00Z">
                               <w:r>
                                 <w:rPr>
                                   <w:lang w:val="en-IN"/>
@@ -8544,7 +9847,7 @@
                           <w:lang w:val="en-IN"/>
                         </w:rPr>
                       </w:pPr>
-                      <w:ins w:id="134" w:author="Murshida" w:date="2026-10-28T12:26:00Z">
+                      <w:ins w:id="352" w:author="Murshida" w:date="2026-10-28T12:26:00Z">
                         <w:r>
                           <w:rPr>
                             <w:lang w:val="en-IN"/>
@@ -8552,7 +9855,7 @@
                           <w:t>5</w:t>
                         </w:r>
                       </w:ins>
-                      <w:del w:id="135" w:author="Murshida" w:date="2026-10-28T12:26:00Z">
+                      <w:del w:id="353" w:author="Murshida" w:date="2026-10-28T12:26:00Z">
                         <w:r>
                           <w:rPr>
                             <w:lang w:val="en-IN"/>
@@ -9124,21 +10427,39 @@
         <w:pStyle w:val="Heading1"/>
         <w:ind w:left="355"/>
         <w:rPr>
-          <w:spacing w:val="-2"/>
-        </w:rPr>
-      </w:pPr>
-    </w:p>
-    <w:p>
-      <w:pPr>
-        <w:pStyle w:val="Heading1"/>
-        <w:ind w:left="355"/>
-        <w:rPr>
-          <w:spacing w:val="-2"/>
-        </w:rPr>
-      </w:pPr>
-      <w:r>
-        <w:rPr>
-          <w:spacing w:val="-2"/>
+          <w:color w:val="FFFFFF" w:themeColor="background1"/>
+          <w:spacing w:val="-2"/>
+          <w:rPrChange w:id="354" w:author="DCS" w:date="2026-10-28T14:43:00Z">
+            <w:rPr>
+              <w:spacing w:val="-2"/>
+            </w:rPr>
+          </w:rPrChange>
+        </w:rPr>
+      </w:pPr>
+    </w:p>
+    <w:p>
+      <w:pPr>
+        <w:pStyle w:val="Heading1"/>
+        <w:ind w:left="355"/>
+        <w:rPr>
+          <w:color w:val="FFFFFF" w:themeColor="background1"/>
+          <w:spacing w:val="-2"/>
+          <w:rPrChange w:id="355" w:author="DCS" w:date="2026-10-28T14:43:00Z">
+            <w:rPr>
+              <w:spacing w:val="-2"/>
+            </w:rPr>
+          </w:rPrChange>
+        </w:rPr>
+      </w:pPr>
+      <w:r>
+        <w:rPr>
+          <w:color w:val="FFFFFF" w:themeColor="background1"/>
+          <w:spacing w:val="-2"/>
+          <w:rPrChange w:id="356" w:author="DCS" w:date="2026-10-28T14:43:00Z">
+            <w:rPr>
+              <w:spacing w:val="-2"/>
+            </w:rPr>
+          </w:rPrChange>
         </w:rPr>
         <w:t>RESULT :</w:t>
       </w:r>
@@ -9363,7 +10684,7 @@
                                 <w:lang w:val="en-IN"/>
                               </w:rPr>
                             </w:pPr>
-                            <w:ins w:id="136" w:author="Murshida" w:date="2026-10-28T12:26:00Z">
+                            <w:ins w:id="357" w:author="Murshida" w:date="2026-10-28T12:26:00Z">
                               <w:r>
                                 <w:rPr>
                                   <w:lang w:val="en-IN"/>
@@ -9371,7 +10692,7 @@
                                 <w:t>6</w:t>
                               </w:r>
                             </w:ins>
-                            <w:del w:id="137" w:author="Murshida" w:date="2026-10-28T12:26:00Z">
+                            <w:del w:id="358" w:author="Murshida" w:date="2026-10-28T12:26:00Z">
                               <w:r>
                                 <w:rPr>
                                   <w:lang w:val="en-IN"/>
@@ -9412,7 +10733,7 @@
                           <w:lang w:val="en-IN"/>
                         </w:rPr>
                       </w:pPr>
-                      <w:ins w:id="138" w:author="Murshida" w:date="2026-10-28T12:26:00Z">
+                      <w:ins w:id="359" w:author="Murshida" w:date="2026-10-28T12:26:00Z">
                         <w:r>
                           <w:rPr>
                             <w:lang w:val="en-IN"/>
@@ -9420,7 +10741,7 @@
                           <w:t>6</w:t>
                         </w:r>
                       </w:ins>
-                      <w:del w:id="139" w:author="Murshida" w:date="2026-10-28T12:26:00Z">
+                      <w:del w:id="360" w:author="Murshida" w:date="2026-10-28T12:26:00Z">
                         <w:r>
                           <w:rPr>
                             <w:lang w:val="en-IN"/>
@@ -9810,13 +11131,27 @@
         <w:ind w:left="360"/>
         <w:rPr>
           <w:b/>
+          <w:color w:val="FFFFFF" w:themeColor="background1"/>
           <w:sz w:val="24"/>
-        </w:rPr>
-      </w:pPr>
-      <w:r>
-        <w:rPr>
-          <w:b/>
+          <w:rPrChange w:id="361" w:author="DCS" w:date="2026-10-28T14:43:00Z">
+            <w:rPr>
+              <w:b/>
+              <w:sz w:val="24"/>
+            </w:rPr>
+          </w:rPrChange>
+        </w:rPr>
+      </w:pPr>
+      <w:r>
+        <w:rPr>
+          <w:b/>
+          <w:color w:val="FFFFFF" w:themeColor="background1"/>
           <w:sz w:val="24"/>
+          <w:rPrChange w:id="362" w:author="DCS" w:date="2026-10-28T14:43:00Z">
+            <w:rPr>
+              <w:b/>
+              <w:sz w:val="24"/>
+            </w:rPr>
+          </w:rPrChange>
         </w:rPr>
         <w:lastRenderedPageBreak/>
         <w:t>Ex. No:</w:t>
@@ -9824,8 +11159,16 @@
       <w:r>
         <w:rPr>
           <w:b/>
+          <w:color w:val="FFFFFF" w:themeColor="background1"/>
           <w:spacing w:val="-2"/>
           <w:sz w:val="24"/>
+          <w:rPrChange w:id="363" w:author="DCS" w:date="2026-10-28T14:43:00Z">
+            <w:rPr>
+              <w:b/>
+              <w:spacing w:val="-2"/>
+              <w:sz w:val="24"/>
+            </w:rPr>
+          </w:rPrChange>
         </w:rPr>
         <w:t xml:space="preserve"> 05</w:t>
       </w:r>
@@ -9836,28 +11179,57 @@
         <w:ind w:left="360"/>
         <w:rPr>
           <w:b/>
+          <w:color w:val="FFFFFF" w:themeColor="background1"/>
           <w:sz w:val="24"/>
-        </w:rPr>
-      </w:pPr>
-      <w:r>
-        <w:rPr>
-          <w:b/>
+          <w:rPrChange w:id="364" w:author="DCS" w:date="2026-10-28T14:43:00Z">
+            <w:rPr>
+              <w:b/>
+              <w:sz w:val="24"/>
+            </w:rPr>
+          </w:rPrChange>
+        </w:rPr>
+      </w:pPr>
+      <w:r>
+        <w:rPr>
+          <w:b/>
+          <w:color w:val="FFFFFF" w:themeColor="background1"/>
           <w:sz w:val="24"/>
+          <w:rPrChange w:id="365" w:author="DCS" w:date="2026-10-28T14:43:00Z">
+            <w:rPr>
+              <w:b/>
+              <w:sz w:val="24"/>
+            </w:rPr>
+          </w:rPrChange>
         </w:rPr>
         <w:t>Date:</w:t>
       </w:r>
       <w:r>
         <w:rPr>
           <w:b/>
+          <w:color w:val="FFFFFF" w:themeColor="background1"/>
           <w:spacing w:val="-4"/>
           <w:sz w:val="24"/>
+          <w:rPrChange w:id="366" w:author="DCS" w:date="2026-10-28T14:43:00Z">
+            <w:rPr>
+              <w:b/>
+              <w:spacing w:val="-4"/>
+              <w:sz w:val="24"/>
+            </w:rPr>
+          </w:rPrChange>
         </w:rPr>
         <w:t xml:space="preserve"> </w:t>
       </w:r>
       <w:r>
         <w:rPr>
           <w:b/>
+          <w:color w:val="FFFFFF" w:themeColor="background1"/>
           <w:sz w:val="24"/>
+          <w:rPrChange w:id="367" w:author="DCS" w:date="2026-10-28T14:43:00Z">
+            <w:rPr>
+              <w:b/>
+              <w:sz w:val="24"/>
+            </w:rPr>
+          </w:rPrChange>
         </w:rPr>
         <w:t>18-08-2026</w:t>
       </w:r>
@@ -9869,24 +11241,48 @@
         <w:jc w:val="center"/>
         <w:rPr>
           <w:b/>
+          <w:color w:val="FFFFFF" w:themeColor="background1"/>
           <w:sz w:val="32"/>
           <w:szCs w:val="24"/>
-        </w:rPr>
-      </w:pPr>
-      <w:r>
-        <w:rPr>
-          <w:b/>
+          <w:rPrChange w:id="368" w:author="DCS" w:date="2026-10-28T14:43:00Z">
+            <w:rPr>
+              <w:b/>
+              <w:sz w:val="32"/>
+              <w:szCs w:val="24"/>
+            </w:rPr>
+          </w:rPrChange>
+        </w:rPr>
+      </w:pPr>
+      <w:r>
+        <w:rPr>
+          <w:b/>
+          <w:color w:val="FFFFFF" w:themeColor="background1"/>
           <w:sz w:val="32"/>
           <w:szCs w:val="24"/>
+          <w:rPrChange w:id="369" w:author="DCS" w:date="2026-10-28T14:43:00Z">
+            <w:rPr>
+              <w:b/>
+              <w:sz w:val="32"/>
+              <w:szCs w:val="24"/>
+            </w:rPr>
+          </w:rPrChange>
         </w:rPr>
         <w:t>PRIM’S ALGORITHM</w:t>
       </w:r>
-      <w:ins w:id="140" w:author="Murshida" w:date="2026-10-28T12:40:00Z">
+      <w:ins w:id="370" w:author="Murshida" w:date="2026-10-28T12:40:00Z">
         <w:r>
           <w:rPr>
             <w:b/>
+            <w:color w:val="FFFFFF" w:themeColor="background1"/>
             <w:sz w:val="32"/>
             <w:szCs w:val="24"/>
+            <w:rPrChange w:id="371" w:author="DCS" w:date="2026-10-28T14:43:00Z">
+              <w:rPr>
+                <w:b/>
+                <w:sz w:val="32"/>
+                <w:szCs w:val="24"/>
+              </w:rPr>
+            </w:rPrChange>
           </w:rPr>
           <w:t xml:space="preserve"> FOR MST</w:t>
         </w:r>
@@ -9902,7 +11298,14 @@
         <w:jc w:val="center"/>
         <w:rPr>
           <w:b/>
+          <w:color w:val="FFFFFF" w:themeColor="background1"/>
           <w:sz w:val="28"/>
+          <w:rPrChange w:id="372" w:author="DCS" w:date="2026-10-28T14:43:00Z">
+            <w:rPr>
+              <w:b/>
+              <w:sz w:val="28"/>
+            </w:rPr>
+          </w:rPrChange>
         </w:rPr>
       </w:pPr>
     </w:p>
@@ -9913,22 +11316,29 @@
         <w:ind w:left="360"/>
         <w:rPr>
           <w:b/>
+          <w:color w:val="FFFFFF" w:themeColor="background1"/>
           <w:sz w:val="28"/>
-        </w:rPr>
-      </w:pPr>
-      <w:r>
-        <w:rPr>
-          <w:b/>
+          <w:rPrChange w:id="373" w:author="DCS" w:date="2026-10-28T14:43:00Z">
+            <w:rPr>
+              <w:b/>
+              <w:sz w:val="28"/>
+            </w:rPr>
+          </w:rPrChange>
+        </w:rPr>
+      </w:pPr>
+      <w:r>
+        <w:rPr>
+          <w:b/>
+          <w:color w:val="FFFFFF" w:themeColor="background1"/>
           <w:sz w:val="28"/>
-        </w:rPr>
-        <w:t xml:space="preserve">AIM </w:t>
-      </w:r>
-      <w:r>
-        <w:rPr>
-          <w:b/>
-          <w:sz w:val="28"/>
-        </w:rPr>
-        <w:t xml:space="preserve">: </w:t>
+          <w:rPrChange w:id="374" w:author="DCS" w:date="2026-10-28T14:43:00Z">
+            <w:rPr>
+              <w:b/>
+              <w:sz w:val="28"/>
+            </w:rPr>
+          </w:rPrChange>
+        </w:rPr>
+        <w:t xml:space="preserve">AIM : </w:t>
       </w:r>
     </w:p>
     <w:p>
@@ -9936,6 +11346,12 @@
         <w:pStyle w:val="BodyText"/>
         <w:spacing w:before="211" w:line="357" w:lineRule="auto"/>
         <w:ind w:left="360"/>
+        <w:rPr>
+          <w:color w:val="FFFFFF" w:themeColor="background1"/>
+          <w:rPrChange w:id="375" w:author="DCS" w:date="2026-10-28T14:43:00Z">
+            <w:rPr/>
+          </w:rPrChange>
+        </w:rPr>
       </w:pPr>
     </w:p>
     <w:p>
@@ -9946,19 +11362,37 @@
         </w:tabs>
         <w:spacing w:line="357" w:lineRule="auto"/>
         <w:ind w:left="360"/>
-      </w:pPr>
-    </w:p>
-    <w:p>
-      <w:pPr>
-        <w:pStyle w:val="Heading1"/>
-        <w:ind w:left="355"/>
-        <w:rPr>
-          <w:spacing w:val="-2"/>
-        </w:rPr>
-      </w:pPr>
-      <w:r>
-        <w:rPr>
-          <w:spacing w:val="-2"/>
+        <w:rPr>
+          <w:color w:val="FFFFFF" w:themeColor="background1"/>
+          <w:rPrChange w:id="376" w:author="DCS" w:date="2026-10-28T14:43:00Z">
+            <w:rPr/>
+          </w:rPrChange>
+        </w:rPr>
+      </w:pPr>
+    </w:p>
+    <w:p>
+      <w:pPr>
+        <w:pStyle w:val="Heading1"/>
+        <w:ind w:left="355"/>
+        <w:rPr>
+          <w:color w:val="FFFFFF" w:themeColor="background1"/>
+          <w:spacing w:val="-2"/>
+          <w:rPrChange w:id="377" w:author="DCS" w:date="2026-10-28T14:43:00Z">
+            <w:rPr>
+              <w:spacing w:val="-2"/>
+            </w:rPr>
+          </w:rPrChange>
+        </w:rPr>
+      </w:pPr>
+      <w:r>
+        <w:rPr>
+          <w:color w:val="FFFFFF" w:themeColor="background1"/>
+          <w:spacing w:val="-2"/>
+          <w:rPrChange w:id="378" w:author="DCS" w:date="2026-10-28T14:43:00Z">
+            <w:rPr>
+              <w:spacing w:val="-2"/>
+            </w:rPr>
+          </w:rPrChange>
         </w:rPr>
         <w:t>ALGORITHM  :</w:t>
       </w:r>
@@ -9968,124 +11402,208 @@
         <w:pStyle w:val="Heading1"/>
         <w:ind w:left="355"/>
         <w:rPr>
-          <w:spacing w:val="-2"/>
-        </w:rPr>
-      </w:pPr>
-    </w:p>
-    <w:p>
-      <w:pPr>
-        <w:pStyle w:val="Heading1"/>
-        <w:ind w:left="355"/>
-        <w:rPr>
-          <w:spacing w:val="-2"/>
-        </w:rPr>
-      </w:pPr>
-    </w:p>
-    <w:p>
-      <w:pPr>
-        <w:pStyle w:val="Heading1"/>
-        <w:ind w:left="355"/>
-        <w:rPr>
-          <w:spacing w:val="-2"/>
-        </w:rPr>
-      </w:pPr>
-    </w:p>
-    <w:p>
-      <w:pPr>
-        <w:pStyle w:val="Heading1"/>
-        <w:ind w:left="355"/>
-        <w:rPr>
-          <w:spacing w:val="-2"/>
-        </w:rPr>
-      </w:pPr>
-    </w:p>
-    <w:p>
-      <w:pPr>
-        <w:pStyle w:val="Heading1"/>
-        <w:ind w:left="355"/>
-        <w:rPr>
-          <w:spacing w:val="-2"/>
-        </w:rPr>
-      </w:pPr>
-    </w:p>
-    <w:p>
-      <w:pPr>
-        <w:pStyle w:val="Heading1"/>
-        <w:ind w:left="355"/>
-        <w:rPr>
-          <w:spacing w:val="-2"/>
-        </w:rPr>
-      </w:pPr>
-    </w:p>
-    <w:p>
-      <w:pPr>
-        <w:pStyle w:val="Heading1"/>
-        <w:ind w:left="355"/>
-        <w:rPr>
-          <w:spacing w:val="-2"/>
-        </w:rPr>
-      </w:pPr>
-    </w:p>
-    <w:p>
-      <w:pPr>
-        <w:pStyle w:val="Heading1"/>
-        <w:ind w:left="355"/>
-        <w:rPr>
-          <w:spacing w:val="-2"/>
-        </w:rPr>
-      </w:pPr>
-    </w:p>
-    <w:p>
-      <w:pPr>
-        <w:pStyle w:val="Heading1"/>
-        <w:ind w:left="355"/>
-        <w:rPr>
-          <w:spacing w:val="-2"/>
-        </w:rPr>
-      </w:pPr>
-    </w:p>
-    <w:p>
-      <w:pPr>
-        <w:pStyle w:val="Heading1"/>
-        <w:ind w:left="355"/>
-        <w:rPr>
-          <w:spacing w:val="-2"/>
-        </w:rPr>
-      </w:pPr>
-    </w:p>
-    <w:p>
-      <w:pPr>
-        <w:pStyle w:val="Heading1"/>
-        <w:ind w:left="355"/>
-        <w:rPr>
-          <w:spacing w:val="-2"/>
-        </w:rPr>
-      </w:pPr>
-    </w:p>
-    <w:p>
-      <w:pPr>
-        <w:pStyle w:val="Heading1"/>
-        <w:ind w:left="355"/>
-        <w:rPr>
-          <w:spacing w:val="-2"/>
-        </w:rPr>
-      </w:pPr>
-    </w:p>
-    <w:p>
-      <w:pPr>
-        <w:pStyle w:val="Heading1"/>
-        <w:ind w:left="355"/>
-        <w:rPr>
-          <w:spacing w:val="-2"/>
-        </w:rPr>
-      </w:pPr>
-    </w:p>
-    <w:p>
-      <w:pPr>
-        <w:pStyle w:val="Heading1"/>
-        <w:ind w:left="355"/>
-        <w:rPr>
-          <w:spacing w:val="-2"/>
+          <w:color w:val="FFFFFF" w:themeColor="background1"/>
+          <w:spacing w:val="-2"/>
+          <w:rPrChange w:id="379" w:author="DCS" w:date="2026-10-28T14:43:00Z">
+            <w:rPr>
+              <w:spacing w:val="-2"/>
+            </w:rPr>
+          </w:rPrChange>
+        </w:rPr>
+      </w:pPr>
+    </w:p>
+    <w:p>
+      <w:pPr>
+        <w:pStyle w:val="Heading1"/>
+        <w:ind w:left="355"/>
+        <w:rPr>
+          <w:color w:val="FFFFFF" w:themeColor="background1"/>
+          <w:spacing w:val="-2"/>
+          <w:rPrChange w:id="380" w:author="DCS" w:date="2026-10-28T14:43:00Z">
+            <w:rPr>
+              <w:spacing w:val="-2"/>
+            </w:rPr>
+          </w:rPrChange>
+        </w:rPr>
+      </w:pPr>
+    </w:p>
+    <w:p>
+      <w:pPr>
+        <w:pStyle w:val="Heading1"/>
+        <w:ind w:left="355"/>
+        <w:rPr>
+          <w:color w:val="FFFFFF" w:themeColor="background1"/>
+          <w:spacing w:val="-2"/>
+          <w:rPrChange w:id="381" w:author="DCS" w:date="2026-10-28T14:43:00Z">
+            <w:rPr>
+              <w:spacing w:val="-2"/>
+            </w:rPr>
+          </w:rPrChange>
+        </w:rPr>
+      </w:pPr>
+    </w:p>
+    <w:p>
+      <w:pPr>
+        <w:pStyle w:val="Heading1"/>
+        <w:ind w:left="355"/>
+        <w:rPr>
+          <w:color w:val="FFFFFF" w:themeColor="background1"/>
+          <w:spacing w:val="-2"/>
+          <w:rPrChange w:id="382" w:author="DCS" w:date="2026-10-28T14:43:00Z">
+            <w:rPr>
+              <w:spacing w:val="-2"/>
+            </w:rPr>
+          </w:rPrChange>
+        </w:rPr>
+      </w:pPr>
+    </w:p>
+    <w:p>
+      <w:pPr>
+        <w:pStyle w:val="Heading1"/>
+        <w:ind w:left="355"/>
+        <w:rPr>
+          <w:color w:val="FFFFFF" w:themeColor="background1"/>
+          <w:spacing w:val="-2"/>
+          <w:rPrChange w:id="383" w:author="DCS" w:date="2026-10-28T14:43:00Z">
+            <w:rPr>
+              <w:spacing w:val="-2"/>
+            </w:rPr>
+          </w:rPrChange>
+        </w:rPr>
+      </w:pPr>
+    </w:p>
+    <w:p>
+      <w:pPr>
+        <w:pStyle w:val="Heading1"/>
+        <w:ind w:left="355"/>
+        <w:rPr>
+          <w:color w:val="FFFFFF" w:themeColor="background1"/>
+          <w:spacing w:val="-2"/>
+          <w:rPrChange w:id="384" w:author="DCS" w:date="2026-10-28T14:43:00Z">
+            <w:rPr>
+              <w:spacing w:val="-2"/>
+            </w:rPr>
+          </w:rPrChange>
+        </w:rPr>
+      </w:pPr>
+    </w:p>
+    <w:p>
+      <w:pPr>
+        <w:pStyle w:val="Heading1"/>
+        <w:ind w:left="355"/>
+        <w:rPr>
+          <w:color w:val="FFFFFF" w:themeColor="background1"/>
+          <w:spacing w:val="-2"/>
+          <w:rPrChange w:id="385" w:author="DCS" w:date="2026-10-28T14:43:00Z">
+            <w:rPr>
+              <w:spacing w:val="-2"/>
+            </w:rPr>
+          </w:rPrChange>
+        </w:rPr>
+      </w:pPr>
+    </w:p>
+    <w:p>
+      <w:pPr>
+        <w:pStyle w:val="Heading1"/>
+        <w:ind w:left="355"/>
+        <w:rPr>
+          <w:color w:val="FFFFFF" w:themeColor="background1"/>
+          <w:spacing w:val="-2"/>
+          <w:rPrChange w:id="386" w:author="DCS" w:date="2026-10-28T14:43:00Z">
+            <w:rPr>
+              <w:spacing w:val="-2"/>
+            </w:rPr>
+          </w:rPrChange>
+        </w:rPr>
+      </w:pPr>
+    </w:p>
+    <w:p>
+      <w:pPr>
+        <w:pStyle w:val="Heading1"/>
+        <w:ind w:left="355"/>
+        <w:rPr>
+          <w:color w:val="FFFFFF" w:themeColor="background1"/>
+          <w:spacing w:val="-2"/>
+          <w:rPrChange w:id="387" w:author="DCS" w:date="2026-10-28T14:43:00Z">
+            <w:rPr>
+              <w:spacing w:val="-2"/>
+            </w:rPr>
+          </w:rPrChange>
+        </w:rPr>
+      </w:pPr>
+    </w:p>
+    <w:p>
+      <w:pPr>
+        <w:pStyle w:val="Heading1"/>
+        <w:ind w:left="355"/>
+        <w:rPr>
+          <w:color w:val="FFFFFF" w:themeColor="background1"/>
+          <w:spacing w:val="-2"/>
+          <w:rPrChange w:id="388" w:author="DCS" w:date="2026-10-28T14:43:00Z">
+            <w:rPr>
+              <w:spacing w:val="-2"/>
+            </w:rPr>
+          </w:rPrChange>
+        </w:rPr>
+      </w:pPr>
+    </w:p>
+    <w:p>
+      <w:pPr>
+        <w:pStyle w:val="Heading1"/>
+        <w:ind w:left="355"/>
+        <w:rPr>
+          <w:color w:val="FFFFFF" w:themeColor="background1"/>
+          <w:spacing w:val="-2"/>
+          <w:rPrChange w:id="389" w:author="DCS" w:date="2026-10-28T14:43:00Z">
+            <w:rPr>
+              <w:spacing w:val="-2"/>
+            </w:rPr>
+          </w:rPrChange>
+        </w:rPr>
+      </w:pPr>
+    </w:p>
+    <w:p>
+      <w:pPr>
+        <w:pStyle w:val="Heading1"/>
+        <w:ind w:left="355"/>
+        <w:rPr>
+          <w:color w:val="FFFFFF" w:themeColor="background1"/>
+          <w:spacing w:val="-2"/>
+          <w:rPrChange w:id="390" w:author="DCS" w:date="2026-10-28T14:43:00Z">
+            <w:rPr>
+              <w:spacing w:val="-2"/>
+            </w:rPr>
+          </w:rPrChange>
+        </w:rPr>
+      </w:pPr>
+    </w:p>
+    <w:p>
+      <w:pPr>
+        <w:pStyle w:val="Heading1"/>
+        <w:ind w:left="355"/>
+        <w:rPr>
+          <w:color w:val="FFFFFF" w:themeColor="background1"/>
+          <w:spacing w:val="-2"/>
+          <w:rPrChange w:id="391" w:author="DCS" w:date="2026-10-28T14:43:00Z">
+            <w:rPr>
+              <w:spacing w:val="-2"/>
+            </w:rPr>
+          </w:rPrChange>
+        </w:rPr>
+      </w:pPr>
+    </w:p>
+    <w:p>
+      <w:pPr>
+        <w:pStyle w:val="Heading1"/>
+        <w:ind w:left="355"/>
+        <w:rPr>
+          <w:color w:val="FFFFFF" w:themeColor="background1"/>
+          <w:spacing w:val="-2"/>
+          <w:rPrChange w:id="392" w:author="DCS" w:date="2026-10-28T14:43:00Z">
+            <w:rPr>
+              <w:spacing w:val="-2"/>
+            </w:rPr>
+          </w:rPrChange>
         </w:rPr>
       </w:pPr>
     </w:p>
@@ -10278,7 +11796,7 @@
                                 <w:lang w:val="en-IN"/>
                               </w:rPr>
                             </w:pPr>
-                            <w:ins w:id="141" w:author="Murshida" w:date="2026-10-28T12:26:00Z">
+                            <w:ins w:id="393" w:author="Murshida" w:date="2026-10-28T12:26:00Z">
                               <w:r>
                                 <w:rPr>
                                   <w:lang w:val="en-IN"/>
@@ -10286,7 +11804,7 @@
                                 <w:t>7</w:t>
                               </w:r>
                             </w:ins>
-                            <w:del w:id="142" w:author="Murshida" w:date="2026-10-28T12:26:00Z">
+                            <w:del w:id="394" w:author="Murshida" w:date="2026-10-28T12:26:00Z">
                               <w:r>
                                 <w:rPr>
                                   <w:lang w:val="en-IN"/>
@@ -10327,7 +11845,7 @@
                           <w:lang w:val="en-IN"/>
                         </w:rPr>
                       </w:pPr>
-                      <w:ins w:id="143" w:author="Murshida" w:date="2026-10-28T12:26:00Z">
+                      <w:ins w:id="395" w:author="Murshida" w:date="2026-10-28T12:26:00Z">
                         <w:r>
                           <w:rPr>
                             <w:lang w:val="en-IN"/>
@@ -10335,7 +11853,7 @@
                           <w:t>7</w:t>
                         </w:r>
                       </w:ins>
-                      <w:del w:id="144" w:author="Murshida" w:date="2026-10-28T12:26:00Z">
+                      <w:del w:id="396" w:author="Murshida" w:date="2026-10-28T12:26:00Z">
                         <w:r>
                           <w:rPr>
                             <w:lang w:val="en-IN"/>
@@ -10970,12 +12488,24 @@
         <w:pStyle w:val="Heading1"/>
         <w:ind w:left="355"/>
         <w:rPr>
-          <w:spacing w:val="-2"/>
-        </w:rPr>
-      </w:pPr>
-      <w:r>
-        <w:rPr>
-          <w:spacing w:val="-2"/>
+          <w:color w:val="FFFFFF" w:themeColor="background1"/>
+          <w:spacing w:val="-2"/>
+          <w:rPrChange w:id="397" w:author="DCS" w:date="2026-10-28T14:43:00Z">
+            <w:rPr>
+              <w:spacing w:val="-2"/>
+            </w:rPr>
+          </w:rPrChange>
+        </w:rPr>
+      </w:pPr>
+      <w:r>
+        <w:rPr>
+          <w:color w:val="FFFFFF" w:themeColor="background1"/>
+          <w:spacing w:val="-2"/>
+          <w:rPrChange w:id="398" w:author="DCS" w:date="2026-10-28T14:43:00Z">
+            <w:rPr>
+              <w:spacing w:val="-2"/>
+            </w:rPr>
+          </w:rPrChange>
         </w:rPr>
         <w:t>RESULT :</w:t>
       </w:r>
@@ -11119,7 +12649,7 @@
                                 <w:lang w:val="en-IN"/>
                               </w:rPr>
                             </w:pPr>
-                            <w:ins w:id="145" w:author="Murshida" w:date="2026-10-28T12:26:00Z">
+                            <w:ins w:id="399" w:author="Murshida" w:date="2026-10-28T12:26:00Z">
                               <w:r>
                                 <w:rPr>
                                   <w:lang w:val="en-IN"/>
@@ -11127,7 +12657,7 @@
                                 <w:t>8</w:t>
                               </w:r>
                             </w:ins>
-                            <w:del w:id="146" w:author="Murshida" w:date="2026-10-28T12:26:00Z">
+                            <w:del w:id="400" w:author="Murshida" w:date="2026-10-28T12:26:00Z">
                               <w:r>
                                 <w:rPr>
                                   <w:lang w:val="en-IN"/>
@@ -11168,7 +12698,7 @@
                           <w:lang w:val="en-IN"/>
                         </w:rPr>
                       </w:pPr>
-                      <w:ins w:id="147" w:author="Murshida" w:date="2026-10-28T12:26:00Z">
+                      <w:ins w:id="401" w:author="Murshida" w:date="2026-10-28T12:26:00Z">
                         <w:r>
                           <w:rPr>
                             <w:lang w:val="en-IN"/>
@@ -11176,7 +12706,7 @@
                           <w:t>8</w:t>
                         </w:r>
                       </w:ins>
-                      <w:del w:id="148" w:author="Murshida" w:date="2026-10-28T12:26:00Z">
+                      <w:del w:id="402" w:author="Murshida" w:date="2026-10-28T12:26:00Z">
                         <w:r>
                           <w:rPr>
                             <w:lang w:val="en-IN"/>
@@ -11574,13 +13104,27 @@
         <w:ind w:left="360"/>
         <w:rPr>
           <w:b/>
+          <w:color w:val="FFFFFF" w:themeColor="background1"/>
           <w:sz w:val="24"/>
-        </w:rPr>
-      </w:pPr>
-      <w:r>
-        <w:rPr>
-          <w:b/>
+          <w:rPrChange w:id="403" w:author="DCS" w:date="2026-10-28T14:44:00Z">
+            <w:rPr>
+              <w:b/>
+              <w:sz w:val="24"/>
+            </w:rPr>
+          </w:rPrChange>
+        </w:rPr>
+      </w:pPr>
+      <w:r>
+        <w:rPr>
+          <w:b/>
+          <w:color w:val="FFFFFF" w:themeColor="background1"/>
           <w:sz w:val="24"/>
+          <w:rPrChange w:id="404" w:author="DCS" w:date="2026-10-28T14:44:00Z">
+            <w:rPr>
+              <w:b/>
+              <w:sz w:val="24"/>
+            </w:rPr>
+          </w:rPrChange>
         </w:rPr>
         <w:lastRenderedPageBreak/>
         <w:t>Ex. No:</w:t>
@@ -11588,8 +13132,16 @@
       <w:r>
         <w:rPr>
           <w:b/>
+          <w:color w:val="FFFFFF" w:themeColor="background1"/>
           <w:spacing w:val="-2"/>
           <w:sz w:val="24"/>
+          <w:rPrChange w:id="405" w:author="DCS" w:date="2026-10-28T14:44:00Z">
+            <w:rPr>
+              <w:b/>
+              <w:spacing w:val="-2"/>
+              <w:sz w:val="24"/>
+            </w:rPr>
+          </w:rPrChange>
         </w:rPr>
         <w:t xml:space="preserve"> 06</w:t>
       </w:r>
@@ -11600,28 +13152,57 @@
         <w:ind w:left="360"/>
         <w:rPr>
           <w:b/>
+          <w:color w:val="FFFFFF" w:themeColor="background1"/>
           <w:sz w:val="24"/>
-        </w:rPr>
-      </w:pPr>
-      <w:r>
-        <w:rPr>
-          <w:b/>
+          <w:rPrChange w:id="406" w:author="DCS" w:date="2026-10-28T14:44:00Z">
+            <w:rPr>
+              <w:b/>
+              <w:sz w:val="24"/>
+            </w:rPr>
+          </w:rPrChange>
+        </w:rPr>
+      </w:pPr>
+      <w:r>
+        <w:rPr>
+          <w:b/>
+          <w:color w:val="FFFFFF" w:themeColor="background1"/>
           <w:sz w:val="24"/>
+          <w:rPrChange w:id="407" w:author="DCS" w:date="2026-10-28T14:44:00Z">
+            <w:rPr>
+              <w:b/>
+              <w:sz w:val="24"/>
+            </w:rPr>
+          </w:rPrChange>
         </w:rPr>
         <w:t>Date:</w:t>
       </w:r>
       <w:r>
         <w:rPr>
           <w:b/>
+          <w:color w:val="FFFFFF" w:themeColor="background1"/>
           <w:spacing w:val="-4"/>
           <w:sz w:val="24"/>
+          <w:rPrChange w:id="408" w:author="DCS" w:date="2026-10-28T14:44:00Z">
+            <w:rPr>
+              <w:b/>
+              <w:spacing w:val="-4"/>
+              <w:sz w:val="24"/>
+            </w:rPr>
+          </w:rPrChange>
         </w:rPr>
         <w:t xml:space="preserve"> 0</w:t>
       </w:r>
       <w:r>
         <w:rPr>
           <w:b/>
+          <w:color w:val="FFFFFF" w:themeColor="background1"/>
           <w:sz w:val="24"/>
+          <w:rPrChange w:id="409" w:author="DCS" w:date="2026-10-28T14:44:00Z">
+            <w:rPr>
+              <w:b/>
+              <w:sz w:val="24"/>
+            </w:rPr>
+          </w:rPrChange>
         </w:rPr>
         <w:t>1-09-2026</w:t>
       </w:r>
@@ -11632,26 +13213,51 @@
         <w:ind w:left="-284" w:right="-284"/>
         <w:jc w:val="center"/>
         <w:rPr>
-          <w:ins w:id="149" w:author="Murshida" w:date="2026-10-28T12:40:00Z"/>
-          <w:b/>
+          <w:ins w:id="410" w:author="Murshida" w:date="2026-10-28T12:40:00Z"/>
+          <w:b/>
+          <w:color w:val="FFFFFF" w:themeColor="background1"/>
           <w:sz w:val="32"/>
           <w:szCs w:val="24"/>
-        </w:rPr>
-      </w:pPr>
-      <w:r>
-        <w:rPr>
-          <w:b/>
+          <w:rPrChange w:id="411" w:author="DCS" w:date="2026-10-28T14:44:00Z">
+            <w:rPr>
+              <w:ins w:id="412" w:author="Murshida" w:date="2026-10-28T12:40:00Z"/>
+              <w:b/>
+              <w:sz w:val="32"/>
+              <w:szCs w:val="24"/>
+            </w:rPr>
+          </w:rPrChange>
+        </w:rPr>
+      </w:pPr>
+      <w:r>
+        <w:rPr>
+          <w:b/>
+          <w:color w:val="FFFFFF" w:themeColor="background1"/>
           <w:sz w:val="32"/>
           <w:szCs w:val="24"/>
+          <w:rPrChange w:id="413" w:author="DCS" w:date="2026-10-28T14:44:00Z">
+            <w:rPr>
+              <w:b/>
+              <w:sz w:val="32"/>
+              <w:szCs w:val="24"/>
+            </w:rPr>
+          </w:rPrChange>
         </w:rPr>
         <w:t>TRAVELLING SALESMAN PROBLEM</w:t>
       </w:r>
-      <w:ins w:id="150" w:author="Murshida" w:date="2026-10-28T12:40:00Z">
+      <w:ins w:id="414" w:author="Murshida" w:date="2026-10-28T12:40:00Z">
         <w:r>
           <w:rPr>
             <w:b/>
+            <w:color w:val="FFFFFF" w:themeColor="background1"/>
             <w:sz w:val="32"/>
             <w:szCs w:val="24"/>
+            <w:rPrChange w:id="415" w:author="DCS" w:date="2026-10-28T14:44:00Z">
+              <w:rPr>
+                <w:b/>
+                <w:sz w:val="32"/>
+                <w:szCs w:val="24"/>
+              </w:rPr>
+            </w:rPrChange>
           </w:rPr>
           <w:t xml:space="preserve"> USING </w:t>
         </w:r>
@@ -11664,16 +13270,32 @@
         <w:jc w:val="center"/>
         <w:rPr>
           <w:b/>
+          <w:color w:val="FFFFFF" w:themeColor="background1"/>
           <w:sz w:val="32"/>
           <w:szCs w:val="24"/>
-        </w:rPr>
-      </w:pPr>
-      <w:ins w:id="151" w:author="Murshida" w:date="2026-10-28T12:40:00Z">
+          <w:rPrChange w:id="416" w:author="DCS" w:date="2026-10-28T14:44:00Z">
+            <w:rPr>
+              <w:b/>
+              <w:sz w:val="32"/>
+              <w:szCs w:val="24"/>
+            </w:rPr>
+          </w:rPrChange>
+        </w:rPr>
+      </w:pPr>
+      <w:ins w:id="417" w:author="Murshida" w:date="2026-10-28T12:40:00Z">
         <w:r>
           <w:rPr>
             <w:b/>
+            <w:color w:val="FFFFFF" w:themeColor="background1"/>
             <w:sz w:val="32"/>
             <w:szCs w:val="24"/>
+            <w:rPrChange w:id="418" w:author="DCS" w:date="2026-10-28T14:44:00Z">
+              <w:rPr>
+                <w:b/>
+                <w:sz w:val="32"/>
+                <w:szCs w:val="24"/>
+              </w:rPr>
+            </w:rPrChange>
           </w:rPr>
           <w:t>DYNAMIC PROGRAMMING</w:t>
         </w:r>
@@ -11689,7 +13311,14 @@
         <w:jc w:val="center"/>
         <w:rPr>
           <w:b/>
+          <w:color w:val="FFFFFF" w:themeColor="background1"/>
           <w:sz w:val="28"/>
+          <w:rPrChange w:id="419" w:author="DCS" w:date="2026-10-28T14:44:00Z">
+            <w:rPr>
+              <w:b/>
+              <w:sz w:val="28"/>
+            </w:rPr>
+          </w:rPrChange>
         </w:rPr>
       </w:pPr>
     </w:p>
@@ -11700,27 +13329,41 @@
         <w:ind w:left="360"/>
         <w:rPr>
           <w:b/>
+          <w:color w:val="FFFFFF" w:themeColor="background1"/>
           <w:sz w:val="28"/>
-        </w:rPr>
-      </w:pPr>
-      <w:r>
-        <w:rPr>
-          <w:b/>
+          <w:rPrChange w:id="420" w:author="DCS" w:date="2026-10-28T14:44:00Z">
+            <w:rPr>
+              <w:b/>
+              <w:sz w:val="28"/>
+            </w:rPr>
+          </w:rPrChange>
+        </w:rPr>
+      </w:pPr>
+      <w:r>
+        <w:rPr>
+          <w:b/>
+          <w:color w:val="FFFFFF" w:themeColor="background1"/>
           <w:sz w:val="28"/>
-        </w:rPr>
-        <w:t xml:space="preserve">AIM </w:t>
-      </w:r>
-      <w:r>
-        <w:rPr>
-          <w:b/>
+          <w:rPrChange w:id="421" w:author="DCS" w:date="2026-10-28T14:44:00Z">
+            <w:rPr>
+              <w:b/>
+              <w:sz w:val="28"/>
+            </w:rPr>
+          </w:rPrChange>
+        </w:rPr>
+        <w:t xml:space="preserve">AIM : </w:t>
+      </w:r>
+      <w:r>
+        <w:rPr>
+          <w:b/>
+          <w:color w:val="FFFFFF" w:themeColor="background1"/>
           <w:sz w:val="28"/>
-        </w:rPr>
-        <w:t xml:space="preserve">: </w:t>
-      </w:r>
-      <w:r>
-        <w:rPr>
-          <w:b/>
-          <w:sz w:val="28"/>
+          <w:rPrChange w:id="422" w:author="DCS" w:date="2026-10-28T14:44:00Z">
+            <w:rPr>
+              <w:b/>
+              <w:sz w:val="28"/>
+            </w:rPr>
+          </w:rPrChange>
         </w:rPr>
         <w:tab/>
       </w:r>
@@ -11730,6 +13373,12 @@
         <w:pStyle w:val="BodyText"/>
         <w:spacing w:before="211" w:line="357" w:lineRule="auto"/>
         <w:ind w:left="360"/>
+        <w:rPr>
+          <w:color w:val="FFFFFF" w:themeColor="background1"/>
+          <w:rPrChange w:id="423" w:author="DCS" w:date="2026-10-28T14:44:00Z">
+            <w:rPr/>
+          </w:rPrChange>
+        </w:rPr>
       </w:pPr>
     </w:p>
     <w:p>
@@ -11740,19 +13389,37 @@
         </w:tabs>
         <w:spacing w:line="357" w:lineRule="auto"/>
         <w:ind w:left="360"/>
-      </w:pPr>
-    </w:p>
-    <w:p>
-      <w:pPr>
-        <w:pStyle w:val="Heading1"/>
-        <w:ind w:left="355"/>
-        <w:rPr>
-          <w:spacing w:val="-2"/>
-        </w:rPr>
-      </w:pPr>
-      <w:r>
-        <w:rPr>
-          <w:spacing w:val="-2"/>
+        <w:rPr>
+          <w:color w:val="FFFFFF" w:themeColor="background1"/>
+          <w:rPrChange w:id="424" w:author="DCS" w:date="2026-10-28T14:44:00Z">
+            <w:rPr/>
+          </w:rPrChange>
+        </w:rPr>
+      </w:pPr>
+    </w:p>
+    <w:p>
+      <w:pPr>
+        <w:pStyle w:val="Heading1"/>
+        <w:ind w:left="355"/>
+        <w:rPr>
+          <w:color w:val="FFFFFF" w:themeColor="background1"/>
+          <w:spacing w:val="-2"/>
+          <w:rPrChange w:id="425" w:author="DCS" w:date="2026-10-28T14:44:00Z">
+            <w:rPr>
+              <w:spacing w:val="-2"/>
+            </w:rPr>
+          </w:rPrChange>
+        </w:rPr>
+      </w:pPr>
+      <w:r>
+        <w:rPr>
+          <w:color w:val="FFFFFF" w:themeColor="background1"/>
+          <w:spacing w:val="-2"/>
+          <w:rPrChange w:id="426" w:author="DCS" w:date="2026-10-28T14:44:00Z">
+            <w:rPr>
+              <w:spacing w:val="-2"/>
+            </w:rPr>
+          </w:rPrChange>
         </w:rPr>
         <w:t>ALGORITHM  :</w:t>
       </w:r>
@@ -11762,209 +13429,305 @@
         <w:pStyle w:val="Heading1"/>
         <w:ind w:left="355"/>
         <w:rPr>
-          <w:spacing w:val="-2"/>
-        </w:rPr>
-      </w:pPr>
-    </w:p>
-    <w:p>
-      <w:pPr>
-        <w:pStyle w:val="Heading1"/>
-        <w:ind w:left="355"/>
-        <w:rPr>
-          <w:spacing w:val="-2"/>
-        </w:rPr>
-      </w:pPr>
-    </w:p>
-    <w:p>
-      <w:pPr>
-        <w:pStyle w:val="Heading1"/>
-        <w:ind w:left="355"/>
-        <w:rPr>
-          <w:spacing w:val="-2"/>
-        </w:rPr>
-      </w:pPr>
-    </w:p>
-    <w:p>
-      <w:pPr>
-        <w:pStyle w:val="Heading1"/>
-        <w:ind w:left="355"/>
-        <w:rPr>
-          <w:spacing w:val="-2"/>
-        </w:rPr>
-      </w:pPr>
-    </w:p>
-    <w:p>
-      <w:pPr>
-        <w:pStyle w:val="Heading1"/>
-        <w:ind w:left="355"/>
-        <w:rPr>
-          <w:spacing w:val="-2"/>
-        </w:rPr>
-      </w:pPr>
-    </w:p>
-    <w:p>
-      <w:pPr>
-        <w:pStyle w:val="Heading1"/>
-        <w:ind w:left="355"/>
-        <w:rPr>
-          <w:spacing w:val="-2"/>
-        </w:rPr>
-      </w:pPr>
-    </w:p>
-    <w:p>
-      <w:pPr>
-        <w:pStyle w:val="Heading1"/>
-        <w:ind w:left="355"/>
-        <w:rPr>
-          <w:spacing w:val="-2"/>
-        </w:rPr>
-      </w:pPr>
-    </w:p>
-    <w:p>
-      <w:pPr>
-        <w:pStyle w:val="Heading1"/>
-        <w:ind w:left="355"/>
-        <w:rPr>
-          <w:spacing w:val="-2"/>
-        </w:rPr>
-      </w:pPr>
-    </w:p>
-    <w:p>
-      <w:pPr>
-        <w:pStyle w:val="Heading1"/>
-        <w:ind w:left="355"/>
-        <w:rPr>
-          <w:spacing w:val="-2"/>
-        </w:rPr>
-      </w:pPr>
-    </w:p>
-    <w:p>
-      <w:pPr>
-        <w:pStyle w:val="Heading1"/>
-        <w:ind w:left="355"/>
-        <w:rPr>
-          <w:spacing w:val="-2"/>
-        </w:rPr>
-      </w:pPr>
-    </w:p>
-    <w:p>
-      <w:pPr>
-        <w:pStyle w:val="Heading1"/>
-        <w:ind w:left="355"/>
-        <w:rPr>
-          <w:spacing w:val="-2"/>
-        </w:rPr>
-      </w:pPr>
-    </w:p>
-    <w:p>
-      <w:pPr>
-        <w:pStyle w:val="Heading1"/>
-        <w:ind w:left="355"/>
-        <w:rPr>
-          <w:spacing w:val="-2"/>
-        </w:rPr>
-      </w:pPr>
-    </w:p>
-    <w:p>
-      <w:pPr>
-        <w:pStyle w:val="Heading1"/>
-        <w:ind w:left="355"/>
-        <w:rPr>
-          <w:spacing w:val="-2"/>
-        </w:rPr>
-      </w:pPr>
-    </w:p>
-    <w:p>
-      <w:pPr>
-        <w:pStyle w:val="Heading1"/>
-        <w:ind w:left="355"/>
-        <w:rPr>
-          <w:spacing w:val="-2"/>
-        </w:rPr>
-      </w:pPr>
-    </w:p>
-    <w:p>
-      <w:pPr>
-        <w:pStyle w:val="Heading1"/>
-        <w:ind w:left="355"/>
-        <w:rPr>
-          <w:spacing w:val="-2"/>
-        </w:rPr>
-      </w:pPr>
-    </w:p>
-    <w:p>
-      <w:pPr>
-        <w:pStyle w:val="Heading1"/>
-        <w:ind w:left="355"/>
-        <w:rPr>
-          <w:spacing w:val="-2"/>
-        </w:rPr>
-      </w:pPr>
-    </w:p>
-    <w:p>
-      <w:pPr>
-        <w:pStyle w:val="Heading1"/>
-        <w:ind w:left="355"/>
-        <w:rPr>
-          <w:spacing w:val="-2"/>
-        </w:rPr>
-      </w:pPr>
-    </w:p>
-    <w:p>
-      <w:pPr>
-        <w:pStyle w:val="Heading1"/>
-        <w:ind w:left="355"/>
-        <w:rPr>
-          <w:del w:id="152" w:author="Murshida" w:date="2026-10-28T12:41:00Z"/>
-          <w:spacing w:val="-2"/>
-        </w:rPr>
-      </w:pPr>
-    </w:p>
-    <w:p>
-      <w:pPr>
-        <w:pStyle w:val="Heading1"/>
-        <w:ind w:left="355"/>
-        <w:rPr>
-          <w:ins w:id="153" w:author="Murshida" w:date="2026-10-28T12:41:00Z"/>
-          <w:spacing w:val="-2"/>
-        </w:rPr>
-      </w:pPr>
-    </w:p>
-    <w:p>
-      <w:pPr>
-        <w:pStyle w:val="Heading1"/>
-        <w:ind w:left="355"/>
-        <w:rPr>
-          <w:spacing w:val="-2"/>
-        </w:rPr>
-      </w:pPr>
-    </w:p>
-    <w:p>
-      <w:pPr>
-        <w:pStyle w:val="Heading1"/>
-        <w:ind w:left="355"/>
-        <w:rPr>
-          <w:del w:id="154" w:author="Murshida" w:date="2026-10-28T12:41:00Z"/>
-          <w:spacing w:val="-2"/>
-        </w:rPr>
-      </w:pPr>
-    </w:p>
-    <w:p>
-      <w:pPr>
-        <w:pStyle w:val="Heading1"/>
-        <w:ind w:left="355"/>
-        <w:rPr>
-          <w:ins w:id="155" w:author="Murshida" w:date="2026-10-28T12:41:00Z"/>
-          <w:spacing w:val="-2"/>
-        </w:rPr>
-      </w:pPr>
-    </w:p>
-    <w:p>
-      <w:pPr>
-        <w:pStyle w:val="Heading1"/>
-        <w:ind w:left="355"/>
-        <w:rPr>
-          <w:del w:id="156" w:author="Murshida" w:date="2026-10-28T12:41:00Z"/>
+          <w:color w:val="FFFFFF" w:themeColor="background1"/>
+          <w:spacing w:val="-2"/>
+          <w:rPrChange w:id="427" w:author="DCS" w:date="2026-10-28T14:44:00Z">
+            <w:rPr>
+              <w:spacing w:val="-2"/>
+            </w:rPr>
+          </w:rPrChange>
+        </w:rPr>
+      </w:pPr>
+    </w:p>
+    <w:p>
+      <w:pPr>
+        <w:pStyle w:val="Heading1"/>
+        <w:ind w:left="355"/>
+        <w:rPr>
+          <w:color w:val="FFFFFF" w:themeColor="background1"/>
+          <w:spacing w:val="-2"/>
+          <w:rPrChange w:id="428" w:author="DCS" w:date="2026-10-28T14:44:00Z">
+            <w:rPr>
+              <w:spacing w:val="-2"/>
+            </w:rPr>
+          </w:rPrChange>
+        </w:rPr>
+      </w:pPr>
+    </w:p>
+    <w:p>
+      <w:pPr>
+        <w:pStyle w:val="Heading1"/>
+        <w:ind w:left="355"/>
+        <w:rPr>
+          <w:color w:val="FFFFFF" w:themeColor="background1"/>
+          <w:spacing w:val="-2"/>
+          <w:rPrChange w:id="429" w:author="DCS" w:date="2026-10-28T14:44:00Z">
+            <w:rPr>
+              <w:spacing w:val="-2"/>
+            </w:rPr>
+          </w:rPrChange>
+        </w:rPr>
+      </w:pPr>
+    </w:p>
+    <w:p>
+      <w:pPr>
+        <w:pStyle w:val="Heading1"/>
+        <w:ind w:left="355"/>
+        <w:rPr>
+          <w:color w:val="FFFFFF" w:themeColor="background1"/>
+          <w:spacing w:val="-2"/>
+          <w:rPrChange w:id="430" w:author="DCS" w:date="2026-10-28T14:44:00Z">
+            <w:rPr>
+              <w:spacing w:val="-2"/>
+            </w:rPr>
+          </w:rPrChange>
+        </w:rPr>
+      </w:pPr>
+    </w:p>
+    <w:p>
+      <w:pPr>
+        <w:pStyle w:val="Heading1"/>
+        <w:ind w:left="355"/>
+        <w:rPr>
+          <w:color w:val="FFFFFF" w:themeColor="background1"/>
+          <w:spacing w:val="-2"/>
+          <w:rPrChange w:id="431" w:author="DCS" w:date="2026-10-28T14:44:00Z">
+            <w:rPr>
+              <w:spacing w:val="-2"/>
+            </w:rPr>
+          </w:rPrChange>
+        </w:rPr>
+      </w:pPr>
+    </w:p>
+    <w:p>
+      <w:pPr>
+        <w:pStyle w:val="Heading1"/>
+        <w:ind w:left="355"/>
+        <w:rPr>
+          <w:color w:val="FFFFFF" w:themeColor="background1"/>
+          <w:spacing w:val="-2"/>
+          <w:rPrChange w:id="432" w:author="DCS" w:date="2026-10-28T14:44:00Z">
+            <w:rPr>
+              <w:spacing w:val="-2"/>
+            </w:rPr>
+          </w:rPrChange>
+        </w:rPr>
+      </w:pPr>
+    </w:p>
+    <w:p>
+      <w:pPr>
+        <w:pStyle w:val="Heading1"/>
+        <w:ind w:left="355"/>
+        <w:rPr>
+          <w:color w:val="FFFFFF" w:themeColor="background1"/>
+          <w:spacing w:val="-2"/>
+          <w:rPrChange w:id="433" w:author="DCS" w:date="2026-10-28T14:44:00Z">
+            <w:rPr>
+              <w:spacing w:val="-2"/>
+            </w:rPr>
+          </w:rPrChange>
+        </w:rPr>
+      </w:pPr>
+    </w:p>
+    <w:p>
+      <w:pPr>
+        <w:pStyle w:val="Heading1"/>
+        <w:ind w:left="355"/>
+        <w:rPr>
+          <w:color w:val="FFFFFF" w:themeColor="background1"/>
+          <w:spacing w:val="-2"/>
+          <w:rPrChange w:id="434" w:author="DCS" w:date="2026-10-28T14:44:00Z">
+            <w:rPr>
+              <w:spacing w:val="-2"/>
+            </w:rPr>
+          </w:rPrChange>
+        </w:rPr>
+      </w:pPr>
+    </w:p>
+    <w:p>
+      <w:pPr>
+        <w:pStyle w:val="Heading1"/>
+        <w:ind w:left="355"/>
+        <w:rPr>
+          <w:color w:val="FFFFFF" w:themeColor="background1"/>
+          <w:spacing w:val="-2"/>
+          <w:rPrChange w:id="435" w:author="DCS" w:date="2026-10-28T14:44:00Z">
+            <w:rPr>
+              <w:spacing w:val="-2"/>
+            </w:rPr>
+          </w:rPrChange>
+        </w:rPr>
+      </w:pPr>
+    </w:p>
+    <w:p>
+      <w:pPr>
+        <w:pStyle w:val="Heading1"/>
+        <w:ind w:left="355"/>
+        <w:rPr>
+          <w:color w:val="FFFFFF" w:themeColor="background1"/>
+          <w:spacing w:val="-2"/>
+          <w:rPrChange w:id="436" w:author="DCS" w:date="2026-10-28T14:44:00Z">
+            <w:rPr>
+              <w:spacing w:val="-2"/>
+            </w:rPr>
+          </w:rPrChange>
+        </w:rPr>
+      </w:pPr>
+    </w:p>
+    <w:p>
+      <w:pPr>
+        <w:pStyle w:val="Heading1"/>
+        <w:ind w:left="355"/>
+        <w:rPr>
+          <w:color w:val="FFFFFF" w:themeColor="background1"/>
+          <w:spacing w:val="-2"/>
+          <w:rPrChange w:id="437" w:author="DCS" w:date="2026-10-28T14:44:00Z">
+            <w:rPr>
+              <w:spacing w:val="-2"/>
+            </w:rPr>
+          </w:rPrChange>
+        </w:rPr>
+      </w:pPr>
+    </w:p>
+    <w:p>
+      <w:pPr>
+        <w:pStyle w:val="Heading1"/>
+        <w:ind w:left="355"/>
+        <w:rPr>
+          <w:color w:val="FFFFFF" w:themeColor="background1"/>
+          <w:spacing w:val="-2"/>
+          <w:rPrChange w:id="438" w:author="DCS" w:date="2026-10-28T14:44:00Z">
+            <w:rPr>
+              <w:spacing w:val="-2"/>
+            </w:rPr>
+          </w:rPrChange>
+        </w:rPr>
+      </w:pPr>
+    </w:p>
+    <w:p>
+      <w:pPr>
+        <w:pStyle w:val="Heading1"/>
+        <w:ind w:left="355"/>
+        <w:rPr>
+          <w:color w:val="FFFFFF" w:themeColor="background1"/>
+          <w:spacing w:val="-2"/>
+          <w:rPrChange w:id="439" w:author="DCS" w:date="2026-10-28T14:44:00Z">
+            <w:rPr>
+              <w:spacing w:val="-2"/>
+            </w:rPr>
+          </w:rPrChange>
+        </w:rPr>
+      </w:pPr>
+    </w:p>
+    <w:p>
+      <w:pPr>
+        <w:pStyle w:val="Heading1"/>
+        <w:ind w:left="355"/>
+        <w:rPr>
+          <w:color w:val="FFFFFF" w:themeColor="background1"/>
+          <w:spacing w:val="-2"/>
+          <w:rPrChange w:id="440" w:author="DCS" w:date="2026-10-28T14:44:00Z">
+            <w:rPr>
+              <w:spacing w:val="-2"/>
+            </w:rPr>
+          </w:rPrChange>
+        </w:rPr>
+      </w:pPr>
+    </w:p>
+    <w:p>
+      <w:pPr>
+        <w:pStyle w:val="Heading1"/>
+        <w:ind w:left="355"/>
+        <w:rPr>
+          <w:color w:val="FFFFFF" w:themeColor="background1"/>
+          <w:spacing w:val="-2"/>
+          <w:rPrChange w:id="441" w:author="DCS" w:date="2026-10-28T14:44:00Z">
+            <w:rPr>
+              <w:spacing w:val="-2"/>
+            </w:rPr>
+          </w:rPrChange>
+        </w:rPr>
+      </w:pPr>
+    </w:p>
+    <w:p>
+      <w:pPr>
+        <w:pStyle w:val="Heading1"/>
+        <w:ind w:left="355"/>
+        <w:rPr>
+          <w:color w:val="FFFFFF" w:themeColor="background1"/>
+          <w:spacing w:val="-2"/>
+          <w:rPrChange w:id="442" w:author="DCS" w:date="2026-10-28T14:44:00Z">
+            <w:rPr>
+              <w:spacing w:val="-2"/>
+            </w:rPr>
+          </w:rPrChange>
+        </w:rPr>
+      </w:pPr>
+    </w:p>
+    <w:p>
+      <w:pPr>
+        <w:pStyle w:val="Heading1"/>
+        <w:ind w:left="355"/>
+        <w:rPr>
+          <w:spacing w:val="-2"/>
+        </w:rPr>
+      </w:pPr>
+    </w:p>
+    <w:p>
+      <w:pPr>
+        <w:pStyle w:val="Heading1"/>
+        <w:ind w:left="355"/>
+        <w:rPr>
+          <w:del w:id="443" w:author="Murshida" w:date="2026-10-28T12:41:00Z"/>
+          <w:spacing w:val="-2"/>
+        </w:rPr>
+      </w:pPr>
+    </w:p>
+    <w:p>
+      <w:pPr>
+        <w:pStyle w:val="Heading1"/>
+        <w:ind w:left="355"/>
+        <w:rPr>
+          <w:ins w:id="444" w:author="Murshida" w:date="2026-10-28T12:41:00Z"/>
+          <w:spacing w:val="-2"/>
+        </w:rPr>
+      </w:pPr>
+    </w:p>
+    <w:p>
+      <w:pPr>
+        <w:pStyle w:val="Heading1"/>
+        <w:ind w:left="355"/>
+        <w:rPr>
+          <w:spacing w:val="-2"/>
+        </w:rPr>
+      </w:pPr>
+    </w:p>
+    <w:p>
+      <w:pPr>
+        <w:pStyle w:val="Heading1"/>
+        <w:ind w:left="355"/>
+        <w:rPr>
+          <w:del w:id="445" w:author="Murshida" w:date="2026-10-28T12:41:00Z"/>
+          <w:spacing w:val="-2"/>
+        </w:rPr>
+      </w:pPr>
+    </w:p>
+    <w:p>
+      <w:pPr>
+        <w:pStyle w:val="Heading1"/>
+        <w:ind w:left="355"/>
+        <w:rPr>
+          <w:ins w:id="446" w:author="Murshida" w:date="2026-10-28T12:41:00Z"/>
+          <w:spacing w:val="-2"/>
+        </w:rPr>
+      </w:pPr>
+    </w:p>
+    <w:p>
+      <w:pPr>
+        <w:pStyle w:val="Heading1"/>
+        <w:ind w:left="355"/>
+        <w:rPr>
+          <w:del w:id="447" w:author="Murshida" w:date="2026-10-28T12:41:00Z"/>
           <w:spacing w:val="-2"/>
         </w:rPr>
       </w:pPr>
@@ -12093,7 +13856,7 @@
                                 <w:lang w:val="en-IN"/>
                               </w:rPr>
                             </w:pPr>
-                            <w:ins w:id="157" w:author="Murshida" w:date="2026-10-28T12:26:00Z">
+                            <w:ins w:id="448" w:author="Murshida" w:date="2026-10-28T12:26:00Z">
                               <w:r>
                                 <w:rPr>
                                   <w:lang w:val="en-IN"/>
@@ -12101,7 +13864,7 @@
                                 <w:t>9</w:t>
                               </w:r>
                             </w:ins>
-                            <w:del w:id="158" w:author="Murshida" w:date="2026-10-28T12:26:00Z">
+                            <w:del w:id="449" w:author="Murshida" w:date="2026-10-28T12:26:00Z">
                               <w:r>
                                 <w:rPr>
                                   <w:lang w:val="en-IN"/>
@@ -12142,7 +13905,7 @@
                           <w:lang w:val="en-IN"/>
                         </w:rPr>
                       </w:pPr>
-                      <w:ins w:id="159" w:author="Murshida" w:date="2026-10-28T12:26:00Z">
+                      <w:ins w:id="450" w:author="Murshida" w:date="2026-10-28T12:26:00Z">
                         <w:r>
                           <w:rPr>
                             <w:lang w:val="en-IN"/>
@@ -12150,7 +13913,7 @@
                           <w:t>9</w:t>
                         </w:r>
                       </w:ins>
-                      <w:del w:id="160" w:author="Murshida" w:date="2026-10-28T12:26:00Z">
+                      <w:del w:id="451" w:author="Murshida" w:date="2026-10-28T12:26:00Z">
                         <w:r>
                           <w:rPr>
                             <w:lang w:val="en-IN"/>
@@ -12856,12 +14619,24 @@
         <w:pStyle w:val="Heading1"/>
         <w:ind w:left="355"/>
         <w:rPr>
-          <w:spacing w:val="-2"/>
-        </w:rPr>
-      </w:pPr>
-      <w:r>
-        <w:rPr>
-          <w:spacing w:val="-2"/>
+          <w:color w:val="FFFFFF" w:themeColor="background1"/>
+          <w:spacing w:val="-2"/>
+          <w:rPrChange w:id="452" w:author="DCS" w:date="2026-10-28T14:44:00Z">
+            <w:rPr>
+              <w:spacing w:val="-2"/>
+            </w:rPr>
+          </w:rPrChange>
+        </w:rPr>
+      </w:pPr>
+      <w:r>
+        <w:rPr>
+          <w:color w:val="FFFFFF" w:themeColor="background1"/>
+          <w:spacing w:val="-2"/>
+          <w:rPrChange w:id="453" w:author="DCS" w:date="2026-10-28T14:44:00Z">
+            <w:rPr>
+              <w:spacing w:val="-2"/>
+            </w:rPr>
+          </w:rPrChange>
         </w:rPr>
         <w:t>RESULT :</w:t>
       </w:r>
@@ -12975,7 +14750,7 @@
                               </w:rPr>
                               <w:t>1</w:t>
                             </w:r>
-                            <w:ins w:id="161" w:author="Murshida" w:date="2026-10-28T12:26:00Z">
+                            <w:ins w:id="454" w:author="Murshida" w:date="2026-10-28T12:26:00Z">
                               <w:r>
                                 <w:rPr>
                                   <w:lang w:val="en-IN"/>
@@ -12983,7 +14758,7 @@
                                 <w:t>0</w:t>
                               </w:r>
                             </w:ins>
-                            <w:del w:id="162" w:author="Murshida" w:date="2026-10-28T12:26:00Z">
+                            <w:del w:id="455" w:author="Murshida" w:date="2026-10-28T12:26:00Z">
                               <w:r>
                                 <w:rPr>
                                   <w:lang w:val="en-IN"/>
@@ -13036,7 +14811,7 @@
                         </w:rPr>
                         <w:t>1</w:t>
                       </w:r>
-                      <w:ins w:id="163" w:author="Murshida" w:date="2026-10-28T12:26:00Z">
+                      <w:ins w:id="456" w:author="Murshida" w:date="2026-10-28T12:26:00Z">
                         <w:r>
                           <w:rPr>
                             <w:lang w:val="en-IN"/>
@@ -13044,7 +14819,7 @@
                           <w:t>0</w:t>
                         </w:r>
                       </w:ins>
-                      <w:del w:id="164" w:author="Murshida" w:date="2026-10-28T12:26:00Z">
+                      <w:del w:id="457" w:author="Murshida" w:date="2026-10-28T12:26:00Z">
                         <w:r>
                           <w:rPr>
                             <w:lang w:val="en-IN"/>
@@ -13434,7 +15209,14 @@
         <w:ind w:left="360"/>
         <w:rPr>
           <w:b/>
+          <w:color w:val="FFFFFF" w:themeColor="background1"/>
           <w:sz w:val="24"/>
+          <w:rPrChange w:id="458" w:author="DCS" w:date="2026-10-28T14:44:00Z">
+            <w:rPr>
+              <w:b/>
+              <w:sz w:val="24"/>
+            </w:rPr>
+          </w:rPrChange>
         </w:rPr>
       </w:pPr>
       <w:r>
@@ -13444,15 +15226,30 @@
       <w:r>
         <w:rPr>
           <w:b/>
+          <w:color w:val="FFFFFF" w:themeColor="background1"/>
           <w:sz w:val="24"/>
+          <w:rPrChange w:id="459" w:author="DCS" w:date="2026-10-28T14:44:00Z">
+            <w:rPr>
+              <w:b/>
+              <w:sz w:val="24"/>
+            </w:rPr>
+          </w:rPrChange>
         </w:rPr>
         <w:t>Ex. No:</w:t>
       </w:r>
       <w:r>
         <w:rPr>
           <w:b/>
+          <w:color w:val="FFFFFF" w:themeColor="background1"/>
           <w:spacing w:val="-2"/>
           <w:sz w:val="24"/>
+          <w:rPrChange w:id="460" w:author="DCS" w:date="2026-10-28T14:44:00Z">
+            <w:rPr>
+              <w:b/>
+              <w:spacing w:val="-2"/>
+              <w:sz w:val="24"/>
+            </w:rPr>
+          </w:rPrChange>
         </w:rPr>
         <w:t xml:space="preserve"> 07</w:t>
       </w:r>
@@ -13463,28 +15260,57 @@
         <w:ind w:left="360"/>
         <w:rPr>
           <w:b/>
+          <w:color w:val="FFFFFF" w:themeColor="background1"/>
           <w:sz w:val="24"/>
-        </w:rPr>
-      </w:pPr>
-      <w:r>
-        <w:rPr>
-          <w:b/>
+          <w:rPrChange w:id="461" w:author="DCS" w:date="2026-10-28T14:44:00Z">
+            <w:rPr>
+              <w:b/>
+              <w:sz w:val="24"/>
+            </w:rPr>
+          </w:rPrChange>
+        </w:rPr>
+      </w:pPr>
+      <w:r>
+        <w:rPr>
+          <w:b/>
+          <w:color w:val="FFFFFF" w:themeColor="background1"/>
           <w:sz w:val="24"/>
+          <w:rPrChange w:id="462" w:author="DCS" w:date="2026-10-28T14:44:00Z">
+            <w:rPr>
+              <w:b/>
+              <w:sz w:val="24"/>
+            </w:rPr>
+          </w:rPrChange>
         </w:rPr>
         <w:t>Date:</w:t>
       </w:r>
       <w:r>
         <w:rPr>
           <w:b/>
+          <w:color w:val="FFFFFF" w:themeColor="background1"/>
           <w:spacing w:val="-4"/>
           <w:sz w:val="24"/>
+          <w:rPrChange w:id="463" w:author="DCS" w:date="2026-10-28T14:44:00Z">
+            <w:rPr>
+              <w:b/>
+              <w:spacing w:val="-4"/>
+              <w:sz w:val="24"/>
+            </w:rPr>
+          </w:rPrChange>
         </w:rPr>
         <w:t xml:space="preserve"> </w:t>
       </w:r>
       <w:r>
         <w:rPr>
           <w:b/>
+          <w:color w:val="FFFFFF" w:themeColor="background1"/>
           <w:sz w:val="24"/>
+          <w:rPrChange w:id="464" w:author="DCS" w:date="2026-10-28T14:44:00Z">
+            <w:rPr>
+              <w:b/>
+              <w:sz w:val="24"/>
+            </w:rPr>
+          </w:rPrChange>
         </w:rPr>
         <w:t>15-09-2026</w:t>
       </w:r>
@@ -13496,15 +15322,31 @@
         <w:jc w:val="center"/>
         <w:rPr>
           <w:b/>
+          <w:color w:val="FFFFFF" w:themeColor="background1"/>
           <w:sz w:val="32"/>
           <w:szCs w:val="24"/>
-        </w:rPr>
-      </w:pPr>
-      <w:r>
-        <w:rPr>
-          <w:b/>
+          <w:rPrChange w:id="465" w:author="DCS" w:date="2026-10-28T14:44:00Z">
+            <w:rPr>
+              <w:b/>
+              <w:sz w:val="32"/>
+              <w:szCs w:val="24"/>
+            </w:rPr>
+          </w:rPrChange>
+        </w:rPr>
+      </w:pPr>
+      <w:r>
+        <w:rPr>
+          <w:b/>
+          <w:color w:val="FFFFFF" w:themeColor="background1"/>
           <w:sz w:val="32"/>
           <w:szCs w:val="24"/>
+          <w:rPrChange w:id="466" w:author="DCS" w:date="2026-10-28T14:44:00Z">
+            <w:rPr>
+              <w:b/>
+              <w:sz w:val="32"/>
+              <w:szCs w:val="24"/>
+            </w:rPr>
+          </w:rPrChange>
         </w:rPr>
         <w:t>SUM OF SUBSETS USING BACKTRACKING</w:t>
       </w:r>
@@ -13519,7 +15361,14 @@
         <w:jc w:val="center"/>
         <w:rPr>
           <w:b/>
+          <w:color w:val="FFFFFF" w:themeColor="background1"/>
           <w:sz w:val="28"/>
+          <w:rPrChange w:id="467" w:author="DCS" w:date="2026-10-28T14:44:00Z">
+            <w:rPr>
+              <w:b/>
+              <w:sz w:val="28"/>
+            </w:rPr>
+          </w:rPrChange>
         </w:rPr>
       </w:pPr>
     </w:p>
@@ -13530,22 +15379,29 @@
         <w:ind w:left="360"/>
         <w:rPr>
           <w:b/>
+          <w:color w:val="FFFFFF" w:themeColor="background1"/>
           <w:sz w:val="28"/>
-        </w:rPr>
-      </w:pPr>
-      <w:r>
-        <w:rPr>
-          <w:b/>
+          <w:rPrChange w:id="468" w:author="DCS" w:date="2026-10-28T14:44:00Z">
+            <w:rPr>
+              <w:b/>
+              <w:sz w:val="28"/>
+            </w:rPr>
+          </w:rPrChange>
+        </w:rPr>
+      </w:pPr>
+      <w:r>
+        <w:rPr>
+          <w:b/>
+          <w:color w:val="FFFFFF" w:themeColor="background1"/>
           <w:sz w:val="28"/>
-        </w:rPr>
-        <w:t xml:space="preserve">AIM </w:t>
-      </w:r>
-      <w:r>
-        <w:rPr>
-          <w:b/>
-          <w:sz w:val="28"/>
-        </w:rPr>
-        <w:t xml:space="preserve">: </w:t>
+          <w:rPrChange w:id="469" w:author="DCS" w:date="2026-10-28T14:44:00Z">
+            <w:rPr>
+              <w:b/>
+              <w:sz w:val="28"/>
+            </w:rPr>
+          </w:rPrChange>
+        </w:rPr>
+        <w:t xml:space="preserve">AIM : </w:t>
       </w:r>
     </w:p>
     <w:p>
@@ -13553,6 +15409,12 @@
         <w:pStyle w:val="BodyText"/>
         <w:spacing w:before="211" w:line="357" w:lineRule="auto"/>
         <w:ind w:left="360"/>
+        <w:rPr>
+          <w:color w:val="FFFFFF" w:themeColor="background1"/>
+          <w:rPrChange w:id="470" w:author="DCS" w:date="2026-10-28T14:44:00Z">
+            <w:rPr/>
+          </w:rPrChange>
+        </w:rPr>
       </w:pPr>
     </w:p>
     <w:p>
@@ -13563,19 +15425,37 @@
         </w:tabs>
         <w:spacing w:line="357" w:lineRule="auto"/>
         <w:ind w:left="360"/>
-      </w:pPr>
-    </w:p>
-    <w:p>
-      <w:pPr>
-        <w:pStyle w:val="Heading1"/>
-        <w:ind w:left="355"/>
-        <w:rPr>
-          <w:spacing w:val="-2"/>
-        </w:rPr>
-      </w:pPr>
-      <w:r>
-        <w:rPr>
-          <w:spacing w:val="-2"/>
+        <w:rPr>
+          <w:color w:val="FFFFFF" w:themeColor="background1"/>
+          <w:rPrChange w:id="471" w:author="DCS" w:date="2026-10-28T14:44:00Z">
+            <w:rPr/>
+          </w:rPrChange>
+        </w:rPr>
+      </w:pPr>
+    </w:p>
+    <w:p>
+      <w:pPr>
+        <w:pStyle w:val="Heading1"/>
+        <w:ind w:left="355"/>
+        <w:rPr>
+          <w:color w:val="FFFFFF" w:themeColor="background1"/>
+          <w:spacing w:val="-2"/>
+          <w:rPrChange w:id="472" w:author="DCS" w:date="2026-10-28T14:44:00Z">
+            <w:rPr>
+              <w:spacing w:val="-2"/>
+            </w:rPr>
+          </w:rPrChange>
+        </w:rPr>
+      </w:pPr>
+      <w:r>
+        <w:rPr>
+          <w:color w:val="FFFFFF" w:themeColor="background1"/>
+          <w:spacing w:val="-2"/>
+          <w:rPrChange w:id="473" w:author="DCS" w:date="2026-10-28T14:44:00Z">
+            <w:rPr>
+              <w:spacing w:val="-2"/>
+            </w:rPr>
+          </w:rPrChange>
         </w:rPr>
         <w:t>ALGORITHM  :</w:t>
       </w:r>
@@ -13585,223 +15465,373 @@
         <w:pStyle w:val="Heading1"/>
         <w:ind w:left="355"/>
         <w:rPr>
-          <w:spacing w:val="-2"/>
-        </w:rPr>
-      </w:pPr>
-    </w:p>
-    <w:p>
-      <w:pPr>
-        <w:pStyle w:val="Heading1"/>
-        <w:ind w:left="355"/>
-        <w:rPr>
-          <w:spacing w:val="-2"/>
-        </w:rPr>
-      </w:pPr>
-    </w:p>
-    <w:p>
-      <w:pPr>
-        <w:pStyle w:val="Heading1"/>
-        <w:ind w:left="355"/>
-        <w:rPr>
-          <w:spacing w:val="-2"/>
-        </w:rPr>
-      </w:pPr>
-    </w:p>
-    <w:p>
-      <w:pPr>
-        <w:pStyle w:val="Heading1"/>
-        <w:ind w:left="355"/>
-        <w:rPr>
-          <w:spacing w:val="-2"/>
-        </w:rPr>
-      </w:pPr>
-    </w:p>
-    <w:p>
-      <w:pPr>
-        <w:pStyle w:val="Heading1"/>
-        <w:ind w:left="355"/>
-        <w:rPr>
-          <w:spacing w:val="-2"/>
-        </w:rPr>
-      </w:pPr>
-    </w:p>
-    <w:p>
-      <w:pPr>
-        <w:pStyle w:val="Heading1"/>
-        <w:ind w:left="355"/>
-        <w:rPr>
-          <w:spacing w:val="-2"/>
-        </w:rPr>
-      </w:pPr>
-    </w:p>
-    <w:p>
-      <w:pPr>
-        <w:pStyle w:val="Heading1"/>
-        <w:ind w:left="355"/>
-        <w:rPr>
-          <w:spacing w:val="-2"/>
-        </w:rPr>
-      </w:pPr>
-    </w:p>
-    <w:p>
-      <w:pPr>
-        <w:pStyle w:val="Heading1"/>
-        <w:ind w:left="355"/>
-        <w:rPr>
-          <w:spacing w:val="-2"/>
-        </w:rPr>
-      </w:pPr>
-    </w:p>
-    <w:p>
-      <w:pPr>
-        <w:pStyle w:val="Heading1"/>
-        <w:ind w:left="355"/>
-        <w:rPr>
-          <w:spacing w:val="-2"/>
-        </w:rPr>
-      </w:pPr>
-    </w:p>
-    <w:p>
-      <w:pPr>
-        <w:pStyle w:val="Heading1"/>
-        <w:ind w:left="355"/>
-        <w:rPr>
-          <w:spacing w:val="-2"/>
-        </w:rPr>
-      </w:pPr>
-    </w:p>
-    <w:p>
-      <w:pPr>
-        <w:pStyle w:val="Heading1"/>
-        <w:ind w:left="355"/>
-        <w:rPr>
-          <w:spacing w:val="-2"/>
-        </w:rPr>
-      </w:pPr>
-    </w:p>
-    <w:p>
-      <w:pPr>
-        <w:pStyle w:val="Heading1"/>
-        <w:ind w:left="355"/>
-        <w:rPr>
-          <w:spacing w:val="-2"/>
-        </w:rPr>
-      </w:pPr>
-    </w:p>
-    <w:p>
-      <w:pPr>
-        <w:pStyle w:val="Heading1"/>
-        <w:ind w:left="355"/>
-        <w:rPr>
-          <w:spacing w:val="-2"/>
-        </w:rPr>
-      </w:pPr>
-    </w:p>
-    <w:p>
-      <w:pPr>
-        <w:pStyle w:val="Heading1"/>
-        <w:ind w:left="355"/>
-        <w:rPr>
-          <w:spacing w:val="-2"/>
-        </w:rPr>
-      </w:pPr>
-    </w:p>
-    <w:p>
-      <w:pPr>
-        <w:pStyle w:val="Heading1"/>
-        <w:ind w:left="355"/>
-        <w:rPr>
-          <w:spacing w:val="-2"/>
-        </w:rPr>
-      </w:pPr>
-    </w:p>
-    <w:p>
-      <w:pPr>
-        <w:pStyle w:val="Heading1"/>
-        <w:ind w:left="355"/>
-        <w:rPr>
-          <w:spacing w:val="-2"/>
-        </w:rPr>
-      </w:pPr>
-    </w:p>
-    <w:p>
-      <w:pPr>
-        <w:pStyle w:val="Heading1"/>
-        <w:ind w:left="355"/>
-        <w:rPr>
-          <w:spacing w:val="-2"/>
-        </w:rPr>
-      </w:pPr>
-    </w:p>
-    <w:p>
-      <w:pPr>
-        <w:pStyle w:val="Heading1"/>
-        <w:ind w:left="355"/>
-        <w:rPr>
-          <w:spacing w:val="-2"/>
-        </w:rPr>
-      </w:pPr>
-    </w:p>
-    <w:p>
-      <w:pPr>
-        <w:pStyle w:val="Heading1"/>
-        <w:ind w:left="355"/>
-        <w:rPr>
-          <w:spacing w:val="-2"/>
-        </w:rPr>
-      </w:pPr>
-    </w:p>
-    <w:p>
-      <w:pPr>
-        <w:pStyle w:val="Heading1"/>
-        <w:ind w:left="355"/>
-        <w:rPr>
-          <w:spacing w:val="-2"/>
-        </w:rPr>
-      </w:pPr>
-    </w:p>
-    <w:p>
-      <w:pPr>
-        <w:pStyle w:val="Heading1"/>
-        <w:ind w:left="355"/>
-        <w:rPr>
-          <w:spacing w:val="-2"/>
-        </w:rPr>
-      </w:pPr>
-    </w:p>
-    <w:p>
-      <w:pPr>
-        <w:pStyle w:val="Heading1"/>
-        <w:ind w:left="355"/>
-        <w:rPr>
-          <w:spacing w:val="-2"/>
-        </w:rPr>
-      </w:pPr>
-    </w:p>
-    <w:p>
-      <w:pPr>
-        <w:pStyle w:val="Heading1"/>
-        <w:ind w:left="355"/>
-        <w:rPr>
-          <w:spacing w:val="-2"/>
-        </w:rPr>
-      </w:pPr>
-    </w:p>
-    <w:p>
-      <w:pPr>
-        <w:pStyle w:val="Heading1"/>
-        <w:ind w:left="355"/>
-        <w:rPr>
-          <w:spacing w:val="-2"/>
-        </w:rPr>
-      </w:pPr>
-    </w:p>
-    <w:p>
-      <w:pPr>
-        <w:pStyle w:val="Heading1"/>
-        <w:ind w:left="355"/>
-        <w:rPr>
-          <w:spacing w:val="-2"/>
+          <w:color w:val="FFFFFF" w:themeColor="background1"/>
+          <w:spacing w:val="-2"/>
+          <w:rPrChange w:id="474" w:author="DCS" w:date="2026-10-28T14:44:00Z">
+            <w:rPr>
+              <w:spacing w:val="-2"/>
+            </w:rPr>
+          </w:rPrChange>
+        </w:rPr>
+      </w:pPr>
+    </w:p>
+    <w:p>
+      <w:pPr>
+        <w:pStyle w:val="Heading1"/>
+        <w:ind w:left="355"/>
+        <w:rPr>
+          <w:color w:val="FFFFFF" w:themeColor="background1"/>
+          <w:spacing w:val="-2"/>
+          <w:rPrChange w:id="475" w:author="DCS" w:date="2026-10-28T14:44:00Z">
+            <w:rPr>
+              <w:spacing w:val="-2"/>
+            </w:rPr>
+          </w:rPrChange>
+        </w:rPr>
+      </w:pPr>
+    </w:p>
+    <w:p>
+      <w:pPr>
+        <w:pStyle w:val="Heading1"/>
+        <w:ind w:left="355"/>
+        <w:rPr>
+          <w:color w:val="FFFFFF" w:themeColor="background1"/>
+          <w:spacing w:val="-2"/>
+          <w:rPrChange w:id="476" w:author="DCS" w:date="2026-10-28T14:44:00Z">
+            <w:rPr>
+              <w:spacing w:val="-2"/>
+            </w:rPr>
+          </w:rPrChange>
+        </w:rPr>
+      </w:pPr>
+    </w:p>
+    <w:p>
+      <w:pPr>
+        <w:pStyle w:val="Heading1"/>
+        <w:ind w:left="355"/>
+        <w:rPr>
+          <w:color w:val="FFFFFF" w:themeColor="background1"/>
+          <w:spacing w:val="-2"/>
+          <w:rPrChange w:id="477" w:author="DCS" w:date="2026-10-28T14:44:00Z">
+            <w:rPr>
+              <w:spacing w:val="-2"/>
+            </w:rPr>
+          </w:rPrChange>
+        </w:rPr>
+      </w:pPr>
+    </w:p>
+    <w:p>
+      <w:pPr>
+        <w:pStyle w:val="Heading1"/>
+        <w:ind w:left="355"/>
+        <w:rPr>
+          <w:color w:val="FFFFFF" w:themeColor="background1"/>
+          <w:spacing w:val="-2"/>
+          <w:rPrChange w:id="478" w:author="DCS" w:date="2026-10-28T14:44:00Z">
+            <w:rPr>
+              <w:spacing w:val="-2"/>
+            </w:rPr>
+          </w:rPrChange>
+        </w:rPr>
+      </w:pPr>
+    </w:p>
+    <w:p>
+      <w:pPr>
+        <w:pStyle w:val="Heading1"/>
+        <w:ind w:left="355"/>
+        <w:rPr>
+          <w:color w:val="FFFFFF" w:themeColor="background1"/>
+          <w:spacing w:val="-2"/>
+          <w:rPrChange w:id="479" w:author="DCS" w:date="2026-10-28T14:44:00Z">
+            <w:rPr>
+              <w:spacing w:val="-2"/>
+            </w:rPr>
+          </w:rPrChange>
+        </w:rPr>
+      </w:pPr>
+    </w:p>
+    <w:p>
+      <w:pPr>
+        <w:pStyle w:val="Heading1"/>
+        <w:ind w:left="355"/>
+        <w:rPr>
+          <w:color w:val="FFFFFF" w:themeColor="background1"/>
+          <w:spacing w:val="-2"/>
+          <w:rPrChange w:id="480" w:author="DCS" w:date="2026-10-28T14:44:00Z">
+            <w:rPr>
+              <w:spacing w:val="-2"/>
+            </w:rPr>
+          </w:rPrChange>
+        </w:rPr>
+      </w:pPr>
+    </w:p>
+    <w:p>
+      <w:pPr>
+        <w:pStyle w:val="Heading1"/>
+        <w:ind w:left="355"/>
+        <w:rPr>
+          <w:color w:val="FFFFFF" w:themeColor="background1"/>
+          <w:spacing w:val="-2"/>
+          <w:rPrChange w:id="481" w:author="DCS" w:date="2026-10-28T14:44:00Z">
+            <w:rPr>
+              <w:spacing w:val="-2"/>
+            </w:rPr>
+          </w:rPrChange>
+        </w:rPr>
+      </w:pPr>
+    </w:p>
+    <w:p>
+      <w:pPr>
+        <w:pStyle w:val="Heading1"/>
+        <w:ind w:left="355"/>
+        <w:rPr>
+          <w:color w:val="FFFFFF" w:themeColor="background1"/>
+          <w:spacing w:val="-2"/>
+          <w:rPrChange w:id="482" w:author="DCS" w:date="2026-10-28T14:44:00Z">
+            <w:rPr>
+              <w:spacing w:val="-2"/>
+            </w:rPr>
+          </w:rPrChange>
+        </w:rPr>
+      </w:pPr>
+    </w:p>
+    <w:p>
+      <w:pPr>
+        <w:pStyle w:val="Heading1"/>
+        <w:ind w:left="355"/>
+        <w:rPr>
+          <w:color w:val="FFFFFF" w:themeColor="background1"/>
+          <w:spacing w:val="-2"/>
+          <w:rPrChange w:id="483" w:author="DCS" w:date="2026-10-28T14:44:00Z">
+            <w:rPr>
+              <w:spacing w:val="-2"/>
+            </w:rPr>
+          </w:rPrChange>
+        </w:rPr>
+      </w:pPr>
+    </w:p>
+    <w:p>
+      <w:pPr>
+        <w:pStyle w:val="Heading1"/>
+        <w:ind w:left="355"/>
+        <w:rPr>
+          <w:color w:val="FFFFFF" w:themeColor="background1"/>
+          <w:spacing w:val="-2"/>
+          <w:rPrChange w:id="484" w:author="DCS" w:date="2026-10-28T14:44:00Z">
+            <w:rPr>
+              <w:spacing w:val="-2"/>
+            </w:rPr>
+          </w:rPrChange>
+        </w:rPr>
+      </w:pPr>
+    </w:p>
+    <w:p>
+      <w:pPr>
+        <w:pStyle w:val="Heading1"/>
+        <w:ind w:left="355"/>
+        <w:rPr>
+          <w:color w:val="FFFFFF" w:themeColor="background1"/>
+          <w:spacing w:val="-2"/>
+          <w:rPrChange w:id="485" w:author="DCS" w:date="2026-10-28T14:44:00Z">
+            <w:rPr>
+              <w:spacing w:val="-2"/>
+            </w:rPr>
+          </w:rPrChange>
+        </w:rPr>
+      </w:pPr>
+    </w:p>
+    <w:p>
+      <w:pPr>
+        <w:pStyle w:val="Heading1"/>
+        <w:ind w:left="355"/>
+        <w:rPr>
+          <w:color w:val="FFFFFF" w:themeColor="background1"/>
+          <w:spacing w:val="-2"/>
+          <w:rPrChange w:id="486" w:author="DCS" w:date="2026-10-28T14:44:00Z">
+            <w:rPr>
+              <w:spacing w:val="-2"/>
+            </w:rPr>
+          </w:rPrChange>
+        </w:rPr>
+      </w:pPr>
+    </w:p>
+    <w:p>
+      <w:pPr>
+        <w:pStyle w:val="Heading1"/>
+        <w:ind w:left="355"/>
+        <w:rPr>
+          <w:color w:val="FFFFFF" w:themeColor="background1"/>
+          <w:spacing w:val="-2"/>
+          <w:rPrChange w:id="487" w:author="DCS" w:date="2026-10-28T14:44:00Z">
+            <w:rPr>
+              <w:spacing w:val="-2"/>
+            </w:rPr>
+          </w:rPrChange>
+        </w:rPr>
+      </w:pPr>
+    </w:p>
+    <w:p>
+      <w:pPr>
+        <w:pStyle w:val="Heading1"/>
+        <w:ind w:left="355"/>
+        <w:rPr>
+          <w:color w:val="FFFFFF" w:themeColor="background1"/>
+          <w:spacing w:val="-2"/>
+          <w:rPrChange w:id="488" w:author="DCS" w:date="2026-10-28T14:44:00Z">
+            <w:rPr>
+              <w:spacing w:val="-2"/>
+            </w:rPr>
+          </w:rPrChange>
+        </w:rPr>
+      </w:pPr>
+    </w:p>
+    <w:p>
+      <w:pPr>
+        <w:pStyle w:val="Heading1"/>
+        <w:ind w:left="355"/>
+        <w:rPr>
+          <w:color w:val="FFFFFF" w:themeColor="background1"/>
+          <w:spacing w:val="-2"/>
+          <w:rPrChange w:id="489" w:author="DCS" w:date="2026-10-28T14:44:00Z">
+            <w:rPr>
+              <w:spacing w:val="-2"/>
+            </w:rPr>
+          </w:rPrChange>
+        </w:rPr>
+      </w:pPr>
+    </w:p>
+    <w:p>
+      <w:pPr>
+        <w:pStyle w:val="Heading1"/>
+        <w:ind w:left="355"/>
+        <w:rPr>
+          <w:color w:val="FFFFFF" w:themeColor="background1"/>
+          <w:spacing w:val="-2"/>
+          <w:rPrChange w:id="490" w:author="DCS" w:date="2026-10-28T14:44:00Z">
+            <w:rPr>
+              <w:spacing w:val="-2"/>
+            </w:rPr>
+          </w:rPrChange>
+        </w:rPr>
+      </w:pPr>
+    </w:p>
+    <w:p>
+      <w:pPr>
+        <w:pStyle w:val="Heading1"/>
+        <w:ind w:left="355"/>
+        <w:rPr>
+          <w:color w:val="FFFFFF" w:themeColor="background1"/>
+          <w:spacing w:val="-2"/>
+          <w:rPrChange w:id="491" w:author="DCS" w:date="2026-10-28T14:44:00Z">
+            <w:rPr>
+              <w:spacing w:val="-2"/>
+            </w:rPr>
+          </w:rPrChange>
+        </w:rPr>
+      </w:pPr>
+    </w:p>
+    <w:p>
+      <w:pPr>
+        <w:pStyle w:val="Heading1"/>
+        <w:ind w:left="355"/>
+        <w:rPr>
+          <w:color w:val="FFFFFF" w:themeColor="background1"/>
+          <w:spacing w:val="-2"/>
+          <w:rPrChange w:id="492" w:author="DCS" w:date="2026-10-28T14:44:00Z">
+            <w:rPr>
+              <w:spacing w:val="-2"/>
+            </w:rPr>
+          </w:rPrChange>
+        </w:rPr>
+      </w:pPr>
+    </w:p>
+    <w:p>
+      <w:pPr>
+        <w:pStyle w:val="Heading1"/>
+        <w:ind w:left="355"/>
+        <w:rPr>
+          <w:color w:val="FFFFFF" w:themeColor="background1"/>
+          <w:spacing w:val="-2"/>
+          <w:rPrChange w:id="493" w:author="DCS" w:date="2026-10-28T14:44:00Z">
+            <w:rPr>
+              <w:spacing w:val="-2"/>
+            </w:rPr>
+          </w:rPrChange>
+        </w:rPr>
+      </w:pPr>
+    </w:p>
+    <w:p>
+      <w:pPr>
+        <w:pStyle w:val="Heading1"/>
+        <w:ind w:left="355"/>
+        <w:rPr>
+          <w:color w:val="FFFFFF" w:themeColor="background1"/>
+          <w:spacing w:val="-2"/>
+          <w:rPrChange w:id="494" w:author="DCS" w:date="2026-10-28T14:44:00Z">
+            <w:rPr>
+              <w:spacing w:val="-2"/>
+            </w:rPr>
+          </w:rPrChange>
+        </w:rPr>
+      </w:pPr>
+    </w:p>
+    <w:p>
+      <w:pPr>
+        <w:pStyle w:val="Heading1"/>
+        <w:ind w:left="355"/>
+        <w:rPr>
+          <w:color w:val="FFFFFF" w:themeColor="background1"/>
+          <w:spacing w:val="-2"/>
+          <w:rPrChange w:id="495" w:author="DCS" w:date="2026-10-28T14:44:00Z">
+            <w:rPr>
+              <w:spacing w:val="-2"/>
+            </w:rPr>
+          </w:rPrChange>
+        </w:rPr>
+      </w:pPr>
+    </w:p>
+    <w:p>
+      <w:pPr>
+        <w:pStyle w:val="Heading1"/>
+        <w:ind w:left="355"/>
+        <w:rPr>
+          <w:color w:val="FFFFFF" w:themeColor="background1"/>
+          <w:spacing w:val="-2"/>
+          <w:rPrChange w:id="496" w:author="DCS" w:date="2026-10-28T14:44:00Z">
+            <w:rPr>
+              <w:spacing w:val="-2"/>
+            </w:rPr>
+          </w:rPrChange>
+        </w:rPr>
+      </w:pPr>
+    </w:p>
+    <w:p>
+      <w:pPr>
+        <w:pStyle w:val="Heading1"/>
+        <w:ind w:left="355"/>
+        <w:rPr>
+          <w:color w:val="FFFFFF" w:themeColor="background1"/>
+          <w:spacing w:val="-2"/>
+          <w:rPrChange w:id="497" w:author="DCS" w:date="2026-10-28T14:44:00Z">
+            <w:rPr>
+              <w:spacing w:val="-2"/>
+            </w:rPr>
+          </w:rPrChange>
+        </w:rPr>
+      </w:pPr>
+    </w:p>
+    <w:p>
+      <w:pPr>
+        <w:pStyle w:val="Heading1"/>
+        <w:ind w:left="355"/>
+        <w:rPr>
+          <w:color w:val="FFFFFF" w:themeColor="background1"/>
+          <w:spacing w:val="-2"/>
+          <w:rPrChange w:id="498" w:author="DCS" w:date="2026-10-28T14:44:00Z">
+            <w:rPr>
+              <w:spacing w:val="-2"/>
+            </w:rPr>
+          </w:rPrChange>
         </w:rPr>
       </w:pPr>
     </w:p>
@@ -13899,7 +15929,7 @@
                               </w:rPr>
                               <w:t>1</w:t>
                             </w:r>
-                            <w:ins w:id="165" w:author="Murshida" w:date="2026-10-28T12:26:00Z">
+                            <w:ins w:id="499" w:author="Murshida" w:date="2026-10-28T12:26:00Z">
                               <w:r>
                                 <w:rPr>
                                   <w:lang w:val="en-IN"/>
@@ -13907,7 +15937,7 @@
                                 <w:t>1</w:t>
                               </w:r>
                             </w:ins>
-                            <w:del w:id="166" w:author="Murshida" w:date="2026-10-28T12:26:00Z">
+                            <w:del w:id="500" w:author="Murshida" w:date="2026-10-28T12:26:00Z">
                               <w:r>
                                 <w:rPr>
                                   <w:lang w:val="en-IN"/>
@@ -13954,7 +15984,7 @@
                         </w:rPr>
                         <w:t>1</w:t>
                       </w:r>
-                      <w:ins w:id="167" w:author="Murshida" w:date="2026-10-28T12:26:00Z">
+                      <w:ins w:id="501" w:author="Murshida" w:date="2026-10-28T12:26:00Z">
                         <w:r>
                           <w:rPr>
                             <w:lang w:val="en-IN"/>
@@ -13962,7 +15992,7 @@
                           <w:t>1</w:t>
                         </w:r>
                       </w:ins>
-                      <w:del w:id="168" w:author="Murshida" w:date="2026-10-28T12:26:00Z">
+                      <w:del w:id="502" w:author="Murshida" w:date="2026-10-28T12:26:00Z">
                         <w:r>
                           <w:rPr>
                             <w:lang w:val="en-IN"/>
@@ -14474,111 +16504,189 @@
         <w:pStyle w:val="Heading1"/>
         <w:ind w:left="355"/>
         <w:rPr>
-          <w:spacing w:val="-2"/>
-        </w:rPr>
-      </w:pPr>
-    </w:p>
-    <w:p>
-      <w:pPr>
-        <w:pStyle w:val="Heading1"/>
-        <w:ind w:left="355"/>
-        <w:rPr>
-          <w:spacing w:val="-2"/>
-        </w:rPr>
-      </w:pPr>
-    </w:p>
-    <w:p>
-      <w:pPr>
-        <w:pStyle w:val="Heading1"/>
-        <w:ind w:left="355"/>
-        <w:rPr>
-          <w:spacing w:val="-2"/>
-        </w:rPr>
-      </w:pPr>
-    </w:p>
-    <w:p>
-      <w:pPr>
-        <w:pStyle w:val="Heading1"/>
-        <w:ind w:left="355"/>
-        <w:rPr>
-          <w:spacing w:val="-2"/>
-        </w:rPr>
-      </w:pPr>
-    </w:p>
-    <w:p>
-      <w:pPr>
-        <w:pStyle w:val="Heading1"/>
-        <w:ind w:left="355"/>
-        <w:rPr>
-          <w:spacing w:val="-2"/>
-        </w:rPr>
-      </w:pPr>
-    </w:p>
-    <w:p>
-      <w:pPr>
-        <w:pStyle w:val="Heading1"/>
-        <w:ind w:left="355"/>
-        <w:rPr>
-          <w:spacing w:val="-2"/>
-        </w:rPr>
-      </w:pPr>
-    </w:p>
-    <w:p>
-      <w:pPr>
-        <w:pStyle w:val="Heading1"/>
-        <w:ind w:left="355"/>
-        <w:rPr>
-          <w:spacing w:val="-2"/>
-        </w:rPr>
-      </w:pPr>
-    </w:p>
-    <w:p>
-      <w:pPr>
-        <w:pStyle w:val="Heading1"/>
-        <w:ind w:left="355"/>
-        <w:rPr>
-          <w:spacing w:val="-2"/>
-        </w:rPr>
-      </w:pPr>
-    </w:p>
-    <w:p>
-      <w:pPr>
-        <w:pStyle w:val="Heading1"/>
-        <w:ind w:left="355"/>
-        <w:rPr>
-          <w:spacing w:val="-2"/>
-        </w:rPr>
-      </w:pPr>
-    </w:p>
-    <w:p>
-      <w:pPr>
-        <w:pStyle w:val="Heading1"/>
-        <w:ind w:left="355"/>
-        <w:rPr>
-          <w:spacing w:val="-2"/>
-        </w:rPr>
-      </w:pPr>
-    </w:p>
-    <w:p>
-      <w:pPr>
-        <w:pStyle w:val="Heading1"/>
-        <w:ind w:left="355"/>
-        <w:rPr>
-          <w:spacing w:val="-2"/>
-        </w:rPr>
-      </w:pPr>
-    </w:p>
-    <w:p>
-      <w:pPr>
-        <w:pStyle w:val="Heading1"/>
-        <w:ind w:left="355"/>
-        <w:rPr>
-          <w:spacing w:val="-2"/>
-        </w:rPr>
-      </w:pPr>
-      <w:r>
-        <w:rPr>
-          <w:spacing w:val="-2"/>
+          <w:color w:val="FFFFFF" w:themeColor="background1"/>
+          <w:spacing w:val="-2"/>
+          <w:rPrChange w:id="503" w:author="DCS" w:date="2026-10-28T14:44:00Z">
+            <w:rPr>
+              <w:spacing w:val="-2"/>
+            </w:rPr>
+          </w:rPrChange>
+        </w:rPr>
+      </w:pPr>
+    </w:p>
+    <w:p>
+      <w:pPr>
+        <w:pStyle w:val="Heading1"/>
+        <w:ind w:left="355"/>
+        <w:rPr>
+          <w:color w:val="FFFFFF" w:themeColor="background1"/>
+          <w:spacing w:val="-2"/>
+          <w:rPrChange w:id="504" w:author="DCS" w:date="2026-10-28T14:44:00Z">
+            <w:rPr>
+              <w:spacing w:val="-2"/>
+            </w:rPr>
+          </w:rPrChange>
+        </w:rPr>
+      </w:pPr>
+    </w:p>
+    <w:p>
+      <w:pPr>
+        <w:pStyle w:val="Heading1"/>
+        <w:ind w:left="355"/>
+        <w:rPr>
+          <w:color w:val="FFFFFF" w:themeColor="background1"/>
+          <w:spacing w:val="-2"/>
+          <w:rPrChange w:id="505" w:author="DCS" w:date="2026-10-28T14:44:00Z">
+            <w:rPr>
+              <w:spacing w:val="-2"/>
+            </w:rPr>
+          </w:rPrChange>
+        </w:rPr>
+      </w:pPr>
+    </w:p>
+    <w:p>
+      <w:pPr>
+        <w:pStyle w:val="Heading1"/>
+        <w:ind w:left="355"/>
+        <w:rPr>
+          <w:color w:val="FFFFFF" w:themeColor="background1"/>
+          <w:spacing w:val="-2"/>
+          <w:rPrChange w:id="506" w:author="DCS" w:date="2026-10-28T14:44:00Z">
+            <w:rPr>
+              <w:spacing w:val="-2"/>
+            </w:rPr>
+          </w:rPrChange>
+        </w:rPr>
+      </w:pPr>
+    </w:p>
+    <w:p>
+      <w:pPr>
+        <w:pStyle w:val="Heading1"/>
+        <w:ind w:left="355"/>
+        <w:rPr>
+          <w:color w:val="FFFFFF" w:themeColor="background1"/>
+          <w:spacing w:val="-2"/>
+          <w:rPrChange w:id="507" w:author="DCS" w:date="2026-10-28T14:44:00Z">
+            <w:rPr>
+              <w:spacing w:val="-2"/>
+            </w:rPr>
+          </w:rPrChange>
+        </w:rPr>
+      </w:pPr>
+    </w:p>
+    <w:p>
+      <w:pPr>
+        <w:pStyle w:val="Heading1"/>
+        <w:ind w:left="355"/>
+        <w:rPr>
+          <w:color w:val="FFFFFF" w:themeColor="background1"/>
+          <w:spacing w:val="-2"/>
+          <w:rPrChange w:id="508" w:author="DCS" w:date="2026-10-28T14:44:00Z">
+            <w:rPr>
+              <w:spacing w:val="-2"/>
+            </w:rPr>
+          </w:rPrChange>
+        </w:rPr>
+      </w:pPr>
+    </w:p>
+    <w:p>
+      <w:pPr>
+        <w:pStyle w:val="Heading1"/>
+        <w:ind w:left="355"/>
+        <w:rPr>
+          <w:color w:val="FFFFFF" w:themeColor="background1"/>
+          <w:spacing w:val="-2"/>
+          <w:rPrChange w:id="509" w:author="DCS" w:date="2026-10-28T14:44:00Z">
+            <w:rPr>
+              <w:spacing w:val="-2"/>
+            </w:rPr>
+          </w:rPrChange>
+        </w:rPr>
+      </w:pPr>
+    </w:p>
+    <w:p>
+      <w:pPr>
+        <w:pStyle w:val="Heading1"/>
+        <w:ind w:left="355"/>
+        <w:rPr>
+          <w:color w:val="FFFFFF" w:themeColor="background1"/>
+          <w:spacing w:val="-2"/>
+          <w:rPrChange w:id="510" w:author="DCS" w:date="2026-10-28T14:44:00Z">
+            <w:rPr>
+              <w:spacing w:val="-2"/>
+            </w:rPr>
+          </w:rPrChange>
+        </w:rPr>
+      </w:pPr>
+    </w:p>
+    <w:p>
+      <w:pPr>
+        <w:pStyle w:val="Heading1"/>
+        <w:ind w:left="355"/>
+        <w:rPr>
+          <w:color w:val="FFFFFF" w:themeColor="background1"/>
+          <w:spacing w:val="-2"/>
+          <w:rPrChange w:id="511" w:author="DCS" w:date="2026-10-28T14:44:00Z">
+            <w:rPr>
+              <w:spacing w:val="-2"/>
+            </w:rPr>
+          </w:rPrChange>
+        </w:rPr>
+      </w:pPr>
+    </w:p>
+    <w:p>
+      <w:pPr>
+        <w:pStyle w:val="Heading1"/>
+        <w:ind w:left="355"/>
+        <w:rPr>
+          <w:color w:val="FFFFFF" w:themeColor="background1"/>
+          <w:spacing w:val="-2"/>
+          <w:rPrChange w:id="512" w:author="DCS" w:date="2026-10-28T14:44:00Z">
+            <w:rPr>
+              <w:spacing w:val="-2"/>
+            </w:rPr>
+          </w:rPrChange>
+        </w:rPr>
+      </w:pPr>
+    </w:p>
+    <w:p>
+      <w:pPr>
+        <w:pStyle w:val="Heading1"/>
+        <w:ind w:left="355"/>
+        <w:rPr>
+          <w:color w:val="FFFFFF" w:themeColor="background1"/>
+          <w:spacing w:val="-2"/>
+          <w:rPrChange w:id="513" w:author="DCS" w:date="2026-10-28T14:44:00Z">
+            <w:rPr>
+              <w:spacing w:val="-2"/>
+            </w:rPr>
+          </w:rPrChange>
+        </w:rPr>
+      </w:pPr>
+    </w:p>
+    <w:p>
+      <w:pPr>
+        <w:pStyle w:val="Heading1"/>
+        <w:ind w:left="355"/>
+        <w:rPr>
+          <w:color w:val="FFFFFF" w:themeColor="background1"/>
+          <w:spacing w:val="-2"/>
+          <w:rPrChange w:id="514" w:author="DCS" w:date="2026-10-28T14:44:00Z">
+            <w:rPr>
+              <w:spacing w:val="-2"/>
+            </w:rPr>
+          </w:rPrChange>
+        </w:rPr>
+      </w:pPr>
+      <w:r>
+        <w:rPr>
+          <w:color w:val="FFFFFF" w:themeColor="background1"/>
+          <w:spacing w:val="-2"/>
+          <w:rPrChange w:id="515" w:author="DCS" w:date="2026-10-28T14:44:00Z">
+            <w:rPr>
+              <w:spacing w:val="-2"/>
+            </w:rPr>
+          </w:rPrChange>
         </w:rPr>
         <w:t>RESULT :</w:t>
       </w:r>
@@ -14588,7 +16696,13 @@
         <w:spacing w:before="79"/>
         <w:ind w:left="360"/>
         <w:rPr>
-          <w:spacing w:val="-2"/>
+          <w:color w:val="FFFFFF" w:themeColor="background1"/>
+          <w:spacing w:val="-2"/>
+          <w:rPrChange w:id="516" w:author="DCS" w:date="2026-10-28T14:44:00Z">
+            <w:rPr>
+              <w:spacing w:val="-2"/>
+            </w:rPr>
+          </w:rPrChange>
         </w:rPr>
       </w:pPr>
     </w:p>
@@ -14597,7 +16711,13 @@
         <w:spacing w:before="79"/>
         <w:ind w:left="360"/>
         <w:rPr>
-          <w:spacing w:val="-2"/>
+          <w:color w:val="FFFFFF" w:themeColor="background1"/>
+          <w:spacing w:val="-2"/>
+          <w:rPrChange w:id="517" w:author="DCS" w:date="2026-10-28T14:44:00Z">
+            <w:rPr>
+              <w:spacing w:val="-2"/>
+            </w:rPr>
+          </w:rPrChange>
         </w:rPr>
       </w:pPr>
     </w:p>
@@ -14606,7 +16726,13 @@
         <w:spacing w:before="79"/>
         <w:ind w:left="360"/>
         <w:rPr>
-          <w:spacing w:val="-2"/>
+          <w:color w:val="FFFFFF" w:themeColor="background1"/>
+          <w:spacing w:val="-2"/>
+          <w:rPrChange w:id="518" w:author="DCS" w:date="2026-10-28T14:44:00Z">
+            <w:rPr>
+              <w:spacing w:val="-2"/>
+            </w:rPr>
+          </w:rPrChange>
         </w:rPr>
       </w:pPr>
     </w:p>
@@ -14785,7 +16911,7 @@
                               </w:rPr>
                               <w:t>1</w:t>
                             </w:r>
-                            <w:ins w:id="169" w:author="Murshida" w:date="2026-10-28T12:27:00Z">
+                            <w:ins w:id="519" w:author="Murshida" w:date="2026-10-28T12:27:00Z">
                               <w:r>
                                 <w:rPr>
                                   <w:lang w:val="en-IN"/>
@@ -14793,7 +16919,7 @@
                                 <w:t>2</w:t>
                               </w:r>
                             </w:ins>
-                            <w:del w:id="170" w:author="Murshida" w:date="2026-10-28T12:27:00Z">
+                            <w:del w:id="520" w:author="Murshida" w:date="2026-10-28T12:27:00Z">
                               <w:r>
                                 <w:rPr>
                                   <w:lang w:val="en-IN"/>
@@ -14840,7 +16966,7 @@
                         </w:rPr>
                         <w:t>1</w:t>
                       </w:r>
-                      <w:ins w:id="171" w:author="Murshida" w:date="2026-10-28T12:27:00Z">
+                      <w:ins w:id="521" w:author="Murshida" w:date="2026-10-28T12:27:00Z">
                         <w:r>
                           <w:rPr>
                             <w:lang w:val="en-IN"/>
@@ -14848,7 +16974,7 @@
                           <w:t>2</w:t>
                         </w:r>
                       </w:ins>
-                      <w:del w:id="172" w:author="Murshida" w:date="2026-10-28T12:27:00Z">
+                      <w:del w:id="522" w:author="Murshida" w:date="2026-10-28T12:27:00Z">
                         <w:r>
                           <w:rPr>
                             <w:lang w:val="en-IN"/>
@@ -15271,13 +17397,27 @@
         <w:ind w:left="360"/>
         <w:rPr>
           <w:b/>
+          <w:color w:val="FFFFFF" w:themeColor="background1"/>
           <w:sz w:val="24"/>
-        </w:rPr>
-      </w:pPr>
-      <w:r>
-        <w:rPr>
-          <w:b/>
+          <w:rPrChange w:id="523" w:author="DCS" w:date="2026-10-28T14:44:00Z">
+            <w:rPr>
+              <w:b/>
+              <w:sz w:val="24"/>
+            </w:rPr>
+          </w:rPrChange>
+        </w:rPr>
+      </w:pPr>
+      <w:r>
+        <w:rPr>
+          <w:b/>
+          <w:color w:val="FFFFFF" w:themeColor="background1"/>
           <w:sz w:val="24"/>
+          <w:rPrChange w:id="524" w:author="DCS" w:date="2026-10-28T14:44:00Z">
+            <w:rPr>
+              <w:b/>
+              <w:sz w:val="24"/>
+            </w:rPr>
+          </w:rPrChange>
         </w:rPr>
         <w:lastRenderedPageBreak/>
         <w:t>Ex. No:</w:t>
@@ -15285,8 +17425,16 @@
       <w:r>
         <w:rPr>
           <w:b/>
+          <w:color w:val="FFFFFF" w:themeColor="background1"/>
           <w:spacing w:val="-2"/>
           <w:sz w:val="24"/>
+          <w:rPrChange w:id="525" w:author="DCS" w:date="2026-10-28T14:44:00Z">
+            <w:rPr>
+              <w:b/>
+              <w:spacing w:val="-2"/>
+              <w:sz w:val="24"/>
+            </w:rPr>
+          </w:rPrChange>
         </w:rPr>
         <w:t xml:space="preserve"> 08</w:t>
       </w:r>
@@ -15297,28 +17445,57 @@
         <w:ind w:left="360"/>
         <w:rPr>
           <w:b/>
+          <w:color w:val="FFFFFF" w:themeColor="background1"/>
           <w:sz w:val="24"/>
-        </w:rPr>
-      </w:pPr>
-      <w:r>
-        <w:rPr>
-          <w:b/>
+          <w:rPrChange w:id="526" w:author="DCS" w:date="2026-10-28T14:44:00Z">
+            <w:rPr>
+              <w:b/>
+              <w:sz w:val="24"/>
+            </w:rPr>
+          </w:rPrChange>
+        </w:rPr>
+      </w:pPr>
+      <w:r>
+        <w:rPr>
+          <w:b/>
+          <w:color w:val="FFFFFF" w:themeColor="background1"/>
           <w:sz w:val="24"/>
+          <w:rPrChange w:id="527" w:author="DCS" w:date="2026-10-28T14:44:00Z">
+            <w:rPr>
+              <w:b/>
+              <w:sz w:val="24"/>
+            </w:rPr>
+          </w:rPrChange>
         </w:rPr>
         <w:t>Date:</w:t>
       </w:r>
       <w:r>
         <w:rPr>
           <w:b/>
+          <w:color w:val="FFFFFF" w:themeColor="background1"/>
           <w:spacing w:val="-4"/>
           <w:sz w:val="24"/>
+          <w:rPrChange w:id="528" w:author="DCS" w:date="2026-10-28T14:44:00Z">
+            <w:rPr>
+              <w:b/>
+              <w:spacing w:val="-4"/>
+              <w:sz w:val="24"/>
+            </w:rPr>
+          </w:rPrChange>
         </w:rPr>
         <w:t xml:space="preserve"> 0</w:t>
       </w:r>
       <w:r>
         <w:rPr>
           <w:b/>
+          <w:color w:val="FFFFFF" w:themeColor="background1"/>
           <w:sz w:val="24"/>
+          <w:rPrChange w:id="529" w:author="DCS" w:date="2026-10-28T14:44:00Z">
+            <w:rPr>
+              <w:b/>
+              <w:sz w:val="24"/>
+            </w:rPr>
+          </w:rPrChange>
         </w:rPr>
         <w:t>8-09-2026</w:t>
       </w:r>
@@ -15329,36 +17506,69 @@
         <w:ind w:left="-284" w:right="-284"/>
         <w:jc w:val="center"/>
         <w:rPr>
-          <w:ins w:id="173" w:author="Murshida" w:date="2026-10-28T12:42:00Z"/>
-          <w:b/>
+          <w:ins w:id="530" w:author="Murshida" w:date="2026-10-28T12:42:00Z"/>
+          <w:b/>
+          <w:color w:val="FFFFFF" w:themeColor="background1"/>
           <w:sz w:val="32"/>
           <w:szCs w:val="24"/>
-        </w:rPr>
-      </w:pPr>
-      <w:r>
-        <w:rPr>
-          <w:b/>
+          <w:rPrChange w:id="531" w:author="DCS" w:date="2026-10-28T14:44:00Z">
+            <w:rPr>
+              <w:ins w:id="532" w:author="Murshida" w:date="2026-10-28T12:42:00Z"/>
+              <w:b/>
+              <w:sz w:val="32"/>
+              <w:szCs w:val="24"/>
+            </w:rPr>
+          </w:rPrChange>
+        </w:rPr>
+      </w:pPr>
+      <w:r>
+        <w:rPr>
+          <w:b/>
+          <w:color w:val="FFFFFF" w:themeColor="background1"/>
           <w:sz w:val="32"/>
           <w:szCs w:val="24"/>
+          <w:rPrChange w:id="533" w:author="DCS" w:date="2026-10-28T14:44:00Z">
+            <w:rPr>
+              <w:b/>
+              <w:sz w:val="32"/>
+              <w:szCs w:val="24"/>
+            </w:rPr>
+          </w:rPrChange>
         </w:rPr>
         <w:t>T</w:t>
       </w:r>
-      <w:ins w:id="174" w:author="Murshida" w:date="2026-10-28T12:41:00Z">
+      <w:ins w:id="534" w:author="Murshida" w:date="2026-10-28T12:41:00Z">
         <w:r>
           <w:rPr>
             <w:b/>
+            <w:color w:val="FFFFFF" w:themeColor="background1"/>
             <w:sz w:val="32"/>
             <w:szCs w:val="24"/>
+            <w:rPrChange w:id="535" w:author="DCS" w:date="2026-10-28T14:44:00Z">
+              <w:rPr>
+                <w:b/>
+                <w:sz w:val="32"/>
+                <w:szCs w:val="24"/>
+              </w:rPr>
+            </w:rPrChange>
           </w:rPr>
           <w:t>R</w:t>
         </w:r>
       </w:ins>
-      <w:ins w:id="175" w:author="Murshida" w:date="2026-10-28T12:42:00Z">
+      <w:ins w:id="536" w:author="Murshida" w:date="2026-10-28T12:42:00Z">
         <w:r>
           <w:rPr>
             <w:b/>
+            <w:color w:val="FFFFFF" w:themeColor="background1"/>
             <w:sz w:val="32"/>
             <w:szCs w:val="24"/>
+            <w:rPrChange w:id="537" w:author="DCS" w:date="2026-10-28T14:44:00Z">
+              <w:rPr>
+                <w:b/>
+                <w:sz w:val="32"/>
+                <w:szCs w:val="24"/>
+              </w:rPr>
+            </w:rPrChange>
           </w:rPr>
           <w:t xml:space="preserve">AVELLING </w:t>
         </w:r>
@@ -15366,17 +17576,33 @@
       <w:r>
         <w:rPr>
           <w:b/>
+          <w:color w:val="FFFFFF" w:themeColor="background1"/>
           <w:sz w:val="32"/>
           <w:szCs w:val="24"/>
+          <w:rPrChange w:id="538" w:author="DCS" w:date="2026-10-28T14:44:00Z">
+            <w:rPr>
+              <w:b/>
+              <w:sz w:val="32"/>
+              <w:szCs w:val="24"/>
+            </w:rPr>
+          </w:rPrChange>
         </w:rPr>
         <w:t>S</w:t>
       </w:r>
-      <w:ins w:id="176" w:author="Murshida" w:date="2026-10-28T12:42:00Z">
+      <w:ins w:id="539" w:author="Murshida" w:date="2026-10-28T12:42:00Z">
         <w:r>
           <w:rPr>
             <w:b/>
+            <w:color w:val="FFFFFF" w:themeColor="background1"/>
             <w:sz w:val="32"/>
             <w:szCs w:val="24"/>
+            <w:rPrChange w:id="540" w:author="DCS" w:date="2026-10-28T14:44:00Z">
+              <w:rPr>
+                <w:b/>
+                <w:sz w:val="32"/>
+                <w:szCs w:val="24"/>
+              </w:rPr>
+            </w:rPrChange>
           </w:rPr>
           <w:t xml:space="preserve">ALESMAN </w:t>
         </w:r>
@@ -15384,17 +17610,33 @@
       <w:r>
         <w:rPr>
           <w:b/>
+          <w:color w:val="FFFFFF" w:themeColor="background1"/>
           <w:sz w:val="32"/>
           <w:szCs w:val="24"/>
+          <w:rPrChange w:id="541" w:author="DCS" w:date="2026-10-28T14:44:00Z">
+            <w:rPr>
+              <w:b/>
+              <w:sz w:val="32"/>
+              <w:szCs w:val="24"/>
+            </w:rPr>
+          </w:rPrChange>
         </w:rPr>
         <w:t>P</w:t>
       </w:r>
-      <w:ins w:id="177" w:author="Murshida" w:date="2026-10-28T12:42:00Z">
+      <w:ins w:id="542" w:author="Murshida" w:date="2026-10-28T12:42:00Z">
         <w:r>
           <w:rPr>
             <w:b/>
+            <w:color w:val="FFFFFF" w:themeColor="background1"/>
             <w:sz w:val="32"/>
             <w:szCs w:val="24"/>
+            <w:rPrChange w:id="543" w:author="DCS" w:date="2026-10-28T14:44:00Z">
+              <w:rPr>
+                <w:b/>
+                <w:sz w:val="32"/>
+                <w:szCs w:val="24"/>
+              </w:rPr>
+            </w:rPrChange>
           </w:rPr>
           <w:t>ROBLEM</w:t>
         </w:r>
@@ -15407,16 +17649,32 @@
         <w:jc w:val="center"/>
         <w:rPr>
           <w:b/>
+          <w:color w:val="FFFFFF" w:themeColor="background1"/>
           <w:sz w:val="32"/>
           <w:szCs w:val="24"/>
-        </w:rPr>
-      </w:pPr>
-      <w:del w:id="178" w:author="Murshida" w:date="2026-10-28T12:42:00Z">
+          <w:rPrChange w:id="544" w:author="DCS" w:date="2026-10-28T14:44:00Z">
+            <w:rPr>
+              <w:b/>
+              <w:sz w:val="32"/>
+              <w:szCs w:val="24"/>
+            </w:rPr>
+          </w:rPrChange>
+        </w:rPr>
+      </w:pPr>
+      <w:del w:id="545" w:author="Murshida" w:date="2026-10-28T12:42:00Z">
         <w:r>
           <w:rPr>
             <w:b/>
+            <w:color w:val="FFFFFF" w:themeColor="background1"/>
             <w:sz w:val="32"/>
             <w:szCs w:val="24"/>
+            <w:rPrChange w:id="546" w:author="DCS" w:date="2026-10-28T14:44:00Z">
+              <w:rPr>
+                <w:b/>
+                <w:sz w:val="32"/>
+                <w:szCs w:val="24"/>
+              </w:rPr>
+            </w:rPrChange>
           </w:rPr>
           <w:delText xml:space="preserve"> </w:delText>
         </w:r>
@@ -15424,8 +17682,16 @@
       <w:r>
         <w:rPr>
           <w:b/>
+          <w:color w:val="FFFFFF" w:themeColor="background1"/>
           <w:sz w:val="32"/>
           <w:szCs w:val="24"/>
+          <w:rPrChange w:id="547" w:author="DCS" w:date="2026-10-28T14:44:00Z">
+            <w:rPr>
+              <w:b/>
+              <w:sz w:val="32"/>
+              <w:szCs w:val="24"/>
+            </w:rPr>
+          </w:rPrChange>
         </w:rPr>
         <w:t>USING BRANCH AND BOUND</w:t>
       </w:r>
@@ -15440,7 +17706,14 @@
         <w:jc w:val="center"/>
         <w:rPr>
           <w:b/>
+          <w:color w:val="FFFFFF" w:themeColor="background1"/>
           <w:sz w:val="28"/>
+          <w:rPrChange w:id="548" w:author="DCS" w:date="2026-10-28T14:44:00Z">
+            <w:rPr>
+              <w:b/>
+              <w:sz w:val="28"/>
+            </w:rPr>
+          </w:rPrChange>
         </w:rPr>
       </w:pPr>
     </w:p>
@@ -15451,27 +17724,41 @@
         <w:ind w:left="360"/>
         <w:rPr>
           <w:b/>
+          <w:color w:val="FFFFFF" w:themeColor="background1"/>
           <w:sz w:val="28"/>
-        </w:rPr>
-      </w:pPr>
-      <w:r>
-        <w:rPr>
-          <w:b/>
+          <w:rPrChange w:id="549" w:author="DCS" w:date="2026-10-28T14:44:00Z">
+            <w:rPr>
+              <w:b/>
+              <w:sz w:val="28"/>
+            </w:rPr>
+          </w:rPrChange>
+        </w:rPr>
+      </w:pPr>
+      <w:r>
+        <w:rPr>
+          <w:b/>
+          <w:color w:val="FFFFFF" w:themeColor="background1"/>
           <w:sz w:val="28"/>
-        </w:rPr>
-        <w:t xml:space="preserve">AIM </w:t>
-      </w:r>
-      <w:r>
-        <w:rPr>
-          <w:b/>
+          <w:rPrChange w:id="550" w:author="DCS" w:date="2026-10-28T14:44:00Z">
+            <w:rPr>
+              <w:b/>
+              <w:sz w:val="28"/>
+            </w:rPr>
+          </w:rPrChange>
+        </w:rPr>
+        <w:t xml:space="preserve">AIM : </w:t>
+      </w:r>
+      <w:r>
+        <w:rPr>
+          <w:b/>
+          <w:color w:val="FFFFFF" w:themeColor="background1"/>
           <w:sz w:val="28"/>
-        </w:rPr>
-        <w:t xml:space="preserve">: </w:t>
-      </w:r>
-      <w:r>
-        <w:rPr>
-          <w:b/>
-          <w:sz w:val="28"/>
+          <w:rPrChange w:id="551" w:author="DCS" w:date="2026-10-28T14:44:00Z">
+            <w:rPr>
+              <w:b/>
+              <w:sz w:val="28"/>
+            </w:rPr>
+          </w:rPrChange>
         </w:rPr>
         <w:tab/>
       </w:r>
@@ -15481,6 +17768,12 @@
         <w:pStyle w:val="BodyText"/>
         <w:spacing w:before="211" w:line="357" w:lineRule="auto"/>
         <w:ind w:left="360"/>
+        <w:rPr>
+          <w:color w:val="FFFFFF" w:themeColor="background1"/>
+          <w:rPrChange w:id="552" w:author="DCS" w:date="2026-10-28T14:44:00Z">
+            <w:rPr/>
+          </w:rPrChange>
+        </w:rPr>
       </w:pPr>
     </w:p>
     <w:p>
@@ -15491,251 +17784,347 @@
         </w:tabs>
         <w:spacing w:line="357" w:lineRule="auto"/>
         <w:ind w:left="360"/>
-      </w:pPr>
-    </w:p>
-    <w:p>
-      <w:pPr>
-        <w:pStyle w:val="Heading1"/>
-        <w:ind w:left="355"/>
-        <w:rPr>
-          <w:spacing w:val="-2"/>
-        </w:rPr>
-      </w:pPr>
-      <w:r>
-        <w:rPr>
-          <w:spacing w:val="-2"/>
-        </w:rPr>
-        <w:t>ALGORITHM  :</w:t>
-      </w:r>
-      <w:r>
-        <w:rPr>
-          <w:spacing w:val="-2"/>
-        </w:rPr>
-        <w:t xml:space="preserve"> </w:t>
-      </w:r>
-    </w:p>
-    <w:p>
-      <w:pPr>
-        <w:pStyle w:val="Heading1"/>
-        <w:ind w:left="355"/>
-        <w:rPr>
-          <w:spacing w:val="-2"/>
-        </w:rPr>
-      </w:pPr>
-    </w:p>
-    <w:p>
-      <w:pPr>
-        <w:pStyle w:val="Heading1"/>
-        <w:ind w:left="355"/>
-        <w:rPr>
-          <w:spacing w:val="-2"/>
-        </w:rPr>
-      </w:pPr>
-    </w:p>
-    <w:p>
-      <w:pPr>
-        <w:pStyle w:val="Heading1"/>
-        <w:ind w:left="355"/>
-        <w:rPr>
-          <w:spacing w:val="-2"/>
-        </w:rPr>
-      </w:pPr>
-    </w:p>
-    <w:p>
-      <w:pPr>
-        <w:pStyle w:val="Heading1"/>
-        <w:ind w:left="355"/>
-        <w:rPr>
-          <w:spacing w:val="-2"/>
-        </w:rPr>
-      </w:pPr>
-    </w:p>
-    <w:p>
-      <w:pPr>
-        <w:pStyle w:val="Heading1"/>
-        <w:ind w:left="355"/>
-        <w:rPr>
-          <w:spacing w:val="-2"/>
-        </w:rPr>
-      </w:pPr>
-    </w:p>
-    <w:p>
-      <w:pPr>
-        <w:pStyle w:val="Heading1"/>
-        <w:ind w:left="355"/>
-        <w:rPr>
-          <w:spacing w:val="-2"/>
-        </w:rPr>
-      </w:pPr>
-    </w:p>
-    <w:p>
-      <w:pPr>
-        <w:pStyle w:val="Heading1"/>
-        <w:ind w:left="355"/>
-        <w:rPr>
-          <w:spacing w:val="-2"/>
-        </w:rPr>
-      </w:pPr>
-    </w:p>
-    <w:p>
-      <w:pPr>
-        <w:pStyle w:val="Heading1"/>
-        <w:ind w:left="355"/>
-        <w:rPr>
-          <w:spacing w:val="-2"/>
-        </w:rPr>
-      </w:pPr>
-    </w:p>
-    <w:p>
-      <w:pPr>
-        <w:pStyle w:val="Heading1"/>
-        <w:ind w:left="355"/>
-        <w:rPr>
-          <w:spacing w:val="-2"/>
-        </w:rPr>
-      </w:pPr>
-    </w:p>
-    <w:p>
-      <w:pPr>
-        <w:pStyle w:val="Heading1"/>
-        <w:ind w:left="355"/>
-        <w:rPr>
-          <w:spacing w:val="-2"/>
-        </w:rPr>
-      </w:pPr>
-    </w:p>
-    <w:p>
-      <w:pPr>
-        <w:pStyle w:val="Heading1"/>
-        <w:ind w:left="355"/>
-        <w:rPr>
-          <w:spacing w:val="-2"/>
-        </w:rPr>
-      </w:pPr>
-    </w:p>
-    <w:p>
-      <w:pPr>
-        <w:pStyle w:val="Heading1"/>
-        <w:ind w:left="355"/>
-        <w:rPr>
-          <w:spacing w:val="-2"/>
-        </w:rPr>
-      </w:pPr>
-    </w:p>
-    <w:p>
-      <w:pPr>
-        <w:pStyle w:val="Heading1"/>
-        <w:ind w:left="355"/>
-        <w:rPr>
-          <w:spacing w:val="-2"/>
-        </w:rPr>
-      </w:pPr>
-    </w:p>
-    <w:p>
-      <w:pPr>
-        <w:pStyle w:val="Heading1"/>
-        <w:ind w:left="355"/>
-        <w:rPr>
-          <w:spacing w:val="-2"/>
-        </w:rPr>
-      </w:pPr>
-    </w:p>
-    <w:p>
-      <w:pPr>
-        <w:pStyle w:val="Heading1"/>
-        <w:ind w:left="355"/>
-        <w:rPr>
-          <w:spacing w:val="-2"/>
-        </w:rPr>
-      </w:pPr>
-    </w:p>
-    <w:p>
-      <w:pPr>
-        <w:pStyle w:val="Heading1"/>
-        <w:ind w:left="355"/>
-        <w:rPr>
-          <w:spacing w:val="-2"/>
-        </w:rPr>
-      </w:pPr>
-    </w:p>
-    <w:p>
-      <w:pPr>
-        <w:pStyle w:val="Heading1"/>
-        <w:ind w:left="355"/>
-        <w:rPr>
-          <w:spacing w:val="-2"/>
-        </w:rPr>
-      </w:pPr>
-    </w:p>
-    <w:p>
-      <w:pPr>
-        <w:pStyle w:val="Heading1"/>
-        <w:ind w:left="355"/>
-        <w:rPr>
-          <w:spacing w:val="-2"/>
-        </w:rPr>
-      </w:pPr>
-    </w:p>
-    <w:p>
-      <w:pPr>
-        <w:pStyle w:val="Heading1"/>
-        <w:ind w:left="355"/>
-        <w:rPr>
-          <w:spacing w:val="-2"/>
-        </w:rPr>
-      </w:pPr>
-    </w:p>
-    <w:p>
-      <w:pPr>
-        <w:pStyle w:val="Heading1"/>
-        <w:ind w:left="355"/>
-        <w:rPr>
-          <w:spacing w:val="-2"/>
-        </w:rPr>
-      </w:pPr>
-    </w:p>
-    <w:p>
-      <w:pPr>
-        <w:pStyle w:val="Heading1"/>
-        <w:ind w:left="355"/>
-        <w:rPr>
-          <w:spacing w:val="-2"/>
-        </w:rPr>
-      </w:pPr>
-    </w:p>
-    <w:p>
-      <w:pPr>
-        <w:pStyle w:val="Heading1"/>
-        <w:ind w:left="355"/>
-        <w:rPr>
-          <w:spacing w:val="-2"/>
-        </w:rPr>
-      </w:pPr>
-    </w:p>
-    <w:p>
-      <w:pPr>
-        <w:pStyle w:val="Heading1"/>
-        <w:ind w:left="355"/>
-        <w:rPr>
-          <w:spacing w:val="-2"/>
-        </w:rPr>
-      </w:pPr>
-    </w:p>
-    <w:p>
-      <w:pPr>
-        <w:pStyle w:val="Heading1"/>
-        <w:ind w:left="355"/>
-        <w:rPr>
-          <w:spacing w:val="-2"/>
-        </w:rPr>
-      </w:pPr>
-    </w:p>
-    <w:p>
-      <w:pPr>
-        <w:pStyle w:val="Heading1"/>
-        <w:ind w:left="355"/>
-        <w:rPr>
-          <w:del w:id="179" w:author="Murshida" w:date="2026-10-28T12:42:00Z"/>
+        <w:rPr>
+          <w:color w:val="FFFFFF" w:themeColor="background1"/>
+          <w:rPrChange w:id="553" w:author="DCS" w:date="2026-10-28T14:44:00Z">
+            <w:rPr/>
+          </w:rPrChange>
+        </w:rPr>
+      </w:pPr>
+    </w:p>
+    <w:p>
+      <w:pPr>
+        <w:pStyle w:val="Heading1"/>
+        <w:ind w:left="355"/>
+        <w:rPr>
+          <w:color w:val="FFFFFF" w:themeColor="background1"/>
+          <w:spacing w:val="-2"/>
+          <w:rPrChange w:id="554" w:author="DCS" w:date="2026-10-28T14:44:00Z">
+            <w:rPr>
+              <w:spacing w:val="-2"/>
+            </w:rPr>
+          </w:rPrChange>
+        </w:rPr>
+      </w:pPr>
+      <w:r>
+        <w:rPr>
+          <w:color w:val="FFFFFF" w:themeColor="background1"/>
+          <w:spacing w:val="-2"/>
+          <w:rPrChange w:id="555" w:author="DCS" w:date="2026-10-28T14:44:00Z">
+            <w:rPr>
+              <w:spacing w:val="-2"/>
+            </w:rPr>
+          </w:rPrChange>
+        </w:rPr>
+        <w:t xml:space="preserve">ALGORITHM  : </w:t>
+      </w:r>
+    </w:p>
+    <w:p>
+      <w:pPr>
+        <w:pStyle w:val="Heading1"/>
+        <w:ind w:left="355"/>
+        <w:rPr>
+          <w:color w:val="FFFFFF" w:themeColor="background1"/>
+          <w:spacing w:val="-2"/>
+          <w:rPrChange w:id="556" w:author="DCS" w:date="2026-10-28T14:44:00Z">
+            <w:rPr>
+              <w:spacing w:val="-2"/>
+            </w:rPr>
+          </w:rPrChange>
+        </w:rPr>
+      </w:pPr>
+    </w:p>
+    <w:p>
+      <w:pPr>
+        <w:pStyle w:val="Heading1"/>
+        <w:ind w:left="355"/>
+        <w:rPr>
+          <w:color w:val="FFFFFF" w:themeColor="background1"/>
+          <w:spacing w:val="-2"/>
+          <w:rPrChange w:id="557" w:author="DCS" w:date="2026-10-28T14:44:00Z">
+            <w:rPr>
+              <w:spacing w:val="-2"/>
+            </w:rPr>
+          </w:rPrChange>
+        </w:rPr>
+      </w:pPr>
+    </w:p>
+    <w:p>
+      <w:pPr>
+        <w:pStyle w:val="Heading1"/>
+        <w:ind w:left="355"/>
+        <w:rPr>
+          <w:color w:val="FFFFFF" w:themeColor="background1"/>
+          <w:spacing w:val="-2"/>
+          <w:rPrChange w:id="558" w:author="DCS" w:date="2026-10-28T14:44:00Z">
+            <w:rPr>
+              <w:spacing w:val="-2"/>
+            </w:rPr>
+          </w:rPrChange>
+        </w:rPr>
+      </w:pPr>
+    </w:p>
+    <w:p>
+      <w:pPr>
+        <w:pStyle w:val="Heading1"/>
+        <w:ind w:left="355"/>
+        <w:rPr>
+          <w:color w:val="FFFFFF" w:themeColor="background1"/>
+          <w:spacing w:val="-2"/>
+          <w:rPrChange w:id="559" w:author="DCS" w:date="2026-10-28T14:44:00Z">
+            <w:rPr>
+              <w:spacing w:val="-2"/>
+            </w:rPr>
+          </w:rPrChange>
+        </w:rPr>
+      </w:pPr>
+    </w:p>
+    <w:p>
+      <w:pPr>
+        <w:pStyle w:val="Heading1"/>
+        <w:ind w:left="355"/>
+        <w:rPr>
+          <w:color w:val="FFFFFF" w:themeColor="background1"/>
+          <w:spacing w:val="-2"/>
+          <w:rPrChange w:id="560" w:author="DCS" w:date="2026-10-28T14:44:00Z">
+            <w:rPr>
+              <w:spacing w:val="-2"/>
+            </w:rPr>
+          </w:rPrChange>
+        </w:rPr>
+      </w:pPr>
+    </w:p>
+    <w:p>
+      <w:pPr>
+        <w:pStyle w:val="Heading1"/>
+        <w:ind w:left="355"/>
+        <w:rPr>
+          <w:color w:val="FFFFFF" w:themeColor="background1"/>
+          <w:spacing w:val="-2"/>
+          <w:rPrChange w:id="561" w:author="DCS" w:date="2026-10-28T14:44:00Z">
+            <w:rPr>
+              <w:spacing w:val="-2"/>
+            </w:rPr>
+          </w:rPrChange>
+        </w:rPr>
+      </w:pPr>
+    </w:p>
+    <w:p>
+      <w:pPr>
+        <w:pStyle w:val="Heading1"/>
+        <w:ind w:left="355"/>
+        <w:rPr>
+          <w:color w:val="FFFFFF" w:themeColor="background1"/>
+          <w:spacing w:val="-2"/>
+          <w:rPrChange w:id="562" w:author="DCS" w:date="2026-10-28T14:44:00Z">
+            <w:rPr>
+              <w:spacing w:val="-2"/>
+            </w:rPr>
+          </w:rPrChange>
+        </w:rPr>
+      </w:pPr>
+    </w:p>
+    <w:p>
+      <w:pPr>
+        <w:pStyle w:val="Heading1"/>
+        <w:ind w:left="355"/>
+        <w:rPr>
+          <w:color w:val="FFFFFF" w:themeColor="background1"/>
+          <w:spacing w:val="-2"/>
+          <w:rPrChange w:id="563" w:author="DCS" w:date="2026-10-28T14:44:00Z">
+            <w:rPr>
+              <w:spacing w:val="-2"/>
+            </w:rPr>
+          </w:rPrChange>
+        </w:rPr>
+      </w:pPr>
+    </w:p>
+    <w:p>
+      <w:pPr>
+        <w:pStyle w:val="Heading1"/>
+        <w:ind w:left="355"/>
+        <w:rPr>
+          <w:color w:val="FFFFFF" w:themeColor="background1"/>
+          <w:spacing w:val="-2"/>
+          <w:rPrChange w:id="564" w:author="DCS" w:date="2026-10-28T14:44:00Z">
+            <w:rPr>
+              <w:spacing w:val="-2"/>
+            </w:rPr>
+          </w:rPrChange>
+        </w:rPr>
+      </w:pPr>
+    </w:p>
+    <w:p>
+      <w:pPr>
+        <w:pStyle w:val="Heading1"/>
+        <w:ind w:left="355"/>
+        <w:rPr>
+          <w:color w:val="FFFFFF" w:themeColor="background1"/>
+          <w:spacing w:val="-2"/>
+          <w:rPrChange w:id="565" w:author="DCS" w:date="2026-10-28T14:44:00Z">
+            <w:rPr>
+              <w:spacing w:val="-2"/>
+            </w:rPr>
+          </w:rPrChange>
+        </w:rPr>
+      </w:pPr>
+    </w:p>
+    <w:p>
+      <w:pPr>
+        <w:pStyle w:val="Heading1"/>
+        <w:ind w:left="355"/>
+        <w:rPr>
+          <w:color w:val="FFFFFF" w:themeColor="background1"/>
+          <w:spacing w:val="-2"/>
+          <w:rPrChange w:id="566" w:author="DCS" w:date="2026-10-28T14:44:00Z">
+            <w:rPr>
+              <w:spacing w:val="-2"/>
+            </w:rPr>
+          </w:rPrChange>
+        </w:rPr>
+      </w:pPr>
+    </w:p>
+    <w:p>
+      <w:pPr>
+        <w:pStyle w:val="Heading1"/>
+        <w:ind w:left="355"/>
+        <w:rPr>
+          <w:color w:val="FFFFFF" w:themeColor="background1"/>
+          <w:spacing w:val="-2"/>
+          <w:rPrChange w:id="567" w:author="DCS" w:date="2026-10-28T14:44:00Z">
+            <w:rPr>
+              <w:spacing w:val="-2"/>
+            </w:rPr>
+          </w:rPrChange>
+        </w:rPr>
+      </w:pPr>
+    </w:p>
+    <w:p>
+      <w:pPr>
+        <w:pStyle w:val="Heading1"/>
+        <w:ind w:left="355"/>
+        <w:rPr>
+          <w:color w:val="FFFFFF" w:themeColor="background1"/>
+          <w:spacing w:val="-2"/>
+          <w:rPrChange w:id="568" w:author="DCS" w:date="2026-10-28T14:44:00Z">
+            <w:rPr>
+              <w:spacing w:val="-2"/>
+            </w:rPr>
+          </w:rPrChange>
+        </w:rPr>
+      </w:pPr>
+    </w:p>
+    <w:p>
+      <w:pPr>
+        <w:pStyle w:val="Heading1"/>
+        <w:ind w:left="355"/>
+        <w:rPr>
+          <w:color w:val="FFFFFF" w:themeColor="background1"/>
+          <w:spacing w:val="-2"/>
+          <w:rPrChange w:id="569" w:author="DCS" w:date="2026-10-28T14:44:00Z">
+            <w:rPr>
+              <w:spacing w:val="-2"/>
+            </w:rPr>
+          </w:rPrChange>
+        </w:rPr>
+      </w:pPr>
+    </w:p>
+    <w:p>
+      <w:pPr>
+        <w:pStyle w:val="Heading1"/>
+        <w:ind w:left="355"/>
+        <w:rPr>
+          <w:spacing w:val="-2"/>
+        </w:rPr>
+      </w:pPr>
+    </w:p>
+    <w:p>
+      <w:pPr>
+        <w:pStyle w:val="Heading1"/>
+        <w:ind w:left="355"/>
+        <w:rPr>
+          <w:spacing w:val="-2"/>
+        </w:rPr>
+      </w:pPr>
+    </w:p>
+    <w:p>
+      <w:pPr>
+        <w:pStyle w:val="Heading1"/>
+        <w:ind w:left="355"/>
+        <w:rPr>
+          <w:spacing w:val="-2"/>
+        </w:rPr>
+      </w:pPr>
+    </w:p>
+    <w:p>
+      <w:pPr>
+        <w:pStyle w:val="Heading1"/>
+        <w:ind w:left="355"/>
+        <w:rPr>
+          <w:spacing w:val="-2"/>
+        </w:rPr>
+      </w:pPr>
+    </w:p>
+    <w:p>
+      <w:pPr>
+        <w:pStyle w:val="Heading1"/>
+        <w:ind w:left="355"/>
+        <w:rPr>
+          <w:spacing w:val="-2"/>
+        </w:rPr>
+      </w:pPr>
+    </w:p>
+    <w:p>
+      <w:pPr>
+        <w:pStyle w:val="Heading1"/>
+        <w:ind w:left="355"/>
+        <w:rPr>
+          <w:spacing w:val="-2"/>
+        </w:rPr>
+      </w:pPr>
+    </w:p>
+    <w:p>
+      <w:pPr>
+        <w:pStyle w:val="Heading1"/>
+        <w:ind w:left="355"/>
+        <w:rPr>
+          <w:spacing w:val="-2"/>
+        </w:rPr>
+      </w:pPr>
+    </w:p>
+    <w:p>
+      <w:pPr>
+        <w:pStyle w:val="Heading1"/>
+        <w:ind w:left="355"/>
+        <w:rPr>
+          <w:spacing w:val="-2"/>
+        </w:rPr>
+      </w:pPr>
+    </w:p>
+    <w:p>
+      <w:pPr>
+        <w:pStyle w:val="Heading1"/>
+        <w:ind w:left="355"/>
+        <w:rPr>
+          <w:spacing w:val="-2"/>
+        </w:rPr>
+      </w:pPr>
+    </w:p>
+    <w:p>
+      <w:pPr>
+        <w:pStyle w:val="Heading1"/>
+        <w:ind w:left="355"/>
+        <w:rPr>
+          <w:spacing w:val="-2"/>
+        </w:rPr>
+      </w:pPr>
+    </w:p>
+    <w:p>
+      <w:pPr>
+        <w:pStyle w:val="Heading1"/>
+        <w:ind w:left="355"/>
+        <w:rPr>
+          <w:del w:id="570" w:author="Murshida" w:date="2026-10-28T12:42:00Z"/>
           <w:spacing w:val="-2"/>
         </w:rPr>
       </w:pPr>
@@ -15834,7 +18223,7 @@
                               </w:rPr>
                               <w:t>1</w:t>
                             </w:r>
-                            <w:ins w:id="180" w:author="Murshida" w:date="2026-10-28T12:27:00Z">
+                            <w:ins w:id="571" w:author="Murshida" w:date="2026-10-28T12:27:00Z">
                               <w:r>
                                 <w:rPr>
                                   <w:lang w:val="en-IN"/>
@@ -15842,7 +18231,7 @@
                                 <w:t>3</w:t>
                               </w:r>
                             </w:ins>
-                            <w:del w:id="181" w:author="Murshida" w:date="2026-10-28T12:27:00Z">
+                            <w:del w:id="572" w:author="Murshida" w:date="2026-10-28T12:27:00Z">
                               <w:r>
                                 <w:rPr>
                                   <w:lang w:val="en-IN"/>
@@ -15889,7 +18278,7 @@
                         </w:rPr>
                         <w:t>1</w:t>
                       </w:r>
-                      <w:ins w:id="182" w:author="Murshida" w:date="2026-10-28T12:27:00Z">
+                      <w:ins w:id="573" w:author="Murshida" w:date="2026-10-28T12:27:00Z">
                         <w:r>
                           <w:rPr>
                             <w:lang w:val="en-IN"/>
@@ -15897,7 +18286,7 @@
                           <w:t>3</w:t>
                         </w:r>
                       </w:ins>
-                      <w:del w:id="183" w:author="Murshida" w:date="2026-10-28T12:27:00Z">
+                      <w:del w:id="574" w:author="Murshida" w:date="2026-10-28T12:27:00Z">
                         <w:r>
                           <w:rPr>
                             <w:lang w:val="en-IN"/>
@@ -16499,13 +18888,27 @@
         <w:ind w:left="360"/>
         <w:rPr>
           <w:b/>
+          <w:color w:val="FFFFFF" w:themeColor="background1"/>
           <w:sz w:val="28"/>
-        </w:rPr>
-      </w:pPr>
-      <w:r>
-        <w:rPr>
-          <w:b/>
+          <w:rPrChange w:id="575" w:author="DCS" w:date="2026-10-28T14:44:00Z">
+            <w:rPr>
+              <w:b/>
+              <w:sz w:val="28"/>
+            </w:rPr>
+          </w:rPrChange>
+        </w:rPr>
+      </w:pPr>
+      <w:r>
+        <w:rPr>
+          <w:b/>
+          <w:color w:val="FFFFFF" w:themeColor="background1"/>
           <w:sz w:val="28"/>
+          <w:rPrChange w:id="576" w:author="DCS" w:date="2026-10-28T14:44:00Z">
+            <w:rPr>
+              <w:b/>
+              <w:sz w:val="28"/>
+            </w:rPr>
+          </w:rPrChange>
         </w:rPr>
         <w:t>RESULT  :</w:t>
       </w:r>
@@ -16581,7 +18984,7 @@
                               </w:rPr>
                               <w:t>1</w:t>
                             </w:r>
-                            <w:ins w:id="184" w:author="Murshida" w:date="2026-10-28T12:27:00Z">
+                            <w:ins w:id="577" w:author="Murshida" w:date="2026-10-28T12:27:00Z">
                               <w:r>
                                 <w:rPr>
                                   <w:lang w:val="en-IN"/>
@@ -16589,7 +18992,7 @@
                                 <w:t>4</w:t>
                               </w:r>
                             </w:ins>
-                            <w:del w:id="185" w:author="Murshida" w:date="2026-10-28T12:27:00Z">
+                            <w:del w:id="578" w:author="Murshida" w:date="2026-10-28T12:27:00Z">
                               <w:r>
                                 <w:rPr>
                                   <w:lang w:val="en-IN"/>
@@ -16636,7 +19039,7 @@
                         </w:rPr>
                         <w:t>1</w:t>
                       </w:r>
-                      <w:ins w:id="186" w:author="Murshida" w:date="2026-10-28T12:27:00Z">
+                      <w:ins w:id="579" w:author="Murshida" w:date="2026-10-28T12:27:00Z">
                         <w:r>
                           <w:rPr>
                             <w:lang w:val="en-IN"/>
@@ -16644,7 +19047,7 @@
                           <w:t>4</w:t>
                         </w:r>
                       </w:ins>
-                      <w:del w:id="187" w:author="Murshida" w:date="2026-10-28T12:27:00Z">
+                      <w:del w:id="580" w:author="Murshida" w:date="2026-10-28T12:27:00Z">
                         <w:r>
                           <w:rPr>
                             <w:lang w:val="en-IN"/>
@@ -16678,7 +19081,7 @@
 </file>
 
 <file path=word/endnotes.xml><?xml version="1.0" encoding="utf-8"?>
-<w:endnotes xmlns:wpc="http://schemas.microsoft.com/office/word/2010/wordprocessingCanvas" xmlns:cx="http://schemas.microsoft.com/office/drawing/2014/chartex" xmlns:cx1="http://schemas.microsoft.com/office/drawing/2015/9/8/chartex" xmlns:mc="http://schemas.openxmlformats.org/markup-compatibility/2006" xmlns:o="urn:schemas-microsoft-com:office:office" xmlns:r="http://schemas.openxmlformats.org/officeDocument/2006/relationships" xmlns:m="http://schemas.openxmlformats.org/officeDocument/2006/math" xmlns:v="urn:schemas-microsoft-com:vml" xmlns:wp14="http://schemas.microsoft.com/office/word/2010/wordprocessingDrawing" xmlns:wp="http://schemas.openxmlformats.org/drawingml/2006/wordprocessingDrawing" xmlns:w10="urn:schemas-microsoft-com:office:word" xmlns:w="http://schemas.openxmlformats.org/wordprocessingml/2006/main" xmlns:w14="http://schemas.microsoft.com/office/word/2010/wordml" xmlns:w15="http://schemas.microsoft.com/office/word/2012/wordml" xmlns:w16se="http://schemas.microsoft.com/office/word/2015/wordml/symex" xmlns:wpg="http://schemas.microsoft.com/office/word/2010/wordprocessingGroup" xmlns:wpi="http://schemas.microsoft.com/office/word/2010/wordprocessingInk" xmlns:wne="http://schemas.microsoft.com/office/word/2006/wordml" xmlns:wps="http://schemas.microsoft.com/office/word/2010/wordprocessingShape" mc:Ignorable="w14 w15 w16se wp14">
+<w:endnotes xmlns:wpc="http://schemas.microsoft.com/office/word/2010/wordprocessingCanvas" xmlns:cx="http://schemas.microsoft.com/office/drawing/2014/chartex" xmlns:mc="http://schemas.openxmlformats.org/markup-compatibility/2006" xmlns:o="urn:schemas-microsoft-com:office:office" xmlns:r="http://schemas.openxmlformats.org/officeDocument/2006/relationships" xmlns:m="http://schemas.openxmlformats.org/officeDocument/2006/math" xmlns:v="urn:schemas-microsoft-com:vml" xmlns:wp14="http://schemas.microsoft.com/office/word/2010/wordprocessingDrawing" xmlns:wp="http://schemas.openxmlformats.org/drawingml/2006/wordprocessingDrawing" xmlns:w10="urn:schemas-microsoft-com:office:word" xmlns:w="http://schemas.openxmlformats.org/wordprocessingml/2006/main" xmlns:w14="http://schemas.microsoft.com/office/word/2010/wordml" xmlns:w15="http://schemas.microsoft.com/office/word/2012/wordml" xmlns:w16se="http://schemas.microsoft.com/office/word/2015/wordml/symex" xmlns:wpg="http://schemas.microsoft.com/office/word/2010/wordprocessingGroup" xmlns:wpi="http://schemas.microsoft.com/office/word/2010/wordprocessingInk" xmlns:wne="http://schemas.microsoft.com/office/word/2006/wordml" xmlns:wps="http://schemas.microsoft.com/office/word/2010/wordprocessingShape" mc:Ignorable="w14 w15 w16se wp14">
   <w:endnote w:type="separator" w:id="-1">
     <w:p>
       <w:r>
@@ -16697,7 +19100,7 @@
 </file>
 
 <file path=word/footnotes.xml><?xml version="1.0" encoding="utf-8"?>
-<w:footnotes xmlns:wpc="http://schemas.microsoft.com/office/word/2010/wordprocessingCanvas" xmlns:cx="http://schemas.microsoft.com/office/drawing/2014/chartex" xmlns:cx1="http://schemas.microsoft.com/office/drawing/2015/9/8/chartex" xmlns:mc="http://schemas.openxmlformats.org/markup-compatibility/2006" xmlns:o="urn:schemas-microsoft-com:office:office" xmlns:r="http://schemas.openxmlformats.org/officeDocument/2006/relationships" xmlns:m="http://schemas.openxmlformats.org/officeDocument/2006/math" xmlns:v="urn:schemas-microsoft-com:vml" xmlns:wp14="http://schemas.microsoft.com/office/word/2010/wordprocessingDrawing" xmlns:wp="http://schemas.openxmlformats.org/drawingml/2006/wordprocessingDrawing" xmlns:w10="urn:schemas-microsoft-com:office:word" xmlns:w="http://schemas.openxmlformats.org/wordprocessingml/2006/main" xmlns:w14="http://schemas.microsoft.com/office/word/2010/wordml" xmlns:w15="http://schemas.microsoft.com/office/word/2012/wordml" xmlns:w16se="http://schemas.microsoft.com/office/word/2015/wordml/symex" xmlns:wpg="http://schemas.microsoft.com/office/word/2010/wordprocessingGroup" xmlns:wpi="http://schemas.microsoft.com/office/word/2010/wordprocessingInk" xmlns:wne="http://schemas.microsoft.com/office/word/2006/wordml" xmlns:wps="http://schemas.microsoft.com/office/word/2010/wordprocessingShape" mc:Ignorable="w14 w15 w16se wp14">
+<w:footnotes xmlns:wpc="http://schemas.microsoft.com/office/word/2010/wordprocessingCanvas" xmlns:cx="http://schemas.microsoft.com/office/drawing/2014/chartex" xmlns:mc="http://schemas.openxmlformats.org/markup-compatibility/2006" xmlns:o="urn:schemas-microsoft-com:office:office" xmlns:r="http://schemas.openxmlformats.org/officeDocument/2006/relationships" xmlns:m="http://schemas.openxmlformats.org/officeDocument/2006/math" xmlns:v="urn:schemas-microsoft-com:vml" xmlns:wp14="http://schemas.microsoft.com/office/word/2010/wordprocessingDrawing" xmlns:wp="http://schemas.openxmlformats.org/drawingml/2006/wordprocessingDrawing" xmlns:w10="urn:schemas-microsoft-com:office:word" xmlns:w="http://schemas.openxmlformats.org/wordprocessingml/2006/main" xmlns:w14="http://schemas.microsoft.com/office/word/2010/wordml" xmlns:w15="http://schemas.microsoft.com/office/word/2012/wordml" xmlns:w16se="http://schemas.microsoft.com/office/word/2015/wordml/symex" xmlns:wpg="http://schemas.microsoft.com/office/word/2010/wordprocessingGroup" xmlns:wpi="http://schemas.microsoft.com/office/word/2010/wordprocessingInk" xmlns:wne="http://schemas.microsoft.com/office/word/2006/wordml" xmlns:wps="http://schemas.microsoft.com/office/word/2010/wordprocessingShape" mc:Ignorable="w14 w15 w16se wp14">
   <w:footnote w:type="separator" w:id="-1">
     <w:p>
       <w:r>
@@ -16716,7 +19119,7 @@
 </file>
 
 <file path=word/numbering.xml><?xml version="1.0" encoding="utf-8"?>
-<w:numbering xmlns:wpc="http://schemas.microsoft.com/office/word/2010/wordprocessingCanvas" xmlns:cx="http://schemas.microsoft.com/office/drawing/2014/chartex" xmlns:cx1="http://schemas.microsoft.com/office/drawing/2015/9/8/chartex" xmlns:mc="http://schemas.openxmlformats.org/markup-compatibility/2006" xmlns:o="urn:schemas-microsoft-com:office:office" xmlns:r="http://schemas.openxmlformats.org/officeDocument/2006/relationships" xmlns:m="http://schemas.openxmlformats.org/officeDocument/2006/math" xmlns:v="urn:schemas-microsoft-com:vml" xmlns:wp14="http://schemas.microsoft.com/office/word/2010/wordprocessingDrawing" xmlns:wp="http://schemas.openxmlformats.org/drawingml/2006/wordprocessingDrawing" xmlns:w10="urn:schemas-microsoft-com:office:word" xmlns:w="http://schemas.openxmlformats.org/wordprocessingml/2006/main" xmlns:w14="http://schemas.microsoft.com/office/word/2010/wordml" xmlns:w15="http://schemas.microsoft.com/office/word/2012/wordml" xmlns:w16se="http://schemas.microsoft.com/office/word/2015/wordml/symex" xmlns:wpg="http://schemas.microsoft.com/office/word/2010/wordprocessingGroup" xmlns:wpi="http://schemas.microsoft.com/office/word/2010/wordprocessingInk" xmlns:wne="http://schemas.microsoft.com/office/word/2006/wordml" xmlns:wps="http://schemas.microsoft.com/office/word/2010/wordprocessingShape" mc:Ignorable="w14 w15 w16se wp14">
+<w:numbering xmlns:wpc="http://schemas.microsoft.com/office/word/2010/wordprocessingCanvas" xmlns:cx="http://schemas.microsoft.com/office/drawing/2014/chartex" xmlns:mc="http://schemas.openxmlformats.org/markup-compatibility/2006" xmlns:o="urn:schemas-microsoft-com:office:office" xmlns:r="http://schemas.openxmlformats.org/officeDocument/2006/relationships" xmlns:m="http://schemas.openxmlformats.org/officeDocument/2006/math" xmlns:v="urn:schemas-microsoft-com:vml" xmlns:wp14="http://schemas.microsoft.com/office/word/2010/wordprocessingDrawing" xmlns:wp="http://schemas.openxmlformats.org/drawingml/2006/wordprocessingDrawing" xmlns:w10="urn:schemas-microsoft-com:office:word" xmlns:w="http://schemas.openxmlformats.org/wordprocessingml/2006/main" xmlns:w14="http://schemas.microsoft.com/office/word/2010/wordml" xmlns:w15="http://schemas.microsoft.com/office/word/2012/wordml" xmlns:w16se="http://schemas.microsoft.com/office/word/2015/wordml/symex" xmlns:wpg="http://schemas.microsoft.com/office/word/2010/wordprocessingGroup" xmlns:wpi="http://schemas.microsoft.com/office/word/2010/wordprocessingInk" xmlns:wne="http://schemas.microsoft.com/office/word/2006/wordml" xmlns:wps="http://schemas.microsoft.com/office/word/2010/wordprocessingShape" mc:Ignorable="w14 w15 w16se wp14">
   <w:abstractNum w:abstractNumId="0" w15:restartNumberingAfterBreak="0">
     <w:nsid w:val="0303365B"/>
     <w:multiLevelType w:val="hybridMultilevel"/>
@@ -20123,9 +22526,12 @@
 </file>
 
 <file path=word/people.xml><?xml version="1.0" encoding="utf-8"?>
-<w15:people xmlns:wpc="http://schemas.microsoft.com/office/word/2010/wordprocessingCanvas" xmlns:cx="http://schemas.microsoft.com/office/drawing/2014/chartex" xmlns:cx1="http://schemas.microsoft.com/office/drawing/2015/9/8/chartex" xmlns:mc="http://schemas.openxmlformats.org/markup-compatibility/2006" xmlns:o="urn:schemas-microsoft-com:office:office" xmlns:r="http://schemas.openxmlformats.org/officeDocument/2006/relationships" xmlns:m="http://schemas.openxmlformats.org/officeDocument/2006/math" xmlns:v="urn:schemas-microsoft-com:vml" xmlns:wp14="http://schemas.microsoft.com/office/word/2010/wordprocessingDrawing" xmlns:wp="http://schemas.openxmlformats.org/drawingml/2006/wordprocessingDrawing" xmlns:w10="urn:schemas-microsoft-com:office:word" xmlns:w="http://schemas.openxmlformats.org/wordprocessingml/2006/main" xmlns:w14="http://schemas.microsoft.com/office/word/2010/wordml" xmlns:w15="http://schemas.microsoft.com/office/word/2012/wordml" xmlns:w16se="http://schemas.microsoft.com/office/word/2015/wordml/symex" xmlns:wpg="http://schemas.microsoft.com/office/word/2010/wordprocessingGroup" xmlns:wpi="http://schemas.microsoft.com/office/word/2010/wordprocessingInk" xmlns:wne="http://schemas.microsoft.com/office/word/2006/wordml" xmlns:wps="http://schemas.microsoft.com/office/word/2010/wordprocessingShape" mc:Ignorable="w14 w15 w16se wp14">
+<w15:people xmlns:wpc="http://schemas.microsoft.com/office/word/2010/wordprocessingCanvas" xmlns:cx="http://schemas.microsoft.com/office/drawing/2014/chartex" xmlns:mc="http://schemas.openxmlformats.org/markup-compatibility/2006" xmlns:o="urn:schemas-microsoft-com:office:office" xmlns:r="http://schemas.openxmlformats.org/officeDocument/2006/relationships" xmlns:m="http://schemas.openxmlformats.org/officeDocument/2006/math" xmlns:v="urn:schemas-microsoft-com:vml" xmlns:wp14="http://schemas.microsoft.com/office/word/2010/wordprocessingDrawing" xmlns:wp="http://schemas.openxmlformats.org/drawingml/2006/wordprocessingDrawing" xmlns:w10="urn:schemas-microsoft-com:office:word" xmlns:w="http://schemas.openxmlformats.org/wordprocessingml/2006/main" xmlns:w14="http://schemas.microsoft.com/office/word/2010/wordml" xmlns:w15="http://schemas.microsoft.com/office/word/2012/wordml" xmlns:w16se="http://schemas.microsoft.com/office/word/2015/wordml/symex" xmlns:wpg="http://schemas.microsoft.com/office/word/2010/wordprocessingGroup" xmlns:wpi="http://schemas.microsoft.com/office/word/2010/wordprocessingInk" xmlns:wne="http://schemas.microsoft.com/office/word/2006/wordml" xmlns:wps="http://schemas.microsoft.com/office/word/2010/wordprocessingShape" mc:Ignorable="w14 w15 w16se wp14">
   <w15:person w15:author="Murshida">
     <w15:presenceInfo w15:providerId="Windows Live" w15:userId="29fd2ecc90a4cf1a"/>
+  </w15:person>
+  <w15:person w15:author="DCS">
+    <w15:presenceInfo w15:providerId="None" w15:userId="DCS"/>
   </w15:person>
 </w15:people>
 </file>
@@ -21031,7 +23437,7 @@
 </file>
 
 <file path=customXml/itemProps1.xml><?xml version="1.0" encoding="utf-8"?>
-<ds:datastoreItem xmlns:ds="http://schemas.openxmlformats.org/officeDocument/2006/customXml" ds:itemID="{FF4EABA7-B78F-4D49-9C83-D324F5DC2DC1}">
+<ds:datastoreItem xmlns:ds="http://schemas.openxmlformats.org/officeDocument/2006/customXml" ds:itemID="{C1A99CFA-88CF-4F9E-8BF8-082E9D770DF2}">
   <ds:schemaRefs>
     <ds:schemaRef ds:uri="http://schemas.openxmlformats.org/officeDocument/2006/bibliography"/>
   </ds:schemaRefs>
